--- a/reports/ripretinib-gist-cea/report-shell.docx
+++ b/reports/ripretinib-gist-cea/report-shell.docx
@@ -35,7 +35,7 @@
         <w:t xml:space="preserve">문서 상태</w:t>
       </w:r>
       <w:r>
-        <w:t xml:space="preserve">: 보고서 쉘 v0.3 (TA1146 guidance 원문 반영)</w:t>
+        <w:t xml:space="preserve">: 보고서 쉘 v0.5 (TA1146 guidance + committee papers 원문 반영)</w:t>
       </w:r>
     </w:p>
     <w:p>
@@ -366,6 +366,10 @@
               <w:jc w:val="left"/>
             </w:pPr>
             <w:r>
+              <w:rPr>
+                <w:bCs/>
+                <w:b/>
+              </w:rPr>
               <w:t xml:space="preserve">TA1146 committee papers (GID-TA11676)</w:t>
             </w:r>
           </w:p>
@@ -378,19 +382,19 @@
               <w:jc w:val="left"/>
             </w:pPr>
             <w:r>
-              <w:t xml:space="preserve">회사 제출자료, EAG 보고서, 모형 세부 명세</w:t>
-            </w:r>
-          </w:p>
-        </w:tc>
-        <w:tc>
-          <w:tcPr/>
-          <w:p>
-            <w:pPr>
-              <w:pStyle w:val="Compact"/>
-              <w:jc w:val="left"/>
-            </w:pPr>
-            <w:r>
-              <w:t xml:space="preserve">⬜ 미확인 — 세부 투입값 확인용</w:t>
+              <w:t xml:space="preserve">① 회사 제출자료(2025.5.28.) ② 환자용 요약(SIP) ③ 명확화 질의응답(2025.6.30./7.7.) ④ 환자·전문가 단체 의견(GIST Cancer UK, PAWS-GIST, Sarcoma UK) ⑤ 임상·환자 전문가 진술 ⑥ EAG 보고서(2025.8.20.) 및 addendum(2025.9.25.) ⑦ 회사 개정 기본분석 addendum(2025.9.26.)</w:t>
+            </w:r>
+          </w:p>
+        </w:tc>
+        <w:tc>
+          <w:tcPr/>
+          <w:p>
+            <w:pPr>
+              <w:pStyle w:val="Compact"/>
+              <w:jc w:val="left"/>
+            </w:pPr>
+            <w:r>
+              <w:t xml:space="preserve">✅ 원문 확인(삭제본)</w:t>
             </w:r>
           </w:p>
         </w:tc>
@@ -1097,7 +1101,7 @@
               <w:jc w:val="left"/>
             </w:pPr>
             <w:r>
-              <w:t xml:space="preserve">v0.3 (쉘)</w:t>
+              <w:t xml:space="preserve">v0.5 (쉘)</w:t>
             </w:r>
           </w:p>
         </w:tc>
@@ -1306,6 +1310,40 @@
         <w:t xml:space="preserve">으로 한다.</w:t>
       </w:r>
     </w:p>
+    <w:p>
+      <w:pPr>
+        <w:pStyle w:val="BodyText"/>
+      </w:pPr>
+      <w:r>
+        <w:t xml:space="preserve">✅</w:t>
+      </w:r>
+      <w:r>
+        <w:t xml:space="preserve"> </w:t>
+      </w:r>
+      <w:r>
+        <w:rPr>
+          <w:bCs/>
+          <w:b/>
+        </w:rPr>
+        <w:t xml:space="preserve">재평가(ID6496) 내부 경과</w:t>
+      </w:r>
+      <w:r>
+        <w:t xml:space="preserve">: 1차 위원회 회의(ACM1) 후</w:t>
+      </w:r>
+      <w:r>
+        <w:t xml:space="preserve"> </w:t>
+      </w:r>
+      <w:r>
+        <w:rPr>
+          <w:bCs/>
+          <w:b/>
+        </w:rPr>
+        <w:t xml:space="preserve">2025.10. 초안 지침(draft guidance)은 비권고</w:t>
+      </w:r>
+      <w:r>
+        <w:t xml:space="preserve">였음 — 당시 위원회/EAG 선호 분석의 ICER는 £44,964/QALY로 구(舊) 통상 임계값(£20,000–30,000)을 상회. 이에 회사가 2025.12. ① PAS 할인 인상(할인율 비공개), ② 2022 데이터컷 재분석, ③ TSE-IPCW 보정 방법 추가를 제출하였고, 최종 guidance에서 권고로 전환됨 [출처: EAG critique of DG response(2025.12.16.) §1; 회사 DG Addendum(2025.12.3.)]</w:t>
+      </w:r>
+    </w:p>
     <w:bookmarkEnd w:id="26"/>
     <w:bookmarkStart w:id="27" w:name="X4886125989b6bcccc12a086176258325bc7133b"/>
     <w:p>
@@ -1442,6 +1480,30 @@
       </w:pPr>
       <w:r>
         <w:t xml:space="preserve">위원회 결론: 이마티닙·수니티닙·레고라페닙 이후, 특히 exon 17/18 변이 진행성 GIST에서 효과적인 치료 옵션에 대한 미충족 수요 존재</w:t>
+      </w:r>
+    </w:p>
+    <w:p>
+      <w:pPr>
+        <w:numPr>
+          <w:ilvl w:val="0"/>
+          <w:numId w:val="1003"/>
+        </w:numPr>
+        <w:pStyle w:val="Compact"/>
+      </w:pPr>
+      <w:r>
+        <w:t xml:space="preserve">✅ 영국 규모: 연간 신규 GIST 약 900–1,000명, 이 중 약 173명이 4차 치료 대상으로 진행 [출처: ID6496 회사 제출자료 §1.4.1, §3.7]</w:t>
+      </w:r>
+    </w:p>
+    <w:p>
+      <w:pPr>
+        <w:numPr>
+          <w:ilvl w:val="0"/>
+          <w:numId w:val="1003"/>
+        </w:numPr>
+        <w:pStyle w:val="Compact"/>
+      </w:pPr>
+      <w:r>
+        <w:t xml:space="preserve">✅ 3차 이후 BSC만 받는 환자의 기대 생존은 임상의 추정 2–3개월(INVICTUS 비교차군 중앙 OS 1.8개월) [출처: ID6496 §1.4.1; EAG 보고서]</w:t>
       </w:r>
     </w:p>
     <w:p>
@@ -2899,7 +2961,7 @@
               <w:jc w:val="left"/>
             </w:pPr>
             <w:r>
-              <w:t xml:space="preserve">⬜ [committee papers에서 원모델 time horizon 확인 후 국내 적용 기간 결정]</w:t>
+              <w:t xml:space="preserve">✅ 원모델 40년(lifetime), 28일 주기 [ID6496 §3.2 — 상세는 2.5절] ⬜ [국내 적용 기간 확정]</w:t>
             </w:r>
           </w:p>
         </w:tc>
@@ -2973,7 +3035,7 @@
         <w:pStyle w:val="Compact"/>
       </w:pPr>
       <w:r>
-        <w:t xml:space="preserve">⬜ [국내 대상 환자 규모 추정 — 청구자료/암등록 자료]</w:t>
+        <w:t xml:space="preserve">⬜ [국내 대상 환자 규모 추정 — 청구자료/암등록 자료. 참고: 영국은 연간 약 173명으로 추산 ✅ [ID6496 §3.7]]</w:t>
       </w:r>
     </w:p>
     <w:bookmarkEnd w:id="36"/>
@@ -3022,10 +3084,26 @@
     </w:p>
     <w:p>
       <w:pPr>
-        <w:pStyle w:val="FirstParagraph"/>
-      </w:pPr>
-      <w:r>
-        <w:t xml:space="preserve">⬜ [국내 지침 관점 기재. NICE는 NHS/PSS 관점 — 차이·조정 내역 명시]</w:t>
+        <w:numPr>
+          <w:ilvl w:val="0"/>
+          <w:numId w:val="1010"/>
+        </w:numPr>
+        <w:pStyle w:val="Compact"/>
+      </w:pPr>
+      <w:r>
+        <w:t xml:space="preserve">✅ 원모델: NHS/PSS(보건의료·사회서비스) 관점, 간접비용 미포함 [출처: ID6496 §3.2.2, Table 55]</w:t>
+      </w:r>
+    </w:p>
+    <w:p>
+      <w:pPr>
+        <w:numPr>
+          <w:ilvl w:val="0"/>
+          <w:numId w:val="1010"/>
+        </w:numPr>
+        <w:pStyle w:val="Compact"/>
+      </w:pPr>
+      <w:r>
+        <w:t xml:space="preserve">본 분석: 보험자 관점(모델 작업본 Payer 설정) ⬜ [국내 지침상 관점 표기(제한적 사회적 관점 등) 확정]</w:t>
       </w:r>
     </w:p>
     <w:bookmarkEnd w:id="38"/>
@@ -3042,7 +3120,7 @@
       <w:pPr>
         <w:numPr>
           <w:ilvl w:val="0"/>
-          <w:numId w:val="1010"/>
+          <w:numId w:val="1011"/>
         </w:numPr>
         <w:pStyle w:val="Compact"/>
       </w:pPr>
@@ -3070,7 +3148,7 @@
       <w:pPr>
         <w:numPr>
           <w:ilvl w:val="0"/>
-          <w:numId w:val="1010"/>
+          <w:numId w:val="1011"/>
         </w:numPr>
         <w:pStyle w:val="Compact"/>
       </w:pPr>
@@ -3088,7 +3166,7 @@
         <w:t xml:space="preserve">모형 주기: 28일, 연 13주기, 총 520주기</w:t>
       </w:r>
       <w:r>
-        <w:t xml:space="preserve">, 코호트 1,000명 [출처: 모델 Settings·Cost Inputs]</w:t>
+        <w:t xml:space="preserve">, 코호트 1,000명, half-cycle correction 적용 [출처: 모델 Settings·Cost Inputs; EAG 보고서 §4.2.2]</w:t>
       </w:r>
     </w:p>
     <w:bookmarkEnd w:id="39"/>
@@ -3130,7 +3208,7 @@
       <w:pPr>
         <w:numPr>
           <w:ilvl w:val="0"/>
-          <w:numId w:val="1011"/>
+          <w:numId w:val="1012"/>
         </w:numPr>
         <w:pStyle w:val="Compact"/>
       </w:pPr>
@@ -3149,7 +3227,7 @@
       <w:pPr>
         <w:numPr>
           <w:ilvl w:val="0"/>
-          <w:numId w:val="1011"/>
+          <w:numId w:val="1012"/>
         </w:numPr>
         <w:pStyle w:val="Compact"/>
       </w:pPr>
@@ -3174,7 +3252,7 @@
       <w:pPr>
         <w:numPr>
           <w:ilvl w:val="1"/>
-          <w:numId w:val="1012"/>
+          <w:numId w:val="1013"/>
         </w:numPr>
         <w:pStyle w:val="Compact"/>
       </w:pPr>
@@ -3186,7 +3264,7 @@
       <w:pPr>
         <w:numPr>
           <w:ilvl w:val="1"/>
-          <w:numId w:val="1012"/>
+          <w:numId w:val="1013"/>
         </w:numPr>
         <w:pStyle w:val="Compact"/>
       </w:pPr>
@@ -3198,7 +3276,7 @@
       <w:pPr>
         <w:numPr>
           <w:ilvl w:val="1"/>
-          <w:numId w:val="1012"/>
+          <w:numId w:val="1013"/>
         </w:numPr>
         <w:pStyle w:val="Compact"/>
       </w:pPr>
@@ -3210,7 +3288,7 @@
       <w:pPr>
         <w:numPr>
           <w:ilvl w:val="1"/>
-          <w:numId w:val="1012"/>
+          <w:numId w:val="1013"/>
         </w:numPr>
         <w:pStyle w:val="Compact"/>
       </w:pPr>
@@ -3242,7 +3320,7 @@
       <w:pPr>
         <w:numPr>
           <w:ilvl w:val="0"/>
-          <w:numId w:val="1013"/>
+          <w:numId w:val="1014"/>
         </w:numPr>
         <w:pStyle w:val="Compact"/>
       </w:pPr>
@@ -3254,7 +3332,7 @@
       <w:pPr>
         <w:numPr>
           <w:ilvl w:val="0"/>
-          <w:numId w:val="1013"/>
+          <w:numId w:val="1014"/>
         </w:numPr>
         <w:pStyle w:val="Compact"/>
       </w:pPr>
@@ -3291,7 +3369,7 @@
       <w:pPr>
         <w:numPr>
           <w:ilvl w:val="0"/>
-          <w:numId w:val="1013"/>
+          <w:numId w:val="1014"/>
         </w:numPr>
         <w:pStyle w:val="Compact"/>
       </w:pPr>
@@ -3335,12 +3413,12 @@
       <w:pPr>
         <w:numPr>
           <w:ilvl w:val="0"/>
-          <w:numId w:val="1014"/>
-        </w:numPr>
-        <w:pStyle w:val="Compact"/>
-      </w:pPr>
-      <w:r>
-        <w:t xml:space="preserve">✅ 위원회 선호:</w:t>
+          <w:numId w:val="1015"/>
+        </w:numPr>
+        <w:pStyle w:val="Compact"/>
+      </w:pPr>
+      <w:r>
+        <w:t xml:space="preserve">✅ 회사 원제출 모델(2025.5.)은 TTD·PFS·OS 모두</w:t>
       </w:r>
       <w:r>
         <w:t xml:space="preserve"> </w:t>
@@ -3350,44 +3428,13 @@
           <w:bCs/>
           <w:b/>
         </w:rPr>
-        <w:t xml:space="preserve">2022년 5월 최종 데이터컷</w:t>
-      </w:r>
-      <w:r>
-        <w:t xml:space="preserve">을 OS 투입에 사용 [TA1146 §3.7, §3.16]. 단 2022컷은 OS·안전성만 수집(PFS·삶의질은 2021컷까지) [§3.7]</w:t>
-      </w:r>
-    </w:p>
-    <w:p>
-      <w:pPr>
-        <w:numPr>
-          <w:ilvl w:val="0"/>
-          <w:numId w:val="1014"/>
-        </w:numPr>
-        <w:pStyle w:val="Compact"/>
-      </w:pPr>
-      <w:r>
-        <w:t xml:space="preserve">관찰 결과 수치는 1.5.2절 표 참조 (✅ TA1146 §3.4)</w:t>
-      </w:r>
-    </w:p>
-    <w:p>
-      <w:pPr>
-        <w:numPr>
-          <w:ilvl w:val="0"/>
-          <w:numId w:val="1014"/>
-        </w:numPr>
-        <w:pStyle w:val="Compact"/>
-      </w:pPr>
-      <w:r>
-        <w:t xml:space="preserve">⬜ [모형에 실제 투입된 곡선 자료(2021컷 PFS + 2022컷 OS 조합 방식) — committee papers 확인]</w:t>
-      </w:r>
-    </w:p>
-    <w:bookmarkEnd w:id="42"/>
-    <w:bookmarkStart w:id="43" w:name="X76e0b09c116467f8b7bdd4e0733879ee05c20b8"/>
-    <w:p>
-      <w:pPr>
-        <w:pStyle w:val="Heading3"/>
-      </w:pPr>
-      <w:r>
-        <w:t xml:space="preserve">2.8.2 교차 및 증량 보정</w:t>
+        <w:t xml:space="preserve">2021.1.15. 데이터컷</w:t>
+      </w:r>
+      <w:r>
+        <w:t xml:space="preserve"> </w:t>
+      </w:r>
+      <w:r>
+        <w:t xml:space="preserve">기반 [출처: EAG 보고서 §4.2.4]. 2022.5. 최종컷은 사전지정상 OS·안전성만 수집(PFS·삶의질은 2021컷이 최종) [TA1146 §3.7; ID6496 명확화 B1]</w:t>
       </w:r>
     </w:p>
     <w:p>
@@ -3399,19 +3446,7 @@
         <w:pStyle w:val="Compact"/>
       </w:pPr>
       <w:r>
-        <w:t xml:space="preserve">✅ 위약→리프레티닙 교차(66%)에 대한 보정은 회사 기본분석에 포함 [TA1146 §3.8] ⬜ [교차 보정의 구체적 방법 명세 — committee papers 확인]</w:t>
-      </w:r>
-    </w:p>
-    <w:p>
-      <w:pPr>
-        <w:numPr>
-          <w:ilvl w:val="0"/>
-          <w:numId w:val="1015"/>
-        </w:numPr>
-        <w:pStyle w:val="Compact"/>
-      </w:pPr>
-      <w:r>
-        <w:t xml:space="preserve">✅ 증량(1일 1회→2회, 51%)의 OS 영향 보정:</w:t>
+        <w:t xml:space="preserve">✅ 위원회는 장기 OS 불확실성 감소를 위해</w:t>
       </w:r>
       <w:r>
         <w:t xml:space="preserve"> </w:t>
@@ -3421,10 +3456,26 @@
           <w:bCs/>
           <w:b/>
         </w:rPr>
-        <w:t xml:space="preserve">2단계 복잡모형</w:t>
-      </w:r>
-      <w:r>
-        <w:t xml:space="preserve">(공변량: 진행까지 시간, 진행 시 ECOG, 진행 시 EQ-VAS, 기저 연령; 일반화감마로 시간비 추정) — 위원회가 가장 적절하다고 결론 [TA1146 §3.8]</w:t>
+        <w:t xml:space="preserve">2022컷 OS 사용</w:t>
+      </w:r>
+      <w:r>
+        <w:t xml:space="preserve">이 더 적절하다고 결론 [TA1146 §3.7, §3.16]. 입수한 모델 작업본(파일명 "NICE</w:t>
+      </w:r>
+      <w:r>
+        <w:t xml:space="preserve"> </w:t>
+      </w:r>
+      <w:r>
+        <w:rPr>
+          <w:bCs/>
+          <w:b/>
+        </w:rPr>
+        <w:t xml:space="preserve">2022 DCO</w:t>
+      </w:r>
+      <w:r>
+        <w:t xml:space="preserve"> </w:t>
+      </w:r>
+      <w:r>
+        <w:t xml:space="preserve">IPCW")은 이를 반영한 최종 버전</w:t>
       </w:r>
     </w:p>
     <w:p>
@@ -3436,7 +3487,7 @@
         <w:pStyle w:val="Compact"/>
       </w:pPr>
       <w:r>
-        <w:t xml:space="preserve">✅ 재검열 유/무/IPCW 세 방식 모두 고려(TSD 24 준거) [TA1146 §3.9, §3.16]</w:t>
+        <w:t xml:space="preserve">✅ 비보정 OS 경과: 2019.5컷 중앙 15.1 vs 6.6개월(HR 0.36); 2021.1컷 18.2 vs 6.3개월(HR 0.41, 95% CI 0.26–0.65) [출처: EAG 보고서 Table 10]</w:t>
       </w:r>
     </w:p>
     <w:p>
@@ -3448,7 +3499,234 @@
         <w:pStyle w:val="Compact"/>
       </w:pPr>
       <w:r>
-        <w:t xml:space="preserve">⬜ [본 분석 채택 방침: 위원회 선호(세 방식 병렬 제시, 중간값 기준)를 따를지 명시]</w:t>
+        <w:t xml:space="preserve">관찰 결과 수치는 1.5.2절 표 참조 (✅ TA1146 §3.4)</w:t>
+      </w:r>
+    </w:p>
+    <w:bookmarkEnd w:id="42"/>
+    <w:bookmarkStart w:id="43" w:name="X76e0b09c116467f8b7bdd4e0733879ee05c20b8"/>
+    <w:p>
+      <w:pPr>
+        <w:pStyle w:val="Heading3"/>
+      </w:pPr>
+      <w:r>
+        <w:t xml:space="preserve">2.8.2 교차 및 증량 보정</w:t>
+      </w:r>
+    </w:p>
+    <w:p>
+      <w:pPr>
+        <w:pStyle w:val="FirstParagraph"/>
+      </w:pPr>
+      <w:r>
+        <w:rPr>
+          <w:bCs/>
+          <w:b/>
+        </w:rPr>
+        <w:t xml:space="preserve">(1) 위약→리프레티닙 교차(66%) 보정 — BSC군 OS</w:t>
+      </w:r>
+    </w:p>
+    <w:p>
+      <w:pPr>
+        <w:numPr>
+          <w:ilvl w:val="0"/>
+          <w:numId w:val="1016"/>
+        </w:numPr>
+        <w:pStyle w:val="Compact"/>
+      </w:pPr>
+      <w:r>
+        <w:t xml:space="preserve">✅ 회사 기본분석:</w:t>
+      </w:r>
+      <w:r>
+        <w:t xml:space="preserve"> </w:t>
+      </w:r>
+      <w:r>
+        <w:rPr>
+          <w:bCs/>
+          <w:b/>
+        </w:rPr>
+        <w:t xml:space="preserve">2단계 단순(two-stage simple) 모형 + 재검열(recensoring)</w:t>
+      </w:r>
+      <w:r>
+        <w:t xml:space="preserve"> </w:t>
+      </w:r>
+      <w:r>
+        <w:t xml:space="preserve">— 2차 기저시점은 진행 시점, 공변량은 진행까지 시간(TTP). 산출된 시간비로 교차 환자의 진행 후 생존시간을 축소하여 counterfactual 자료 생성 [출처: ID6496 회사 제출자료 §2.6/§3.3]</w:t>
+      </w:r>
+    </w:p>
+    <w:p>
+      <w:pPr>
+        <w:numPr>
+          <w:ilvl w:val="0"/>
+          <w:numId w:val="1016"/>
+        </w:numPr>
+        <w:pStyle w:val="Compact"/>
+      </w:pPr>
+      <w:r>
+        <w:t xml:space="preserve">✅</w:t>
+      </w:r>
+      <w:r>
+        <w:t xml:space="preserve"> </w:t>
+      </w:r>
+      <w:r>
+        <w:rPr>
+          <w:bCs/>
+          <w:b/>
+        </w:rPr>
+        <w:t xml:space="preserve">RPSFTM은 기각</w:t>
+      </w:r>
+      <w:r>
+        <w:t xml:space="preserve">: log-rank·Cox·Weibull 모두 시간비 &gt;15로 비강건, '공통 치료효과' 가정 성립 곤란(교차가 진행 후에만 허용) — 시나리오로만 탐색 [출처: ID6496 §2.6]. IPCW는 표본 규모상 기본분석에 부적합 판단</w:t>
+      </w:r>
+    </w:p>
+    <w:p>
+      <w:pPr>
+        <w:numPr>
+          <w:ilvl w:val="0"/>
+          <w:numId w:val="1016"/>
+        </w:numPr>
+        <w:pStyle w:val="Compact"/>
+      </w:pPr>
+      <w:r>
+        <w:t xml:space="preserve">✅ 보정 결과: BSC군 보정 중앙 OS</w:t>
+      </w:r>
+      <w:r>
+        <w:t xml:space="preserve"> </w:t>
+      </w:r>
+      <w:r>
+        <w:rPr>
+          <w:bCs/>
+          <w:b/>
+        </w:rPr>
+        <w:t xml:space="preserve">11.2주</w:t>
+      </w:r>
+      <w:r>
+        <w:t xml:space="preserve">(비보정 27.43주) — 영국 임상 자문단이 임상적으로 타당하다고 만장일치 확인(적극 치료 소진 후 BSC 생존 통상 2–3개월) [출처: ID6496 §2.6, Table 32]</w:t>
+      </w:r>
+    </w:p>
+    <w:p>
+      <w:pPr>
+        <w:pStyle w:val="FirstParagraph"/>
+      </w:pPr>
+      <w:r>
+        <w:rPr>
+          <w:bCs/>
+          <w:b/>
+        </w:rPr>
+        <w:t xml:space="preserve">(2) 증량(1일 1회→2회, 51%) 보정 — 리프레티닙군 OS</w:t>
+      </w:r>
+    </w:p>
+    <w:p>
+      <w:pPr>
+        <w:numPr>
+          <w:ilvl w:val="0"/>
+          <w:numId w:val="1017"/>
+        </w:numPr>
+        <w:pStyle w:val="Compact"/>
+      </w:pPr>
+      <w:r>
+        <w:t xml:space="preserve">✅</w:t>
+      </w:r>
+      <w:r>
+        <w:t xml:space="preserve"> </w:t>
+      </w:r>
+      <w:r>
+        <w:rPr>
+          <w:bCs/>
+          <w:b/>
+        </w:rPr>
+        <w:t xml:space="preserve">2단계(TSE) 복잡모형</w:t>
+      </w:r>
+      <w:r>
+        <w:t xml:space="preserve">: 공변량 — 진행까지 시간, 진행 시 ECOG, 진행 시 EQ-VAS, 기저 연령;</w:t>
+      </w:r>
+      <w:r>
+        <w:t xml:space="preserve"> </w:t>
+      </w:r>
+      <w:r>
+        <w:rPr>
+          <w:bCs/>
+          <w:b/>
+        </w:rPr>
+        <w:t xml:space="preserve">일반화감마 분포로 시간비 추정</w:t>
+      </w:r>
+      <w:r>
+        <w:t xml:space="preserve"> </w:t>
+      </w:r>
+      <w:r>
+        <w:t xml:space="preserve">— 위원회가 가장 적절한 보정으로 결론 [TA1146 §3.8; ID6496 §2.6, Table 36]</w:t>
+      </w:r>
+    </w:p>
+    <w:p>
+      <w:pPr>
+        <w:numPr>
+          <w:ilvl w:val="0"/>
+          <w:numId w:val="1017"/>
+        </w:numPr>
+        <w:pStyle w:val="Compact"/>
+      </w:pPr>
+      <w:r>
+        <w:t xml:space="preserve">✅ 재검열 쟁점: 회사 — 재검열 없음(추적 정보 손실 회피) + 로그정규 외삽 선호 / EAG·ACM1 위원회 — 재검열 적용 + 로그로지스틱 외삽 선호(경험적 위험과 정합) [TA1146 §3.9; EAG critique of DG response §1]</w:t>
+      </w:r>
+    </w:p>
+    <w:p>
+      <w:pPr>
+        <w:numPr>
+          <w:ilvl w:val="0"/>
+          <w:numId w:val="1017"/>
+        </w:numPr>
+        <w:pStyle w:val="Compact"/>
+      </w:pPr>
+      <w:r>
+        <w:t xml:space="preserve">✅</w:t>
+      </w:r>
+      <w:r>
+        <w:t xml:space="preserve"> </w:t>
+      </w:r>
+      <w:r>
+        <w:rPr>
+          <w:bCs/>
+          <w:b/>
+        </w:rPr>
+        <w:t xml:space="preserve">TSE-IPCW(제3의 방식)</w:t>
+      </w:r>
+      <w:r>
+        <w:t xml:space="preserve">: DG 협의 단계에서 회사가 추가 제출 — 재검열 대신 안정화 IPCW 가중치(시간가변 Cox, 공변량: 연령/ECOG/진행/EQ-VAS/병변 직경 합)를 결합하여 정보적 중도절단을 보정하면서 장기 정보를 보존하는 절충 방법 [출처: 회사 DG Addendum(2025.12.) §2]</w:t>
+      </w:r>
+    </w:p>
+    <w:p>
+      <w:pPr>
+        <w:numPr>
+          <w:ilvl w:val="0"/>
+          <w:numId w:val="1017"/>
+        </w:numPr>
+        <w:pStyle w:val="Compact"/>
+      </w:pPr>
+      <w:r>
+        <w:t xml:space="preserve">✅ 위원회 최종:</w:t>
+      </w:r>
+      <w:r>
+        <w:t xml:space="preserve"> </w:t>
+      </w:r>
+      <w:r>
+        <w:rPr>
+          <w:bCs/>
+          <w:b/>
+        </w:rPr>
+        <w:t xml:space="preserve">재검열 유/무/IPCW 세 방식 모두 병렬 고려</w:t>
+      </w:r>
+      <w:r>
+        <w:t xml:space="preserve">(TSD 24 준거), 세 방식 ICER 범위의 중간값 부근을 기준으로 수용 [TA1146 §3.9, §3.15–3.16]</w:t>
+      </w:r>
+    </w:p>
+    <w:p>
+      <w:pPr>
+        <w:numPr>
+          <w:ilvl w:val="0"/>
+          <w:numId w:val="1017"/>
+        </w:numPr>
+        <w:pStyle w:val="Compact"/>
+      </w:pPr>
+      <w:r>
+        <w:t xml:space="preserve">⬜ [본 분석 채택 방침: 위원회 선호(세 방식 병렬 제시, 중간값 기준)를 따를지, 작업본 기본 설정 단일 기준으로 할지 팀 확정]</w:t>
       </w:r>
     </w:p>
     <w:bookmarkEnd w:id="43"/>
@@ -3465,7 +3743,7 @@
       <w:pPr>
         <w:numPr>
           <w:ilvl w:val="0"/>
-          <w:numId w:val="1016"/>
+          <w:numId w:val="1018"/>
         </w:numPr>
         <w:pStyle w:val="Compact"/>
       </w:pPr>
@@ -3477,7 +3755,7 @@
       <w:pPr>
         <w:numPr>
           <w:ilvl w:val="1"/>
-          <w:numId w:val="1017"/>
+          <w:numId w:val="1019"/>
         </w:numPr>
         <w:pStyle w:val="Compact"/>
       </w:pPr>
@@ -3499,7 +3777,7 @@
       <w:pPr>
         <w:numPr>
           <w:ilvl w:val="1"/>
-          <w:numId w:val="1017"/>
+          <w:numId w:val="1019"/>
         </w:numPr>
         <w:pStyle w:val="Compact"/>
       </w:pPr>
@@ -3547,7 +3825,7 @@
       <w:pPr>
         <w:numPr>
           <w:ilvl w:val="1"/>
-          <w:numId w:val="1017"/>
+          <w:numId w:val="1019"/>
         </w:numPr>
         <w:pStyle w:val="Compact"/>
       </w:pPr>
@@ -3559,31 +3837,19 @@
       <w:pPr>
         <w:numPr>
           <w:ilvl w:val="0"/>
-          <w:numId w:val="1016"/>
-        </w:numPr>
-        <w:pStyle w:val="Compact"/>
-      </w:pPr>
-      <w:r>
-        <w:t xml:space="preserve">✅ 장기(10년) OS 타당성 준거: 회사 자문단 1~8%(합의치 비공개), 임상 전문가 4~6% [§3.10]</w:t>
+          <w:numId w:val="1018"/>
+        </w:numPr>
+        <w:pStyle w:val="Compact"/>
+      </w:pPr>
+      <w:r>
+        <w:t xml:space="preserve">✅ 장기(10년) OS 타당성 준거: 회사 자문단 1~8%(합의치 비공개), 임상 전문가 4~6% [§3.10]. ✅ 참고 — EAG 최종 선호 분석(2022컷)의 10년 OS: 재검열+로그정규 2.96%, 재검열 없음+일반화감마 3.69% [출처: EAG critique of DG response(2025.12.16.)]</w:t>
       </w:r>
     </w:p>
     <w:p>
       <w:pPr>
         <w:numPr>
           <w:ilvl w:val="0"/>
-          <w:numId w:val="1016"/>
-        </w:numPr>
-        <w:pStyle w:val="Compact"/>
-      </w:pPr>
-      <w:r>
-        <w:t xml:space="preserve">⬜ [PFS 및 기타 곡선의 후보·채택 분포 — committee papers 확인]</w:t>
-      </w:r>
-    </w:p>
-    <w:p>
-      <w:pPr>
-        <w:numPr>
-          <w:ilvl w:val="0"/>
-          <w:numId w:val="1016"/>
+          <w:numId w:val="1018"/>
         </w:numPr>
         <w:pStyle w:val="Compact"/>
       </w:pPr>
@@ -3599,10 +3865,12 @@
         <w:jc w:val="start"/>
       </w:tblPr>
       <w:tblGrid>
-        <w:gridCol w:w="1980"/>
-        <w:gridCol w:w="1980"/>
-        <w:gridCol w:w="1980"/>
-        <w:gridCol w:w="1980"/>
+        <w:gridCol w:w="1320"/>
+        <w:gridCol w:w="1320"/>
+        <w:gridCol w:w="1320"/>
+        <w:gridCol w:w="1320"/>
+        <w:gridCol w:w="1320"/>
+        <w:gridCol w:w="1320"/>
       </w:tblGrid>
       <w:tr>
         <w:trPr>
@@ -3628,7 +3896,31 @@
               <w:jc w:val="left"/>
             </w:pPr>
             <w:r>
-              <w:t xml:space="preserve">NICE 채택(위원회 선호)</w:t>
+              <w:t xml:space="preserve">회사 원제출(2025.5.) 기본분석</w:t>
+            </w:r>
+          </w:p>
+        </w:tc>
+        <w:tc>
+          <w:tcPr/>
+          <w:p>
+            <w:pPr>
+              <w:pStyle w:val="Compact"/>
+              <w:jc w:val="left"/>
+            </w:pPr>
+            <w:r>
+              <w:t xml:space="preserve">회사 개정(DG) 기본분석</w:t>
+            </w:r>
+          </w:p>
+        </w:tc>
+        <w:tc>
+          <w:tcPr/>
+          <w:p>
+            <w:pPr>
+              <w:pStyle w:val="Compact"/>
+              <w:jc w:val="left"/>
+            </w:pPr>
+            <w:r>
+              <w:t xml:space="preserve">EAG·위원회(ACM1) 선호</w:t>
             </w:r>
           </w:p>
         </w:tc>
@@ -3652,57 +3944,203 @@
               <w:jc w:val="left"/>
             </w:pPr>
             <w:r>
-              <w:t xml:space="preserve">본 분석 채택(확정 필요)</w:t>
-            </w:r>
-          </w:p>
-        </w:tc>
-      </w:tr>
-      <w:tr>
-        <w:tc>
-          <w:tcPr/>
-          <w:p>
-            <w:pPr>
-              <w:pStyle w:val="Compact"/>
-              <w:jc w:val="left"/>
-            </w:pPr>
-            <w:r>
-              <w:t xml:space="preserve">OS (보정 후, 리프레티닙)</w:t>
-            </w:r>
-          </w:p>
-        </w:tc>
-        <w:tc>
-          <w:tcPr/>
-          <w:p>
-            <w:pPr>
-              <w:pStyle w:val="Compact"/>
-              <w:jc w:val="left"/>
-            </w:pPr>
-            <w:r>
-              <w:t xml:space="preserve">✅ 재검열 유/무/IPCW 3종 병렬 (로그정규·일반화감마·로그로지스틱) [§3.9, §3.15]</w:t>
-            </w:r>
-          </w:p>
-        </w:tc>
-        <w:tc>
-          <w:tcPr/>
-          <w:p>
-            <w:pPr>
-              <w:pStyle w:val="Compact"/>
-              <w:jc w:val="left"/>
-            </w:pPr>
-            <w:r>
-              <w:t xml:space="preserve">로그정규 (BSC: 일반화감마)</w:t>
-            </w:r>
-          </w:p>
-        </w:tc>
-        <w:tc>
-          <w:tcPr/>
-          <w:p>
-            <w:pPr>
-              <w:pStyle w:val="Compact"/>
-              <w:jc w:val="left"/>
-            </w:pPr>
-            <w:r>
-              <w:t xml:space="preserve">⬜ [팀 확정 — 작업 계획서에는 로그로지스틱으로 기재되어 있어 작업본 설정과 불일치. 정합 필요]</w:t>
+              <w:t xml:space="preserve">본 분석 채택</w:t>
+            </w:r>
+          </w:p>
+        </w:tc>
+      </w:tr>
+      <w:tr>
+        <w:tc>
+          <w:tcPr/>
+          <w:p>
+            <w:pPr>
+              <w:pStyle w:val="Compact"/>
+              <w:jc w:val="left"/>
+            </w:pPr>
+            <w:r>
+              <w:t xml:space="preserve">OS 리프레티닙 (증량 보정 후)</w:t>
+            </w:r>
+          </w:p>
+        </w:tc>
+        <w:tc>
+          <w:tcPr/>
+          <w:p>
+            <w:pPr>
+              <w:pStyle w:val="Compact"/>
+              <w:jc w:val="left"/>
+            </w:pPr>
+            <w:r>
+              <w:t xml:space="preserve">✅ 로그로지스틱 [ID6496 Table 55]</w:t>
+            </w:r>
+          </w:p>
+        </w:tc>
+        <w:tc>
+          <w:tcPr/>
+          <w:p>
+            <w:pPr>
+              <w:pStyle w:val="Compact"/>
+              <w:jc w:val="left"/>
+            </w:pPr>
+            <w:r>
+              <w:t xml:space="preserve">✅ 재검열 없음 +</w:t>
+            </w:r>
+            <w:r>
+              <w:t xml:space="preserve"> </w:t>
+            </w:r>
+            <w:r>
+              <w:rPr>
+                <w:bCs/>
+                <w:b/>
+              </w:rPr>
+              <w:t xml:space="preserve">로그정규</w:t>
+            </w:r>
+            <w:r>
+              <w:t xml:space="preserve"> </w:t>
+            </w:r>
+            <w:r>
+              <w:t xml:space="preserve">[회사 DG Addendum Table 1]</w:t>
+            </w:r>
+          </w:p>
+        </w:tc>
+        <w:tc>
+          <w:tcPr/>
+          <w:p>
+            <w:pPr>
+              <w:pStyle w:val="Compact"/>
+              <w:jc w:val="left"/>
+            </w:pPr>
+            <w:r>
+              <w:t xml:space="preserve">✅ 재검열 +</w:t>
+            </w:r>
+            <w:r>
+              <w:t xml:space="preserve"> </w:t>
+            </w:r>
+            <w:r>
+              <w:rPr>
+                <w:bCs/>
+                <w:b/>
+              </w:rPr>
+              <w:t xml:space="preserve">로그로지스틱</w:t>
+            </w:r>
+            <w:r>
+              <w:t xml:space="preserve"> </w:t>
+            </w:r>
+            <w:r>
+              <w:t xml:space="preserve">[EAG critique §1]</w:t>
+            </w:r>
+          </w:p>
+        </w:tc>
+        <w:tc>
+          <w:tcPr/>
+          <w:p>
+            <w:pPr>
+              <w:pStyle w:val="Compact"/>
+              <w:jc w:val="left"/>
+            </w:pPr>
+            <w:r>
+              <w:t xml:space="preserve">로그정규</w:t>
+            </w:r>
+          </w:p>
+        </w:tc>
+        <w:tc>
+          <w:tcPr/>
+          <w:p>
+            <w:pPr>
+              <w:pStyle w:val="Compact"/>
+              <w:jc w:val="left"/>
+            </w:pPr>
+            <w:r>
+              <w:t xml:space="preserve">⬜ 팀 확정</w:t>
+            </w:r>
+          </w:p>
+        </w:tc>
+      </w:tr>
+      <w:tr>
+        <w:tc>
+          <w:tcPr/>
+          <w:p>
+            <w:pPr>
+              <w:pStyle w:val="Compact"/>
+              <w:jc w:val="left"/>
+            </w:pPr>
+            <w:r>
+              <w:t xml:space="preserve">OS BSC (교차 보정 후)</w:t>
+            </w:r>
+          </w:p>
+        </w:tc>
+        <w:tc>
+          <w:tcPr/>
+          <w:p>
+            <w:pPr>
+              <w:pStyle w:val="Compact"/>
+              <w:jc w:val="left"/>
+            </w:pPr>
+            <w:r>
+              <w:t xml:space="preserve">✅ 로그로지스틱(2단계 단순+재검열) [ID6496 Table 55]</w:t>
+            </w:r>
+          </w:p>
+        </w:tc>
+        <w:tc>
+          <w:tcPr/>
+          <w:p>
+            <w:pPr>
+              <w:pStyle w:val="Compact"/>
+              <w:jc w:val="left"/>
+            </w:pPr>
+            <w:r>
+              <w:t xml:space="preserve">✅</w:t>
+            </w:r>
+            <w:r>
+              <w:t xml:space="preserve"> </w:t>
+            </w:r>
+            <w:r>
+              <w:rPr>
+                <w:bCs/>
+                <w:b/>
+              </w:rPr>
+              <w:t xml:space="preserve">일반화감마</w:t>
+            </w:r>
+            <w:r>
+              <w:t xml:space="preserve"> </w:t>
+            </w:r>
+            <w:r>
+              <w:t xml:space="preserve">[회사 DG Addendum Table 1]</w:t>
+            </w:r>
+          </w:p>
+        </w:tc>
+        <w:tc>
+          <w:tcPr/>
+          <w:p>
+            <w:pPr>
+              <w:pStyle w:val="Compact"/>
+              <w:jc w:val="left"/>
+            </w:pPr>
+            <w:r>
+              <w:t xml:space="preserve">✅ 일반화감마 [상동]</w:t>
+            </w:r>
+          </w:p>
+        </w:tc>
+        <w:tc>
+          <w:tcPr/>
+          <w:p>
+            <w:pPr>
+              <w:pStyle w:val="Compact"/>
+              <w:jc w:val="left"/>
+            </w:pPr>
+            <w:r>
+              <w:t xml:space="preserve">일반화감마</w:t>
+            </w:r>
+          </w:p>
+        </w:tc>
+        <w:tc>
+          <w:tcPr/>
+          <w:p>
+            <w:pPr>
+              <w:pStyle w:val="Compact"/>
+              <w:jc w:val="left"/>
+            </w:pPr>
+            <w:r>
+              <w:t xml:space="preserve">⬜</w:t>
             </w:r>
           </w:p>
         </w:tc>
@@ -3728,31 +4166,55 @@
               <w:jc w:val="left"/>
             </w:pPr>
             <w:r>
-              <w:t xml:space="preserve">회사 기본분석: 로그정규 [출처: 모델 작업본; ⬜ committee papers 대조]</w:t>
-            </w:r>
-          </w:p>
-        </w:tc>
-        <w:tc>
-          <w:tcPr/>
-          <w:p>
-            <w:pPr>
-              <w:pStyle w:val="Compact"/>
-              <w:jc w:val="left"/>
-            </w:pPr>
-            <w:r>
-              <w:t xml:space="preserve">리프레티닙·BSC 모두 로그정규</w:t>
-            </w:r>
-          </w:p>
-        </w:tc>
-        <w:tc>
-          <w:tcPr/>
-          <w:p>
-            <w:pPr>
-              <w:pStyle w:val="Compact"/>
-              <w:jc w:val="left"/>
-            </w:pPr>
-            <w:r>
-              <w:t xml:space="preserve">⬜</w:t>
+              <w:t xml:space="preserve">✅ 로그정규(양군) [ID6496 Table 55]</w:t>
+            </w:r>
+          </w:p>
+        </w:tc>
+        <w:tc>
+          <w:tcPr/>
+          <w:p>
+            <w:pPr>
+              <w:pStyle w:val="Compact"/>
+              <w:jc w:val="left"/>
+            </w:pPr>
+            <w:r>
+              <w:t xml:space="preserve">동일</w:t>
+            </w:r>
+          </w:p>
+        </w:tc>
+        <w:tc>
+          <w:tcPr/>
+          <w:p>
+            <w:pPr>
+              <w:pStyle w:val="Compact"/>
+              <w:jc w:val="left"/>
+            </w:pPr>
+            <w:r>
+              <w:t xml:space="preserve">동일</w:t>
+            </w:r>
+          </w:p>
+        </w:tc>
+        <w:tc>
+          <w:tcPr/>
+          <w:p>
+            <w:pPr>
+              <w:pStyle w:val="Compact"/>
+              <w:jc w:val="left"/>
+            </w:pPr>
+            <w:r>
+              <w:t xml:space="preserve">로그정규(양군)</w:t>
+            </w:r>
+          </w:p>
+        </w:tc>
+        <w:tc>
+          <w:tcPr/>
+          <w:p>
+            <w:pPr>
+              <w:pStyle w:val="Compact"/>
+              <w:jc w:val="left"/>
+            </w:pPr>
+            <w:r>
+              <w:t xml:space="preserve">원모델 유지</w:t>
             </w:r>
           </w:p>
         </w:tc>
@@ -3778,57 +4240,105 @@
               <w:jc w:val="left"/>
             </w:pPr>
             <w:r>
-              <w:t xml:space="preserve">⬜ [committee papers]</w:t>
-            </w:r>
-          </w:p>
-        </w:tc>
-        <w:tc>
-          <w:tcPr/>
-          <w:p>
-            <w:pPr>
-              <w:pStyle w:val="Compact"/>
-              <w:jc w:val="left"/>
-            </w:pPr>
-            <w:r>
-              <w:t xml:space="preserve">지수(exponential)</w:t>
-            </w:r>
-          </w:p>
-        </w:tc>
-        <w:tc>
-          <w:tcPr/>
-          <w:p>
-            <w:pPr>
-              <w:pStyle w:val="Compact"/>
-              <w:jc w:val="left"/>
-            </w:pPr>
-            <w:r>
-              <w:t xml:space="preserve">⬜</w:t>
-            </w:r>
-          </w:p>
-        </w:tc>
-      </w:tr>
-      <w:tr>
-        <w:tc>
-          <w:tcPr/>
-          <w:p>
-            <w:pPr>
-              <w:pStyle w:val="Compact"/>
-              <w:jc w:val="left"/>
-            </w:pPr>
-            <w:r>
-              <w:t xml:space="preserve">교차(위약→리프레티닙) 보정</w:t>
-            </w:r>
-          </w:p>
-        </w:tc>
-        <w:tc>
-          <w:tcPr/>
-          <w:p>
-            <w:pPr>
-              <w:pStyle w:val="Compact"/>
-              <w:jc w:val="left"/>
-            </w:pPr>
-            <w:r>
-              <w:t xml:space="preserve">⬜ [committee papers]</w:t>
+              <w:t xml:space="preserve">✅ 지수 — AIC 변별력 낮아(549.5–554.2) 영국 자문단이 경험적 위험 형태 기준으로 선택; 3년 투여 지속 6.7%, 5년 1.1% [ID6496 §2.6]</w:t>
+            </w:r>
+          </w:p>
+        </w:tc>
+        <w:tc>
+          <w:tcPr/>
+          <w:p>
+            <w:pPr>
+              <w:pStyle w:val="Compact"/>
+              <w:jc w:val="left"/>
+            </w:pPr>
+            <w:r>
+              <w:t xml:space="preserve">동일</w:t>
+            </w:r>
+          </w:p>
+        </w:tc>
+        <w:tc>
+          <w:tcPr/>
+          <w:p>
+            <w:pPr>
+              <w:pStyle w:val="Compact"/>
+              <w:jc w:val="left"/>
+            </w:pPr>
+            <w:r>
+              <w:t xml:space="preserve">동일</w:t>
+            </w:r>
+          </w:p>
+        </w:tc>
+        <w:tc>
+          <w:tcPr/>
+          <w:p>
+            <w:pPr>
+              <w:pStyle w:val="Compact"/>
+              <w:jc w:val="left"/>
+            </w:pPr>
+            <w:r>
+              <w:t xml:space="preserve">지수</w:t>
+            </w:r>
+          </w:p>
+        </w:tc>
+        <w:tc>
+          <w:tcPr/>
+          <w:p>
+            <w:pPr>
+              <w:pStyle w:val="Compact"/>
+              <w:jc w:val="left"/>
+            </w:pPr>
+            <w:r>
+              <w:t xml:space="preserve">원모델 유지</w:t>
+            </w:r>
+          </w:p>
+        </w:tc>
+      </w:tr>
+      <w:tr>
+        <w:tc>
+          <w:tcPr/>
+          <w:p>
+            <w:pPr>
+              <w:pStyle w:val="Compact"/>
+              <w:jc w:val="left"/>
+            </w:pPr>
+            <w:r>
+              <w:t xml:space="preserve">교차 보정 방법</w:t>
+            </w:r>
+          </w:p>
+        </w:tc>
+        <w:tc>
+          <w:tcPr/>
+          <w:p>
+            <w:pPr>
+              <w:pStyle w:val="Compact"/>
+              <w:jc w:val="left"/>
+            </w:pPr>
+            <w:r>
+              <w:t xml:space="preserve">✅ 2단계 단순 + 재검열 [ID6496 §2.6]</w:t>
+            </w:r>
+          </w:p>
+        </w:tc>
+        <w:tc>
+          <w:tcPr/>
+          <w:p>
+            <w:pPr>
+              <w:pStyle w:val="Compact"/>
+              <w:jc w:val="left"/>
+            </w:pPr>
+            <w:r>
+              <w:t xml:space="preserve">동일</w:t>
+            </w:r>
+          </w:p>
+        </w:tc>
+        <w:tc>
+          <w:tcPr/>
+          <w:p>
+            <w:pPr>
+              <w:pStyle w:val="Compact"/>
+              <w:jc w:val="left"/>
+            </w:pPr>
+            <w:r>
+              <w:t xml:space="preserve">동일</w:t>
             </w:r>
           </w:p>
         </w:tc>
@@ -3852,7 +4362,7 @@
               <w:jc w:val="left"/>
             </w:pPr>
             <w:r>
-              <w:t xml:space="preserve">⬜</w:t>
+              <w:t xml:space="preserve">원모델 유지</w:t>
             </w:r>
           </w:p>
         </w:tc>
@@ -3860,7 +4370,58 @@
     </w:tbl>
     <w:p>
       <w:pPr>
-        <w:pStyle w:val="BodyText"/>
+        <w:numPr>
+          <w:ilvl w:val="0"/>
+          <w:numId w:val="1020"/>
+        </w:numPr>
+        <w:pStyle w:val="Compact"/>
+      </w:pPr>
+      <w:r>
+        <w:t xml:space="preserve">✅</w:t>
+      </w:r>
+      <w:r>
+        <w:t xml:space="preserve"> </w:t>
+      </w:r>
+      <w:r>
+        <w:rPr>
+          <w:bCs/>
+          <w:b/>
+        </w:rPr>
+        <w:t xml:space="preserve">[해소] 작업본 vs 작업 계획서('업무분장') OS 분포 불일치</w:t>
+      </w:r>
+      <w:r>
+        <w:t xml:space="preserve">: 작업본의 "리프레티닙 로그정규 + BSC 일반화감마"는</w:t>
+      </w:r>
+      <w:r>
+        <w:t xml:space="preserve"> </w:t>
+      </w:r>
+      <w:r>
+        <w:rPr>
+          <w:bCs/>
+          <w:b/>
+        </w:rPr>
+        <w:t xml:space="preserve">회사 개정 기본분석</w:t>
+      </w:r>
+      <w:r>
+        <w:t xml:space="preserve">(재검열 없음)과 일치하고, 업무분장에 기재된 "로그로지스틱"은</w:t>
+      </w:r>
+      <w:r>
+        <w:t xml:space="preserve"> </w:t>
+      </w:r>
+      <w:r>
+        <w:rPr>
+          <w:bCs/>
+          <w:b/>
+        </w:rPr>
+        <w:t xml:space="preserve">EAG·위원회 선호안</w:t>
+      </w:r>
+      <w:r>
+        <w:t xml:space="preserve">(재검열 적용)과 일치함. 즉 오류가 아니라 서로 다른 공식 기준 분석을 가리키는 것 [출처: 회사 DG Addendum(2025.12.); EAG critique of DG response(2025.12.16.)]. ⬜ [본 분석의 기준 분석(회사안 vs EAG안 vs 3종 병렬)을 팀에서 확정할 것]</w:t>
+      </w:r>
+    </w:p>
+    <w:p>
+      <w:pPr>
+        <w:pStyle w:val="FirstParagraph"/>
       </w:pPr>
       <w:r>
         <w:t xml:space="preserve">✅ 참고 — 원평가 OS 분포별 시나리오 ICER(회사 모델): 지수 £37,434, 와이블 £37,602, 곰페르츠 £26,247, 로그정규 £29,538, 일반화감마 £28,974 [출처: ID6496 회사 제출자료 시나리오 분석 표]</w:t>
@@ -3880,7 +4441,7 @@
       <w:pPr>
         <w:numPr>
           <w:ilvl w:val="0"/>
-          <w:numId w:val="1018"/>
+          <w:numId w:val="1021"/>
         </w:numPr>
         <w:pStyle w:val="Compact"/>
       </w:pPr>
@@ -3892,24 +4453,36 @@
       <w:pPr>
         <w:numPr>
           <w:ilvl w:val="0"/>
-          <w:numId w:val="1018"/>
-        </w:numPr>
-        <w:pStyle w:val="Compact"/>
-      </w:pPr>
-      <w:r>
-        <w:t xml:space="preserve">✅ 모형은 진행 후 투여 지속을 구조적으로 반영(진행·투여 중 상태) [TA1146 §3.6]</w:t>
+          <w:numId w:val="1021"/>
+        </w:numPr>
+        <w:pStyle w:val="Compact"/>
+      </w:pPr>
+      <w:r>
+        <w:t xml:space="preserve">✅ 모형은 진행 후 투여 지속을 구조적으로 반영(진행·투여 중 상태) — 상태 점유 기간은 TTD(지수)와 PFS 곡선의 차이로 결정 [TA1146 §3.6; ID6496 §3.2.2]</w:t>
       </w:r>
     </w:p>
     <w:p>
       <w:pPr>
         <w:numPr>
           <w:ilvl w:val="0"/>
-          <w:numId w:val="1018"/>
-        </w:numPr>
-        <w:pStyle w:val="Compact"/>
-      </w:pPr>
-      <w:r>
-        <w:t xml:space="preserve">⬜ [RDI/용량중단 반영 방법, 진행·투여 중 상태의 지속 기간 자료 — committee papers 확인]</w:t>
+          <w:numId w:val="1021"/>
+        </w:numPr>
+        <w:pStyle w:val="Compact"/>
+      </w:pPr>
+      <w:r>
+        <w:t xml:space="preserve">✅ 약제비에 RDI 96.5%(INVICTUS) 적용, 순응도 1.0 가정 [출처: 모델 Cost Inputs; ID6496 §3.5]</w:t>
+      </w:r>
+    </w:p>
+    <w:p>
+      <w:pPr>
+        <w:numPr>
+          <w:ilvl w:val="0"/>
+          <w:numId w:val="1021"/>
+        </w:numPr>
+        <w:pStyle w:val="Compact"/>
+      </w:pPr>
+      <w:r>
+        <w:t xml:space="preserve">✅ 참고: INVICTUS 전체에서 리프레티닙 노출 시간의 75.9%가 1일 1회(QD), 24.1%가 증량(BID) 용량이었음(증량은 진행 후에만 허용) [출처: ID6496 §2.6]</w:t>
       </w:r>
     </w:p>
     <w:bookmarkEnd w:id="45"/>
@@ -3926,7 +4499,7 @@
       <w:pPr>
         <w:numPr>
           <w:ilvl w:val="0"/>
-          <w:numId w:val="1019"/>
+          <w:numId w:val="1022"/>
         </w:numPr>
         <w:pStyle w:val="Compact"/>
       </w:pPr>
@@ -3951,12 +4524,106 @@
       <w:pPr>
         <w:numPr>
           <w:ilvl w:val="0"/>
-          <w:numId w:val="1019"/>
-        </w:numPr>
-        <w:pStyle w:val="Compact"/>
-      </w:pPr>
-      <w:r>
-        <w:t xml:space="preserve">⬜ [원모델의 구체적 반영 방식(빈도·항목) — committee papers 확인 → 국내 진료 패턴·수가로 대체]</w:t>
+          <w:numId w:val="1022"/>
+        </w:numPr>
+        <w:pStyle w:val="Compact"/>
+      </w:pPr>
+      <w:r>
+        <w:t xml:space="preserve">✅ 원모델 반영(일회성 비용, 양군 동일 비율 적용) [출처: ID6496 §3.5.2, Table 46]:</w:t>
+      </w:r>
+    </w:p>
+    <w:p>
+      <w:pPr>
+        <w:numPr>
+          <w:ilvl w:val="1"/>
+          <w:numId w:val="1023"/>
+        </w:numPr>
+        <w:pStyle w:val="Compact"/>
+      </w:pPr>
+      <w:r>
+        <w:t xml:space="preserve">고식적 절제술(palliative resection): 대상의</w:t>
+      </w:r>
+      <w:r>
+        <w:t xml:space="preserve"> </w:t>
+      </w:r>
+      <w:r>
+        <w:rPr>
+          <w:bCs/>
+          <w:b/>
+        </w:rPr>
+        <w:t xml:space="preserve">10%</w:t>
+      </w:r>
+      <w:r>
+        <w:t xml:space="preserve">, 건당</w:t>
+      </w:r>
+      <w:r>
+        <w:t xml:space="preserve"> </w:t>
+      </w:r>
+      <w:r>
+        <w:rPr>
+          <w:bCs/>
+          <w:b/>
+        </w:rPr>
+        <w:t xml:space="preserve">£6,090.28</w:t>
+      </w:r>
+      <w:r>
+        <w:t xml:space="preserve"> </w:t>
+      </w:r>
+      <w:r>
+        <w:t xml:space="preserve">(NHS reference costs 2023/24; TA488 준거)</w:t>
+      </w:r>
+    </w:p>
+    <w:p>
+      <w:pPr>
+        <w:numPr>
+          <w:ilvl w:val="1"/>
+          <w:numId w:val="1023"/>
+        </w:numPr>
+        <w:pStyle w:val="Compact"/>
+      </w:pPr>
+      <w:r>
+        <w:t xml:space="preserve">고식적 방사선치료: 대상의</w:t>
+      </w:r>
+      <w:r>
+        <w:t xml:space="preserve"> </w:t>
+      </w:r>
+      <w:r>
+        <w:rPr>
+          <w:bCs/>
+          <w:b/>
+        </w:rPr>
+        <w:t xml:space="preserve">20%</w:t>
+      </w:r>
+      <w:r>
+        <w:t xml:space="preserve">, 건당</w:t>
+      </w:r>
+      <w:r>
+        <w:t xml:space="preserve"> </w:t>
+      </w:r>
+      <w:r>
+        <w:rPr>
+          <w:bCs/>
+          <w:b/>
+        </w:rPr>
+        <w:t xml:space="preserve">£366.00</w:t>
+      </w:r>
+      <w:r>
+        <w:t xml:space="preserve"> </w:t>
+      </w:r>
+      <w:r>
+        <w:t xml:space="preserve">(상동)</w:t>
+      </w:r>
+    </w:p>
+    <w:p>
+      <w:pPr>
+        <w:numPr>
+          <w:ilvl w:val="0"/>
+          <w:numId w:val="1022"/>
+        </w:numPr>
+        <w:pStyle w:val="Compact"/>
+      </w:pPr>
+      <w:r>
+        <w:t xml:space="preserve">⬜ [국내 진료 패턴(시행 비율)·수가(건당 비용)로 대체]</w:t>
       </w:r>
     </w:p>
     <w:bookmarkEnd w:id="46"/>
@@ -3973,7 +4640,7 @@
       <w:pPr>
         <w:numPr>
           <w:ilvl w:val="0"/>
-          <w:numId w:val="1020"/>
+          <w:numId w:val="1024"/>
         </w:numPr>
         <w:pStyle w:val="Compact"/>
       </w:pPr>
@@ -3985,7 +4652,7 @@
       <w:pPr>
         <w:numPr>
           <w:ilvl w:val="0"/>
-          <w:numId w:val="1020"/>
+          <w:numId w:val="1024"/>
         </w:numPr>
         <w:pStyle w:val="Compact"/>
       </w:pPr>
@@ -4341,7 +5008,7 @@
       <w:pPr>
         <w:numPr>
           <w:ilvl w:val="0"/>
-          <w:numId w:val="1021"/>
+          <w:numId w:val="1025"/>
         </w:numPr>
         <w:pStyle w:val="Compact"/>
       </w:pPr>
@@ -4364,7 +5031,7 @@
       <w:pPr>
         <w:numPr>
           <w:ilvl w:val="0"/>
-          <w:numId w:val="1022"/>
+          <w:numId w:val="1026"/>
         </w:numPr>
         <w:pStyle w:val="Compact"/>
       </w:pPr>
@@ -4392,7 +5059,7 @@
       <w:pPr>
         <w:numPr>
           <w:ilvl w:val="0"/>
-          <w:numId w:val="1022"/>
+          <w:numId w:val="1026"/>
         </w:numPr>
         <w:pStyle w:val="Compact"/>
       </w:pPr>
@@ -4430,7 +5097,7 @@
       <w:pPr>
         <w:numPr>
           <w:ilvl w:val="0"/>
-          <w:numId w:val="1022"/>
+          <w:numId w:val="1026"/>
         </w:numPr>
         <w:pStyle w:val="Compact"/>
       </w:pPr>
@@ -4465,7 +5132,7 @@
       <w:pPr>
         <w:numPr>
           <w:ilvl w:val="0"/>
-          <w:numId w:val="1022"/>
+          <w:numId w:val="1026"/>
         </w:numPr>
         <w:pStyle w:val="Compact"/>
       </w:pPr>
@@ -4794,7 +5461,7 @@
       <w:pPr>
         <w:numPr>
           <w:ilvl w:val="0"/>
-          <w:numId w:val="1023"/>
+          <w:numId w:val="1027"/>
         </w:numPr>
         <w:pStyle w:val="Compact"/>
       </w:pPr>
@@ -5118,7 +5785,7 @@
               <w:jc w:val="left"/>
             </w:pPr>
             <w:r>
-              <w:t xml:space="preserve">⬜ [원모델 옵션(0.25) 적용 여부 확정 — TA881 당시 ERG 쟁점]</w:t>
+              <w:t xml:space="preserve">✅ 0.25팩 — 원모델 기본값 유지(TA881 당시 ERG가 다뤘던 쟁점으로, 현 모델 기본 반영) [모델 Cost Inputs; ERG critique(2023.1.)] ⬜ [국내 조제 단위 검토 후 유지 여부 확정]</w:t>
             </w:r>
           </w:p>
         </w:tc>
@@ -5188,7 +5855,7 @@
       <w:pPr>
         <w:numPr>
           <w:ilvl w:val="0"/>
-          <w:numId w:val="1024"/>
+          <w:numId w:val="1028"/>
         </w:numPr>
         <w:pStyle w:val="Compact"/>
       </w:pPr>
@@ -5200,7 +5867,48 @@
       <w:pPr>
         <w:numPr>
           <w:ilvl w:val="0"/>
-          <w:numId w:val="1024"/>
+          <w:numId w:val="1028"/>
+        </w:numPr>
+        <w:pStyle w:val="Compact"/>
+      </w:pPr>
+      <w:r>
+        <w:t xml:space="preserve">✅ BSC 통증관리 약제비(주기당): 무진행</w:t>
+      </w:r>
+      <w:r>
+        <w:t xml:space="preserve"> </w:t>
+      </w:r>
+      <w:r>
+        <w:rPr>
+          <w:bCs/>
+          <w:b/>
+        </w:rPr>
+        <w:t xml:space="preserve">£20.26</w:t>
+      </w:r>
+      <w:r>
+        <w:t xml:space="preserve">, 진행</w:t>
+      </w:r>
+      <w:r>
+        <w:t xml:space="preserve"> </w:t>
+      </w:r>
+      <w:r>
+        <w:rPr>
+          <w:bCs/>
+          <w:b/>
+        </w:rPr>
+        <w:t xml:space="preserve">£30.24</w:t>
+      </w:r>
+      <w:r>
+        <w:t xml:space="preserve"> </w:t>
+      </w:r>
+      <w:r>
+        <w:t xml:space="preserve">(양군 동일) [출처: ID6496 Table 44–45, Table 55] — 명확화 단계에서 eMIT 단가 기반 £14.05/£20.39로 갱신 제출됨 [출처: 명확화 질의응답(2025.6.30./7.7.)]</w:t>
+      </w:r>
+    </w:p>
+    <w:p>
+      <w:pPr>
+        <w:numPr>
+          <w:ilvl w:val="0"/>
+          <w:numId w:val="1028"/>
         </w:numPr>
         <w:pStyle w:val="Compact"/>
       </w:pPr>
@@ -5212,7 +5920,263 @@
       <w:pPr>
         <w:numPr>
           <w:ilvl w:val="0"/>
-          <w:numId w:val="1024"/>
+          <w:numId w:val="1028"/>
+        </w:numPr>
+        <w:pStyle w:val="Compact"/>
+      </w:pPr>
+      <w:r>
+        <w:t xml:space="preserve">✅ 주요 단가(영국, NHS reference costs 2023/24) [출처: ID6496 Table 46–47]:</w:t>
+      </w:r>
+    </w:p>
+    <w:tbl>
+      <w:tblPr>
+        <w:tblStyle w:val="Table"/>
+        <w:tblW w:type="auto" w:w="0"/>
+        <w:tblLook w:firstRow="1" w:lastRow="0" w:firstColumn="0" w:lastColumn="0" w:noHBand="0" w:noVBand="0" w:val="0020"/>
+        <w:jc w:val="start"/>
+      </w:tblPr>
+      <w:tblGrid>
+        <w:gridCol w:w="2640"/>
+        <w:gridCol w:w="2640"/>
+        <w:gridCol w:w="2640"/>
+      </w:tblGrid>
+      <w:tr>
+        <w:trPr>
+          <w:tblHeader w:val="true"/>
+        </w:trPr>
+        <w:tc>
+          <w:tcPr/>
+          <w:p>
+            <w:pPr>
+              <w:pStyle w:val="Compact"/>
+              <w:jc w:val="left"/>
+            </w:pPr>
+            <w:r>
+              <w:t xml:space="preserve">자원 항목</w:t>
+            </w:r>
+          </w:p>
+        </w:tc>
+        <w:tc>
+          <w:tcPr/>
+          <w:p>
+            <w:pPr>
+              <w:pStyle w:val="Compact"/>
+              <w:jc w:val="left"/>
+            </w:pPr>
+            <w:r>
+              <w:t xml:space="preserve">영국 단가</w:t>
+            </w:r>
+          </w:p>
+        </w:tc>
+        <w:tc>
+          <w:tcPr/>
+          <w:p>
+            <w:pPr>
+              <w:pStyle w:val="Compact"/>
+              <w:jc w:val="left"/>
+            </w:pPr>
+            <w:r>
+              <w:t xml:space="preserve">국내 단가(수가)</w:t>
+            </w:r>
+          </w:p>
+        </w:tc>
+      </w:tr>
+      <w:tr>
+        <w:tc>
+          <w:tcPr/>
+          <w:p>
+            <w:pPr>
+              <w:pStyle w:val="Compact"/>
+              <w:jc w:val="left"/>
+            </w:pPr>
+            <w:r>
+              <w:t xml:space="preserve">CT 촬영</w:t>
+            </w:r>
+          </w:p>
+        </w:tc>
+        <w:tc>
+          <w:tcPr/>
+          <w:p>
+            <w:pPr>
+              <w:pStyle w:val="Compact"/>
+              <w:jc w:val="left"/>
+            </w:pPr>
+            <w:r>
+              <w:t xml:space="preserve">✅ £123.25</w:t>
+            </w:r>
+          </w:p>
+        </w:tc>
+        <w:tc>
+          <w:tcPr/>
+          <w:p>
+            <w:pPr>
+              <w:pStyle w:val="Compact"/>
+              <w:jc w:val="left"/>
+            </w:pPr>
+            <w:r>
+              <w:t xml:space="preserve">⬜</w:t>
+            </w:r>
+          </w:p>
+        </w:tc>
+      </w:tr>
+      <w:tr>
+        <w:tc>
+          <w:tcPr/>
+          <w:p>
+            <w:pPr>
+              <w:pStyle w:val="Compact"/>
+              <w:jc w:val="left"/>
+            </w:pPr>
+            <w:r>
+              <w:t xml:space="preserve">MRI 촬영</w:t>
+            </w:r>
+          </w:p>
+        </w:tc>
+        <w:tc>
+          <w:tcPr/>
+          <w:p>
+            <w:pPr>
+              <w:pStyle w:val="Compact"/>
+              <w:jc w:val="left"/>
+            </w:pPr>
+            <w:r>
+              <w:t xml:space="preserve">✅ £171.05</w:t>
+            </w:r>
+          </w:p>
+        </w:tc>
+        <w:tc>
+          <w:tcPr/>
+          <w:p>
+            <w:pPr>
+              <w:pStyle w:val="Compact"/>
+              <w:jc w:val="left"/>
+            </w:pPr>
+            <w:r>
+              <w:t xml:space="preserve">⬜</w:t>
+            </w:r>
+          </w:p>
+        </w:tc>
+      </w:tr>
+      <w:tr>
+        <w:tc>
+          <w:tcPr/>
+          <w:p>
+            <w:pPr>
+              <w:pStyle w:val="Compact"/>
+              <w:jc w:val="left"/>
+            </w:pPr>
+            <w:r>
+              <w:t xml:space="preserve">전혈구검사(FBC)</w:t>
+            </w:r>
+          </w:p>
+        </w:tc>
+        <w:tc>
+          <w:tcPr/>
+          <w:p>
+            <w:pPr>
+              <w:pStyle w:val="Compact"/>
+              <w:jc w:val="left"/>
+            </w:pPr>
+            <w:r>
+              <w:t xml:space="preserve">✅ £3.09</w:t>
+            </w:r>
+          </w:p>
+        </w:tc>
+        <w:tc>
+          <w:tcPr/>
+          <w:p>
+            <w:pPr>
+              <w:pStyle w:val="Compact"/>
+              <w:jc w:val="left"/>
+            </w:pPr>
+            <w:r>
+              <w:t xml:space="preserve">⬜</w:t>
+            </w:r>
+          </w:p>
+        </w:tc>
+      </w:tr>
+      <w:tr>
+        <w:tc>
+          <w:tcPr/>
+          <w:p>
+            <w:pPr>
+              <w:pStyle w:val="Compact"/>
+              <w:jc w:val="left"/>
+            </w:pPr>
+            <w:r>
+              <w:t xml:space="preserve">간기능검사(LFT)</w:t>
+            </w:r>
+          </w:p>
+        </w:tc>
+        <w:tc>
+          <w:tcPr/>
+          <w:p>
+            <w:pPr>
+              <w:pStyle w:val="Compact"/>
+              <w:jc w:val="left"/>
+            </w:pPr>
+            <w:r>
+              <w:t xml:space="preserve">✅ £1.95</w:t>
+            </w:r>
+          </w:p>
+        </w:tc>
+        <w:tc>
+          <w:tcPr/>
+          <w:p>
+            <w:pPr>
+              <w:pStyle w:val="Compact"/>
+              <w:jc w:val="left"/>
+            </w:pPr>
+            <w:r>
+              <w:t xml:space="preserve">⬜</w:t>
+            </w:r>
+          </w:p>
+        </w:tc>
+      </w:tr>
+      <w:tr>
+        <w:tc>
+          <w:tcPr/>
+          <w:p>
+            <w:pPr>
+              <w:pStyle w:val="Compact"/>
+              <w:jc w:val="left"/>
+            </w:pPr>
+            <w:r>
+              <w:t xml:space="preserve">외래 진료(추적)</w:t>
+            </w:r>
+          </w:p>
+        </w:tc>
+        <w:tc>
+          <w:tcPr/>
+          <w:p>
+            <w:pPr>
+              <w:pStyle w:val="Compact"/>
+              <w:jc w:val="left"/>
+            </w:pPr>
+            <w:r>
+              <w:t xml:space="preserve">✅ £193.00</w:t>
+            </w:r>
+          </w:p>
+        </w:tc>
+        <w:tc>
+          <w:tcPr/>
+          <w:p>
+            <w:pPr>
+              <w:pStyle w:val="Compact"/>
+              <w:jc w:val="left"/>
+            </w:pPr>
+            <w:r>
+              <w:t xml:space="preserve">⬜</w:t>
+            </w:r>
+          </w:p>
+        </w:tc>
+      </w:tr>
+    </w:tbl>
+    <w:p>
+      <w:pPr>
+        <w:numPr>
+          <w:ilvl w:val="0"/>
+          <w:numId w:val="1029"/>
         </w:numPr>
         <w:pStyle w:val="Compact"/>
       </w:pPr>
@@ -5263,7 +6227,7 @@
       <w:pPr>
         <w:numPr>
           <w:ilvl w:val="0"/>
-          <w:numId w:val="1025"/>
+          <w:numId w:val="1030"/>
         </w:numPr>
         <w:pStyle w:val="Compact"/>
       </w:pPr>
@@ -5275,7 +6239,7 @@
       <w:pPr>
         <w:numPr>
           <w:ilvl w:val="0"/>
-          <w:numId w:val="1025"/>
+          <w:numId w:val="1030"/>
         </w:numPr>
         <w:pStyle w:val="Compact"/>
       </w:pPr>
@@ -5297,19 +6261,187 @@
       <w:pPr>
         <w:numPr>
           <w:ilvl w:val="0"/>
-          <w:numId w:val="1026"/>
-        </w:numPr>
-        <w:pStyle w:val="Compact"/>
-      </w:pPr>
-      <w:r>
-        <w:t xml:space="preserve">✅ 원모델: 3–4등급 빈혈·복통·고혈압의 건당 처치 비용(Table 48) [출처: ID6496 §3.5.3]</w:t>
-      </w:r>
-    </w:p>
+          <w:numId w:val="1031"/>
+        </w:numPr>
+        <w:pStyle w:val="Compact"/>
+      </w:pPr>
+      <w:r>
+        <w:t xml:space="preserve">✅ 원모델: 3–4등급 빈혈·복통·고혈압의 건당 처치 비용 — NHS total HRG 가중평균 [출처: ID6496 §3.5.3, Table 48]:</w:t>
+      </w:r>
+    </w:p>
+    <w:tbl>
+      <w:tblPr>
+        <w:tblStyle w:val="Table"/>
+        <w:tblW w:type="auto" w:w="0"/>
+        <w:tblLook w:firstRow="1" w:lastRow="0" w:firstColumn="0" w:lastColumn="0" w:noHBand="0" w:noVBand="0" w:val="0020"/>
+        <w:jc w:val="start"/>
+      </w:tblPr>
+      <w:tblGrid>
+        <w:gridCol w:w="2640"/>
+        <w:gridCol w:w="2640"/>
+        <w:gridCol w:w="2640"/>
+      </w:tblGrid>
+      <w:tr>
+        <w:trPr>
+          <w:tblHeader w:val="true"/>
+        </w:trPr>
+        <w:tc>
+          <w:tcPr/>
+          <w:p>
+            <w:pPr>
+              <w:pStyle w:val="Compact"/>
+              <w:jc w:val="left"/>
+            </w:pPr>
+            <w:r>
+              <w:t xml:space="preserve">이상반응(3–4등급)</w:t>
+            </w:r>
+          </w:p>
+        </w:tc>
+        <w:tc>
+          <w:tcPr/>
+          <w:p>
+            <w:pPr>
+              <w:pStyle w:val="Compact"/>
+              <w:jc w:val="left"/>
+            </w:pPr>
+            <w:r>
+              <w:t xml:space="preserve">영국 건당 비용</w:t>
+            </w:r>
+          </w:p>
+        </w:tc>
+        <w:tc>
+          <w:tcPr/>
+          <w:p>
+            <w:pPr>
+              <w:pStyle w:val="Compact"/>
+              <w:jc w:val="left"/>
+            </w:pPr>
+            <w:r>
+              <w:t xml:space="preserve">국내 건당 비용</w:t>
+            </w:r>
+          </w:p>
+        </w:tc>
+      </w:tr>
+      <w:tr>
+        <w:tc>
+          <w:tcPr/>
+          <w:p>
+            <w:pPr>
+              <w:pStyle w:val="Compact"/>
+              <w:jc w:val="left"/>
+            </w:pPr>
+            <w:r>
+              <w:t xml:space="preserve">빈혈</w:t>
+            </w:r>
+          </w:p>
+        </w:tc>
+        <w:tc>
+          <w:tcPr/>
+          <w:p>
+            <w:pPr>
+              <w:pStyle w:val="Compact"/>
+              <w:jc w:val="left"/>
+            </w:pPr>
+            <w:r>
+              <w:t xml:space="preserve">✅ £989.48</w:t>
+            </w:r>
+          </w:p>
+        </w:tc>
+        <w:tc>
+          <w:tcPr/>
+          <w:p>
+            <w:pPr>
+              <w:pStyle w:val="Compact"/>
+              <w:jc w:val="left"/>
+            </w:pPr>
+            <w:r>
+              <w:t xml:space="preserve">⬜</w:t>
+            </w:r>
+          </w:p>
+        </w:tc>
+      </w:tr>
+      <w:tr>
+        <w:tc>
+          <w:tcPr/>
+          <w:p>
+            <w:pPr>
+              <w:pStyle w:val="Compact"/>
+              <w:jc w:val="left"/>
+            </w:pPr>
+            <w:r>
+              <w:t xml:space="preserve">복통</w:t>
+            </w:r>
+          </w:p>
+        </w:tc>
+        <w:tc>
+          <w:tcPr/>
+          <w:p>
+            <w:pPr>
+              <w:pStyle w:val="Compact"/>
+              <w:jc w:val="left"/>
+            </w:pPr>
+            <w:r>
+              <w:t xml:space="preserve">✅ £679.32</w:t>
+            </w:r>
+          </w:p>
+        </w:tc>
+        <w:tc>
+          <w:tcPr/>
+          <w:p>
+            <w:pPr>
+              <w:pStyle w:val="Compact"/>
+              <w:jc w:val="left"/>
+            </w:pPr>
+            <w:r>
+              <w:t xml:space="preserve">⬜</w:t>
+            </w:r>
+          </w:p>
+        </w:tc>
+      </w:tr>
+      <w:tr>
+        <w:tc>
+          <w:tcPr/>
+          <w:p>
+            <w:pPr>
+              <w:pStyle w:val="Compact"/>
+              <w:jc w:val="left"/>
+            </w:pPr>
+            <w:r>
+              <w:t xml:space="preserve">고혈압</w:t>
+            </w:r>
+          </w:p>
+        </w:tc>
+        <w:tc>
+          <w:tcPr/>
+          <w:p>
+            <w:pPr>
+              <w:pStyle w:val="Compact"/>
+              <w:jc w:val="left"/>
+            </w:pPr>
+            <w:r>
+              <w:t xml:space="preserve">✅ £760.02</w:t>
+            </w:r>
+          </w:p>
+        </w:tc>
+        <w:tc>
+          <w:tcPr/>
+          <w:p>
+            <w:pPr>
+              <w:pStyle w:val="Compact"/>
+              <w:jc w:val="left"/>
+            </w:pPr>
+            <w:r>
+              <w:t xml:space="preserve">⬜</w:t>
+            </w:r>
+          </w:p>
+        </w:tc>
+      </w:tr>
+    </w:tbl>
     <w:p>
       <w:pPr>
         <w:numPr>
           <w:ilvl w:val="0"/>
-          <w:numId w:val="1026"/>
+          <w:numId w:val="1032"/>
         </w:numPr>
         <w:pStyle w:val="Compact"/>
       </w:pPr>
@@ -5331,19 +6463,63 @@
       <w:pPr>
         <w:numPr>
           <w:ilvl w:val="0"/>
-          <w:numId w:val="1027"/>
-        </w:numPr>
-        <w:pStyle w:val="Compact"/>
-      </w:pPr>
-      <w:r>
-        <w:t xml:space="preserve">✅ 원모델: TA730/TA488과 정합된 말기(end-of-life) 비용 반영. 시나리오 제외 시 ICER £28,939로 영향 미미 [출처: ID6496 §3.5.4, Table 49–50; 시나리오 표]</w:t>
+          <w:numId w:val="1033"/>
+        </w:numPr>
+        <w:pStyle w:val="Compact"/>
+      </w:pPr>
+      <w:r>
+        <w:t xml:space="preserve">✅ 원모델: 사망 시 1회</w:t>
+      </w:r>
+      <w:r>
+        <w:t xml:space="preserve"> </w:t>
+      </w:r>
+      <w:r>
+        <w:rPr>
+          <w:bCs/>
+          <w:b/>
+        </w:rPr>
+        <w:t xml:space="preserve">£10,926.76</w:t>
+      </w:r>
+      <w:r>
+        <w:t xml:space="preserve"> </w:t>
+      </w:r>
+      <w:r>
+        <w:t xml:space="preserve">— TA488 준거, Abel 등(2013) 호스피스 코호트 비용을 HCHS/NHSCII 지수로 2024년 가격 환산 [출처: ID6496 §3.5.4, Table 49]</w:t>
       </w:r>
     </w:p>
     <w:p>
       <w:pPr>
         <w:numPr>
           <w:ilvl w:val="0"/>
-          <w:numId w:val="1027"/>
+          <w:numId w:val="1033"/>
+        </w:numPr>
+        <w:pStyle w:val="Compact"/>
+      </w:pPr>
+      <w:r>
+        <w:t xml:space="preserve">✅ 시나리오: Round 등(2015) 기반</w:t>
+      </w:r>
+      <w:r>
+        <w:t xml:space="preserve"> </w:t>
+      </w:r>
+      <w:r>
+        <w:rPr>
+          <w:bCs/>
+          <w:b/>
+        </w:rPr>
+        <w:t xml:space="preserve">£7,777.76</w:t>
+      </w:r>
+      <w:r>
+        <w:t xml:space="preserve"> </w:t>
+      </w:r>
+      <w:r>
+        <w:t xml:space="preserve">[출처: ID6496 Table 50]; 말기 비용 제외 시 ICER £28,939로 영향 미미 [출처: ID6496 시나리오 표]</w:t>
+      </w:r>
+    </w:p>
+    <w:p>
+      <w:pPr>
+        <w:numPr>
+          <w:ilvl w:val="0"/>
+          <w:numId w:val="1033"/>
         </w:numPr>
         <w:pStyle w:val="Compact"/>
       </w:pPr>
@@ -6018,7 +7194,7 @@
       <w:pPr>
         <w:numPr>
           <w:ilvl w:val="0"/>
-          <w:numId w:val="1028"/>
+          <w:numId w:val="1034"/>
         </w:numPr>
         <w:pStyle w:val="Compact"/>
       </w:pPr>
@@ -6030,7 +7206,7 @@
       <w:pPr>
         <w:numPr>
           <w:ilvl w:val="0"/>
-          <w:numId w:val="1028"/>
+          <w:numId w:val="1034"/>
         </w:numPr>
         <w:pStyle w:val="Compact"/>
       </w:pPr>
@@ -6042,12 +7218,20 @@
       <w:pPr>
         <w:numPr>
           <w:ilvl w:val="0"/>
-          <w:numId w:val="1028"/>
-        </w:numPr>
-        <w:pStyle w:val="Compact"/>
-      </w:pPr>
-      <w:r>
-        <w:t xml:space="preserve">⬜ [원모델 재현 검증: 회사 제출자료 공개 ICER — 원제출(2025.5.) 기본분석</w:t>
+          <w:numId w:val="1034"/>
+        </w:numPr>
+        <w:pStyle w:val="Compact"/>
+      </w:pPr>
+      <w:r>
+        <w:t xml:space="preserve">⬜ [원모델 재현 검증 — 아래 공개 ICER 경과표(모두 결정론적, PAS·1.7 가중 포함)와 대조. 단 PAS 할인율이 비공개이므로 완전 재현은 불가하며, 입수한 모델 작업본(표시가·PAS 0 상태)의 산출값 재현으로 갈음]</w:t>
+      </w:r>
+    </w:p>
+    <w:p>
+      <w:pPr>
+        <w:pStyle w:val="FirstParagraph"/>
+      </w:pPr>
+      <w:r>
+        <w:t xml:space="preserve">✅</w:t>
       </w:r>
       <w:r>
         <w:t xml:space="preserve"> </w:t>
@@ -6057,37 +7241,10 @@
           <w:bCs/>
           <w:b/>
         </w:rPr>
-        <w:t xml:space="preserve">£28,836/QALY</w:t>
-      </w:r>
-      <w:r>
-        <w:t xml:space="preserve">(PAS·1.7 가중 포함, 증분 QALY 2.962) ✅[ID6496 §3.6], PAS 인상 후 £26,877 ✅[EAG addendum Table 1], 최종 위원회 범위 £29,130–31,085 ✅[TA1146 §3.15] — 와 대조. 단 PAS 할인율이 비공개이므로 완전 재현은 불가하며, 입수한 모델 작업본(표시가·PAS 0 상태)의 산출값 재현으로 갈음]</w:t>
-      </w:r>
-    </w:p>
-    <w:p>
-      <w:r>
-        <w:pict>
-          <v:rect style="width:0;height:1.5pt" o:hralign="center" o:hrstd="t" o:hr="t"/>
-        </w:pict>
-      </w:r>
-    </w:p>
-    <w:bookmarkEnd w:id="57"/>
-    <w:bookmarkEnd w:id="58"/>
-    <w:bookmarkStart w:id="63" w:name="X98c66a15d0e4b55af4db350ea1ecae419275cfd"/>
-    <w:p>
-      <w:pPr>
-        <w:pStyle w:val="Heading1"/>
-      </w:pPr>
-      <w:r>
-        <w:t xml:space="preserve">3. 분석 결과</w:t>
-      </w:r>
-    </w:p>
-    <w:bookmarkStart w:id="59" w:name="Xfab695b4f4b0bd5697e74c84b623e2ddc61613f"/>
-    <w:p>
-      <w:pPr>
-        <w:pStyle w:val="Heading2"/>
-      </w:pPr>
-      <w:r>
-        <w:t xml:space="preserve">3.1 기본분석(Base-case)</w:t>
+        <w:t xml:space="preserve">공개 ICER 경과표(재현 검증 참고 목표값)</w:t>
+      </w:r>
+      <w:r>
+        <w:t xml:space="preserve">:</w:t>
       </w:r>
     </w:p>
     <w:tbl>
@@ -6115,6 +7272,510 @@
               <w:jc w:val="left"/>
             </w:pPr>
             <w:r>
+              <w:t xml:space="preserve">단계</w:t>
+            </w:r>
+          </w:p>
+        </w:tc>
+        <w:tc>
+          <w:tcPr/>
+          <w:p>
+            <w:pPr>
+              <w:pStyle w:val="Compact"/>
+              <w:jc w:val="left"/>
+            </w:pPr>
+            <w:r>
+              <w:t xml:space="preserve">분석</w:t>
+            </w:r>
+          </w:p>
+        </w:tc>
+        <w:tc>
+          <w:tcPr/>
+          <w:p>
+            <w:pPr>
+              <w:pStyle w:val="Compact"/>
+              <w:jc w:val="left"/>
+            </w:pPr>
+            <w:r>
+              <w:t xml:space="preserve">ICER(£/QALY)</w:t>
+            </w:r>
+          </w:p>
+        </w:tc>
+        <w:tc>
+          <w:tcPr/>
+          <w:p>
+            <w:pPr>
+              <w:pStyle w:val="Compact"/>
+              <w:jc w:val="left"/>
+            </w:pPr>
+            <w:r>
+              <w:t xml:space="preserve">출처</w:t>
+            </w:r>
+          </w:p>
+        </w:tc>
+      </w:tr>
+      <w:tr>
+        <w:tc>
+          <w:tcPr/>
+          <w:p>
+            <w:pPr>
+              <w:pStyle w:val="Compact"/>
+              <w:jc w:val="left"/>
+            </w:pPr>
+            <w:r>
+              <w:t xml:space="preserve">원제출(2025.5., 구 PAS)</w:t>
+            </w:r>
+          </w:p>
+        </w:tc>
+        <w:tc>
+          <w:tcPr/>
+          <w:p>
+            <w:pPr>
+              <w:pStyle w:val="Compact"/>
+              <w:jc w:val="left"/>
+            </w:pPr>
+            <w:r>
+              <w:t xml:space="preserve">회사 기본분석 — 증분비용 £85,414, 증분 QALY 2.962</w:t>
+            </w:r>
+          </w:p>
+        </w:tc>
+        <w:tc>
+          <w:tcPr/>
+          <w:p>
+            <w:pPr>
+              <w:pStyle w:val="Compact"/>
+              <w:jc w:val="left"/>
+            </w:pPr>
+            <w:r>
+              <w:t xml:space="preserve">28,836</w:t>
+            </w:r>
+          </w:p>
+        </w:tc>
+        <w:tc>
+          <w:tcPr/>
+          <w:p>
+            <w:pPr>
+              <w:pStyle w:val="Compact"/>
+              <w:jc w:val="left"/>
+            </w:pPr>
+            <w:r>
+              <w:t xml:space="preserve">ID6496 §3.6</w:t>
+            </w:r>
+          </w:p>
+        </w:tc>
+      </w:tr>
+      <w:tr>
+        <w:tc>
+          <w:tcPr/>
+          <w:p>
+            <w:pPr>
+              <w:pStyle w:val="Compact"/>
+              <w:jc w:val="left"/>
+            </w:pPr>
+            <w:r>
+              <w:t xml:space="preserve">상동</w:t>
+            </w:r>
+          </w:p>
+        </w:tc>
+        <w:tc>
+          <w:tcPr/>
+          <w:p>
+            <w:pPr>
+              <w:pStyle w:val="Compact"/>
+              <w:jc w:val="left"/>
+            </w:pPr>
+            <w:r>
+              <w:t xml:space="preserve">PSA(확률론적) — 결정론적과 차이 £757, £30,000 기준 비용-효과적일 확률 57.2%</w:t>
+            </w:r>
+          </w:p>
+        </w:tc>
+        <w:tc>
+          <w:tcPr/>
+          <w:p>
+            <w:pPr>
+              <w:pStyle w:val="Compact"/>
+              <w:jc w:val="left"/>
+            </w:pPr>
+            <w:r>
+              <w:t xml:space="preserve">29,593</w:t>
+            </w:r>
+          </w:p>
+        </w:tc>
+        <w:tc>
+          <w:tcPr/>
+          <w:p>
+            <w:pPr>
+              <w:pStyle w:val="Compact"/>
+              <w:jc w:val="left"/>
+            </w:pPr>
+            <w:r>
+              <w:t xml:space="preserve">ID6496 §3.7</w:t>
+            </w:r>
+          </w:p>
+        </w:tc>
+      </w:tr>
+      <w:tr>
+        <w:tc>
+          <w:tcPr/>
+          <w:p>
+            <w:pPr>
+              <w:pStyle w:val="Compact"/>
+              <w:jc w:val="left"/>
+            </w:pPr>
+            <w:r>
+              <w:t xml:space="preserve">ACM1 시점</w:t>
+            </w:r>
+          </w:p>
+        </w:tc>
+        <w:tc>
+          <w:tcPr/>
+          <w:p>
+            <w:pPr>
+              <w:pStyle w:val="Compact"/>
+              <w:jc w:val="left"/>
+            </w:pPr>
+            <w:r>
+              <w:t xml:space="preserve">EAG·위원회 선호 분석(재검열+로그로지스틱)</w:t>
+            </w:r>
+          </w:p>
+        </w:tc>
+        <w:tc>
+          <w:tcPr/>
+          <w:p>
+            <w:pPr>
+              <w:pStyle w:val="Compact"/>
+              <w:jc w:val="left"/>
+            </w:pPr>
+            <w:r>
+              <w:t xml:space="preserve">44,964 (1차 PAS 인상 반영)</w:t>
+            </w:r>
+          </w:p>
+        </w:tc>
+        <w:tc>
+          <w:tcPr/>
+          <w:p>
+            <w:pPr>
+              <w:pStyle w:val="Compact"/>
+              <w:jc w:val="left"/>
+            </w:pPr>
+            <w:r>
+              <w:t xml:space="preserve">EAG critique of DG response §1</w:t>
+            </w:r>
+          </w:p>
+        </w:tc>
+      </w:tr>
+      <w:tr>
+        <w:tc>
+          <w:tcPr/>
+          <w:p>
+            <w:pPr>
+              <w:pStyle w:val="Compact"/>
+              <w:jc w:val="left"/>
+            </w:pPr>
+            <w:r>
+              <w:t xml:space="preserve">Draft guidance(2025.10.)</w:t>
+            </w:r>
+          </w:p>
+        </w:tc>
+        <w:tc>
+          <w:tcPr/>
+          <w:p>
+            <w:pPr>
+              <w:pStyle w:val="Compact"/>
+              <w:jc w:val="left"/>
+            </w:pPr>
+            <w:r>
+              <w:rPr>
+                <w:bCs/>
+                <w:b/>
+              </w:rPr>
+              <w:t xml:space="preserve">비권고</w:t>
+            </w:r>
+            <w:r>
+              <w:t xml:space="preserve"> </w:t>
+            </w:r>
+            <w:r>
+              <w:t xml:space="preserve">— 상기 EAG 선호 ICER가 구 임계값(£20,000–30,000) 상회</w:t>
+            </w:r>
+          </w:p>
+        </w:tc>
+        <w:tc>
+          <w:tcPr/>
+          <w:p>
+            <w:pPr>
+              <w:pStyle w:val="Compact"/>
+              <w:jc w:val="left"/>
+            </w:pPr>
+            <w:r>
+              <w:t xml:space="preserve">—</w:t>
+            </w:r>
+          </w:p>
+        </w:tc>
+        <w:tc>
+          <w:tcPr/>
+          <w:p>
+            <w:pPr>
+              <w:pStyle w:val="Compact"/>
+              <w:jc w:val="left"/>
+            </w:pPr>
+            <w:r>
+              <w:t xml:space="preserve">EAG critique of DG response §1</w:t>
+            </w:r>
+          </w:p>
+        </w:tc>
+      </w:tr>
+      <w:tr>
+        <w:tc>
+          <w:tcPr/>
+          <w:p>
+            <w:pPr>
+              <w:pStyle w:val="Compact"/>
+              <w:jc w:val="left"/>
+            </w:pPr>
+            <w:r>
+              <w:t xml:space="preserve">DG 대응(2025.12., 2차 PAS 인상, 2021컷)</w:t>
+            </w:r>
+          </w:p>
+        </w:tc>
+        <w:tc>
+          <w:tcPr/>
+          <w:p>
+            <w:pPr>
+              <w:pStyle w:val="Compact"/>
+              <w:jc w:val="left"/>
+            </w:pPr>
+            <w:r>
+              <w:t xml:space="preserve">회사 기본분석 26,877 / EAG·위원회 선호 41,035 / TSE-IPCW 29,282</w:t>
+            </w:r>
+          </w:p>
+        </w:tc>
+        <w:tc>
+          <w:tcPr/>
+          <w:p>
+            <w:pPr>
+              <w:pStyle w:val="Compact"/>
+              <w:jc w:val="left"/>
+            </w:pPr>
+            <w:r>
+              <w:t xml:space="preserve">좌동</w:t>
+            </w:r>
+          </w:p>
+        </w:tc>
+        <w:tc>
+          <w:tcPr/>
+          <w:p>
+            <w:pPr>
+              <w:pStyle w:val="Compact"/>
+              <w:jc w:val="left"/>
+            </w:pPr>
+            <w:r>
+              <w:t xml:space="preserve">EAG critique Table 1–2; 회사 DG Addendum</w:t>
+            </w:r>
+          </w:p>
+        </w:tc>
+      </w:tr>
+      <w:tr>
+        <w:tc>
+          <w:tcPr/>
+          <w:p>
+            <w:pPr>
+              <w:pStyle w:val="Compact"/>
+              <w:jc w:val="left"/>
+            </w:pPr>
+            <w:r>
+              <w:t xml:space="preserve">DG 대응(2022컷)</w:t>
+            </w:r>
+          </w:p>
+        </w:tc>
+        <w:tc>
+          <w:tcPr/>
+          <w:p>
+            <w:pPr>
+              <w:pStyle w:val="Compact"/>
+              <w:jc w:val="left"/>
+            </w:pPr>
+            <w:r>
+              <w:t xml:space="preserve">회사 방식 31,371 / EAG 선호(로그로지스틱) 34,026 / TSE-IPCW 31,728</w:t>
+            </w:r>
+          </w:p>
+        </w:tc>
+        <w:tc>
+          <w:tcPr/>
+          <w:p>
+            <w:pPr>
+              <w:pStyle w:val="Compact"/>
+              <w:jc w:val="left"/>
+            </w:pPr>
+            <w:r>
+              <w:t xml:space="preserve">좌동</w:t>
+            </w:r>
+          </w:p>
+        </w:tc>
+        <w:tc>
+          <w:tcPr/>
+          <w:p>
+            <w:pPr>
+              <w:pStyle w:val="Compact"/>
+              <w:jc w:val="left"/>
+            </w:pPr>
+            <w:r>
+              <w:t xml:space="preserve">상동</w:t>
+            </w:r>
+          </w:p>
+        </w:tc>
+      </w:tr>
+      <w:tr>
+        <w:tc>
+          <w:tcPr/>
+          <w:p>
+            <w:pPr>
+              <w:pStyle w:val="Compact"/>
+              <w:jc w:val="left"/>
+            </w:pPr>
+            <w:r>
+              <w:t xml:space="preserve">EAG 최종 선호 범위(2022컷)</w:t>
+            </w:r>
+          </w:p>
+        </w:tc>
+        <w:tc>
+          <w:tcPr/>
+          <w:p>
+            <w:pPr>
+              <w:pStyle w:val="Compact"/>
+              <w:jc w:val="left"/>
+            </w:pPr>
+            <w:r>
+              <w:t xml:space="preserve">재검열 없음+일반화감마 31,437 ~ 재검열+로그정규 33,562</w:t>
+            </w:r>
+          </w:p>
+        </w:tc>
+        <w:tc>
+          <w:tcPr/>
+          <w:p>
+            <w:pPr>
+              <w:pStyle w:val="Compact"/>
+              <w:jc w:val="left"/>
+            </w:pPr>
+            <w:r>
+              <w:t xml:space="preserve">31,437–33,562</w:t>
+            </w:r>
+          </w:p>
+        </w:tc>
+        <w:tc>
+          <w:tcPr/>
+          <w:p>
+            <w:pPr>
+              <w:pStyle w:val="Compact"/>
+              <w:jc w:val="left"/>
+            </w:pPr>
+            <w:r>
+              <w:t xml:space="preserve">EAG critique of DG response</w:t>
+            </w:r>
+          </w:p>
+        </w:tc>
+      </w:tr>
+      <w:tr>
+        <w:tc>
+          <w:tcPr/>
+          <w:p>
+            <w:pPr>
+              <w:pStyle w:val="Compact"/>
+              <w:jc w:val="left"/>
+            </w:pPr>
+            <w:r>
+              <w:t xml:space="preserve">최종 guidance(2026.4.)</w:t>
+            </w:r>
+          </w:p>
+        </w:tc>
+        <w:tc>
+          <w:tcPr/>
+          <w:p>
+            <w:pPr>
+              <w:pStyle w:val="Compact"/>
+              <w:jc w:val="left"/>
+            </w:pPr>
+            <w:r>
+              <w:t xml:space="preserve">위원회 고려 범위(회사 기본 24,937 별도)</w:t>
+            </w:r>
+          </w:p>
+        </w:tc>
+        <w:tc>
+          <w:tcPr/>
+          <w:p>
+            <w:pPr>
+              <w:pStyle w:val="Compact"/>
+              <w:jc w:val="left"/>
+            </w:pPr>
+            <w:r>
+              <w:t xml:space="preserve">29,130–31,085</w:t>
+            </w:r>
+          </w:p>
+        </w:tc>
+        <w:tc>
+          <w:tcPr/>
+          <w:p>
+            <w:pPr>
+              <w:pStyle w:val="Compact"/>
+              <w:jc w:val="left"/>
+            </w:pPr>
+            <w:r>
+              <w:t xml:space="preserve">TA1146 §3.15</w:t>
+            </w:r>
+          </w:p>
+        </w:tc>
+      </w:tr>
+    </w:tbl>
+    <w:p>
+      <w:r>
+        <w:pict>
+          <v:rect style="width:0;height:1.5pt" o:hralign="center" o:hrstd="t" o:hr="t"/>
+        </w:pict>
+      </w:r>
+    </w:p>
+    <w:bookmarkEnd w:id="57"/>
+    <w:bookmarkEnd w:id="58"/>
+    <w:bookmarkStart w:id="63" w:name="X98c66a15d0e4b55af4db350ea1ecae419275cfd"/>
+    <w:p>
+      <w:pPr>
+        <w:pStyle w:val="Heading1"/>
+      </w:pPr>
+      <w:r>
+        <w:t xml:space="preserve">3. 분석 결과</w:t>
+      </w:r>
+    </w:p>
+    <w:bookmarkStart w:id="59" w:name="Xfab695b4f4b0bd5697e74c84b623e2ddc61613f"/>
+    <w:p>
+      <w:pPr>
+        <w:pStyle w:val="Heading2"/>
+      </w:pPr>
+      <w:r>
+        <w:t xml:space="preserve">3.1 기본분석(Base-case)</w:t>
+      </w:r>
+    </w:p>
+    <w:tbl>
+      <w:tblPr>
+        <w:tblStyle w:val="Table"/>
+        <w:tblW w:type="auto" w:w="0"/>
+        <w:tblLook w:firstRow="1" w:lastRow="0" w:firstColumn="0" w:lastColumn="0" w:noHBand="0" w:noVBand="0" w:val="0020"/>
+        <w:jc w:val="start"/>
+      </w:tblPr>
+      <w:tblGrid>
+        <w:gridCol w:w="1980"/>
+        <w:gridCol w:w="1980"/>
+        <w:gridCol w:w="1980"/>
+        <w:gridCol w:w="1980"/>
+      </w:tblGrid>
+      <w:tr>
+        <w:trPr>
+          <w:tblHeader w:val="true"/>
+        </w:trPr>
+        <w:tc>
+          <w:tcPr/>
+          <w:p>
+            <w:pPr>
+              <w:pStyle w:val="Compact"/>
+              <w:jc w:val="left"/>
+            </w:pPr>
+            <w:r>
               <w:t xml:space="preserve">구분</w:t>
             </w:r>
           </w:p>
@@ -6357,6 +8018,14 @@
         </w:tc>
       </w:tr>
     </w:tbl>
+    <w:p>
+      <w:pPr>
+        <w:pStyle w:val="BodyText"/>
+      </w:pPr>
+      <w:r>
+        <w:t xml:space="preserve">✅ 참고(영국 원제출 기본분석, PAS·1.7 가중 포함): 증분비용 £85,414, 증분 QALY 2.962, ICER £28,836/QALY [출처: ID6496 §3.6] — 개별 군별 총비용·총 QALY는 기업비밀로 비공개.</w:t>
+      </w:r>
+    </w:p>
     <w:bookmarkEnd w:id="59"/>
     <w:bookmarkStart w:id="60" w:name="X70c84b8d9b77b314507bc123e0d0103bd4c554e"/>
     <w:p>
@@ -6711,7 +8380,83 @@
               <w:jc w:val="left"/>
             </w:pPr>
             <w:r>
-              <w:t xml:space="preserve">7. ⬜ [분석 기간, 할인율 등]</w:t>
+              <w:t xml:space="preserve">7. 진행 후 증량(BID) 약제비 포함</w:t>
+            </w:r>
+          </w:p>
+        </w:tc>
+        <w:tc>
+          <w:tcPr/>
+          <w:p>
+            <w:pPr>
+              <w:pStyle w:val="Compact"/>
+              <w:jc w:val="left"/>
+            </w:pPr>
+            <w:r>
+              <w:t xml:space="preserve">✅ 원평가 시나리오 — 진행 후 투여 중 환자의 50%가 BID 비용 부담 가정 시 ICER £32,671(회사 원제출 기준). 허가 외 용량이라 기본분석에서는 제외 [ID6496 시나리오 표]</w:t>
+            </w:r>
+          </w:p>
+        </w:tc>
+        <w:tc>
+          <w:tcPr/>
+          <w:p>
+            <w:pPr>
+              <w:pStyle w:val="Compact"/>
+              <w:jc w:val="left"/>
+            </w:pPr>
+            <w:r>
+              <w:t xml:space="preserve">⬜</w:t>
+            </w:r>
+          </w:p>
+        </w:tc>
+      </w:tr>
+      <w:tr>
+        <w:tc>
+          <w:tcPr/>
+          <w:p>
+            <w:pPr>
+              <w:pStyle w:val="Compact"/>
+              <w:jc w:val="left"/>
+            </w:pPr>
+            <w:r>
+              <w:t xml:space="preserve">8. 말기 비용: Round(2015) £7,777.76 대체/제외</w:t>
+            </w:r>
+          </w:p>
+        </w:tc>
+        <w:tc>
+          <w:tcPr/>
+          <w:p>
+            <w:pPr>
+              <w:pStyle w:val="Compact"/>
+              <w:jc w:val="left"/>
+            </w:pPr>
+            <w:r>
+              <w:t xml:space="preserve">✅ ID6496 §3.5.4(제외 시 £28,939)</w:t>
+            </w:r>
+          </w:p>
+        </w:tc>
+        <w:tc>
+          <w:tcPr/>
+          <w:p>
+            <w:pPr>
+              <w:pStyle w:val="Compact"/>
+              <w:jc w:val="left"/>
+            </w:pPr>
+            <w:r>
+              <w:t xml:space="preserve">⬜</w:t>
+            </w:r>
+          </w:p>
+        </w:tc>
+      </w:tr>
+      <w:tr>
+        <w:tc>
+          <w:tcPr/>
+          <w:p>
+            <w:pPr>
+              <w:pStyle w:val="Compact"/>
+              <w:jc w:val="left"/>
+            </w:pPr>
+            <w:r>
+              <w:t xml:space="preserve">9. ⬜ [분석 기간, 할인율 등]</w:t>
             </w:r>
           </w:p>
         </w:tc>
@@ -6801,6 +8546,40 @@
         <w:t xml:space="preserve">⬜ [작성. 국내 임계값 논의 시 참고: ✅ NICE는 본 건의 불확실성을 고려해 £25,000–35,000/QALY의 중간대를 수용 기준으로 삼았고, 중증도 가중 1.7을 적용함 [TA1146 §3.13–3.14] — 국내 제도(중증·말기질환 탄력 적용)와의 차이 논의]</w:t>
       </w:r>
     </w:p>
+    <w:p>
+      <w:pPr>
+        <w:pStyle w:val="BodyText"/>
+      </w:pPr>
+      <w:r>
+        <w:t xml:space="preserve">✅ 참고 — NICE 임계값 변경 경과: draft guidance(2025.10.)는 구 통상 범위</w:t>
+      </w:r>
+      <w:r>
+        <w:t xml:space="preserve"> </w:t>
+      </w:r>
+      <w:r>
+        <w:rPr>
+          <w:bCs/>
+          <w:b/>
+        </w:rPr>
+        <w:t xml:space="preserve">£20,000–30,000</w:t>
+      </w:r>
+      <w:r>
+        <w:t xml:space="preserve">을 적용해 비권고했으나, 이후 NICE의 통상 임계값 범위가</w:t>
+      </w:r>
+      <w:r>
+        <w:t xml:space="preserve"> </w:t>
+      </w:r>
+      <w:r>
+        <w:rPr>
+          <w:bCs/>
+          <w:b/>
+        </w:rPr>
+        <w:t xml:space="preserve">£25,000–35,000</w:t>
+      </w:r>
+      <w:r>
+        <w:t xml:space="preserve">으로 상향되어 최종 guidance는 신 범위(중간대)를 적용함. 회사도 DG 대응에서 "인상된 PAS 적용 시 2022컷의 모든 시나리오가 신 임계값 범위 내에서 비용-효과적"이라고 주장 [출처: EAG critique of DG response §1; 회사 DG Addendum(2025.12.); TA1146 §3.14]</w:t>
+      </w:r>
+    </w:p>
     <w:bookmarkEnd w:id="65"/>
     <w:bookmarkStart w:id="66" w:name="Xbfa007d1c8c350c9caa175a5aca0fd2dde5a0a8"/>
     <w:p>
@@ -6817,6 +8596,14 @@
       </w:pPr>
       <w:r>
         <w:t xml:space="preserve">⬜ [TA881 비권고 → TA1146 권고 전환의 핵심(4-상태 구조로 진행 후 투여 지속 반영 ✅[§3.6, §3.12], 2022 데이터컷 ✅[§3.7], 증량 2단계 보정 ✅[§3.8])과 본 분석의 처리 대조. 영국 ICER(£24,937~£31,085 ✅[§3.15])와 국내 결과 차이의 원인 분해]</w:t>
+      </w:r>
+    </w:p>
+    <w:p>
+      <w:pPr>
+        <w:pStyle w:val="BodyText"/>
+      </w:pPr>
+      <w:r>
+        <w:t xml:space="preserve">✅ 참고 — 타 기관 평가: 스코틀랜드 SMC는 2025.8.11. 리프레티닙을 수용(승인)함 — 회사가 DG 대응에서 영국 내 지역 간 접근성 격차(형평성) 논거로 제시 [출처: 회사 DG 대응 의견서(2025.12., committee papers)]</w:t>
       </w:r>
     </w:p>
     <w:bookmarkEnd w:id="66"/>
@@ -6902,7 +8689,7 @@
       <w:pPr>
         <w:numPr>
           <w:ilvl w:val="0"/>
-          <w:numId w:val="1029"/>
+          <w:numId w:val="1035"/>
         </w:numPr>
         <w:pStyle w:val="Compact"/>
       </w:pPr>
@@ -6931,7 +8718,7 @@
       <w:pPr>
         <w:numPr>
           <w:ilvl w:val="0"/>
-          <w:numId w:val="1029"/>
+          <w:numId w:val="1035"/>
         </w:numPr>
         <w:pStyle w:val="Compact"/>
       </w:pPr>
@@ -6954,7 +8741,7 @@
       <w:pPr>
         <w:numPr>
           <w:ilvl w:val="0"/>
-          <w:numId w:val="1029"/>
+          <w:numId w:val="1035"/>
         </w:numPr>
         <w:pStyle w:val="Compact"/>
       </w:pPr>
@@ -6983,7 +8770,7 @@
       <w:pPr>
         <w:numPr>
           <w:ilvl w:val="0"/>
-          <w:numId w:val="1029"/>
+          <w:numId w:val="1035"/>
         </w:numPr>
         <w:pStyle w:val="Compact"/>
       </w:pPr>
@@ -6995,7 +8782,7 @@
       <w:pPr>
         <w:numPr>
           <w:ilvl w:val="0"/>
-          <w:numId w:val="1029"/>
+          <w:numId w:val="1035"/>
         </w:numPr>
         <w:pStyle w:val="Compact"/>
       </w:pPr>
@@ -7007,7 +8794,7 @@
       <w:pPr>
         <w:numPr>
           <w:ilvl w:val="0"/>
-          <w:numId w:val="1029"/>
+          <w:numId w:val="1035"/>
         </w:numPr>
         <w:pStyle w:val="Compact"/>
       </w:pPr>
@@ -7019,7 +8806,7 @@
       <w:pPr>
         <w:numPr>
           <w:ilvl w:val="0"/>
-          <w:numId w:val="1029"/>
+          <w:numId w:val="1035"/>
         </w:numPr>
         <w:pStyle w:val="Compact"/>
       </w:pPr>
@@ -7031,7 +8818,7 @@
       <w:pPr>
         <w:numPr>
           <w:ilvl w:val="0"/>
-          <w:numId w:val="1029"/>
+          <w:numId w:val="1035"/>
         </w:numPr>
         <w:pStyle w:val="Compact"/>
       </w:pPr>
@@ -7043,7 +8830,7 @@
       <w:pPr>
         <w:numPr>
           <w:ilvl w:val="0"/>
-          <w:numId w:val="1029"/>
+          <w:numId w:val="1035"/>
         </w:numPr>
         <w:pStyle w:val="Compact"/>
       </w:pPr>
@@ -7055,7 +8842,7 @@
       <w:pPr>
         <w:numPr>
           <w:ilvl w:val="0"/>
-          <w:numId w:val="1029"/>
+          <w:numId w:val="1035"/>
         </w:numPr>
         <w:pStyle w:val="Compact"/>
       </w:pPr>
@@ -7067,7 +8854,7 @@
       <w:pPr>
         <w:numPr>
           <w:ilvl w:val="0"/>
-          <w:numId w:val="1029"/>
+          <w:numId w:val="1035"/>
         </w:numPr>
         <w:pStyle w:val="Compact"/>
       </w:pPr>
@@ -7079,7 +8866,7 @@
       <w:pPr>
         <w:numPr>
           <w:ilvl w:val="0"/>
-          <w:numId w:val="1029"/>
+          <w:numId w:val="1035"/>
         </w:numPr>
         <w:pStyle w:val="Compact"/>
       </w:pPr>
@@ -7499,6 +9286,9 @@
     <w:abstractNumId w:val="991"/>
   </w:num>
   <w:num w:numId="1012">
+    <w:abstractNumId w:val="991"/>
+  </w:num>
+  <w:num w:numId="1013">
     <w:abstractNumId w:val="99411"/>
     <w:lvlOverride w:ilvl="0">
       <w:startOverride w:val="1"/>
@@ -7527,9 +9317,6 @@
     <w:lvlOverride w:ilvl="8">
       <w:startOverride w:val="1"/>
     </w:lvlOverride>
-  </w:num>
-  <w:num w:numId="1013">
-    <w:abstractNumId w:val="991"/>
   </w:num>
   <w:num w:numId="1014">
     <w:abstractNumId w:val="991"/>
@@ -7577,6 +9364,24 @@
     <w:abstractNumId w:val="991"/>
   </w:num>
   <w:num w:numId="1029">
+    <w:abstractNumId w:val="991"/>
+  </w:num>
+  <w:num w:numId="1030">
+    <w:abstractNumId w:val="991"/>
+  </w:num>
+  <w:num w:numId="1031">
+    <w:abstractNumId w:val="991"/>
+  </w:num>
+  <w:num w:numId="1032">
+    <w:abstractNumId w:val="991"/>
+  </w:num>
+  <w:num w:numId="1033">
+    <w:abstractNumId w:val="991"/>
+  </w:num>
+  <w:num w:numId="1034">
+    <w:abstractNumId w:val="991"/>
+  </w:num>
+  <w:num w:numId="1035">
     <w:abstractNumId w:val="99411"/>
     <w:lvlOverride w:ilvl="0">
       <w:startOverride w:val="1"/>

--- a/reports/ripretinib-gist-cea/report-shell.docx
+++ b/reports/ripretinib-gist-cea/report-shell.docx
@@ -35,7 +35,7 @@
         <w:t xml:space="preserve">문서 상태</w:t>
       </w:r>
       <w:r>
-        <w:t xml:space="preserve">: 보고서 쉘 v0.5 (TA1146 guidance + committee papers 원문 반영)</w:t>
+        <w:t xml:space="preserve">: 보고서 쉘 v0.6 (committee papers 원문 + 국내 비용 1차 통합 반영)</w:t>
       </w:r>
     </w:p>
     <w:p>
@@ -640,6 +640,100 @@
           </w:p>
         </w:tc>
       </w:tr>
+      <w:tr>
+        <w:tc>
+          <w:tcPr/>
+          <w:p>
+            <w:pPr>
+              <w:pStyle w:val="Compact"/>
+              <w:jc w:val="left"/>
+            </w:pPr>
+            <w:r>
+              <w:t xml:space="preserve">연구진 국내 비용 검토</w:t>
+            </w:r>
+            <w:r>
+              <w:t xml:space="preserve"> </w:t>
+            </w:r>
+            <w:r>
+              <w:rPr>
+                <w:rStyle w:val="VerbatimChar"/>
+              </w:rPr>
+              <w:t xml:space="preserve">Qinlock_cost_input_20260918.xlsx</w:t>
+            </w:r>
+          </w:p>
+        </w:tc>
+        <w:tc>
+          <w:tcPr/>
+          <w:p>
+            <w:pPr>
+              <w:pStyle w:val="Compact"/>
+              <w:jc w:val="left"/>
+            </w:pPr>
+            <w:r>
+              <w:t xml:space="preserve">국내 수가 매핑(모니터링·고식적 처치·BSC 약제·AE, Open HIRA·2025 가중평균가 기반) 및 모델 입력 위치</w:t>
+            </w:r>
+          </w:p>
+        </w:tc>
+        <w:tc>
+          <w:tcPr/>
+          <w:p>
+            <w:pPr>
+              <w:pStyle w:val="Compact"/>
+              <w:jc w:val="left"/>
+            </w:pPr>
+            <w:r>
+              <w:t xml:space="preserve">✅ 반영 완료(2026.9.22.)</w:t>
+            </w:r>
+          </w:p>
+        </w:tc>
+      </w:tr>
+      <w:tr>
+        <w:tc>
+          <w:tcPr/>
+          <w:p>
+            <w:pPr>
+              <w:pStyle w:val="Compact"/>
+              <w:jc w:val="left"/>
+            </w:pPr>
+            <w:r>
+              <w:t xml:space="preserve">연구진 EOL 비용 검토</w:t>
+            </w:r>
+            <w:r>
+              <w:t xml:space="preserve"> </w:t>
+            </w:r>
+            <w:r>
+              <w:rPr>
+                <w:rStyle w:val="VerbatimChar"/>
+              </w:rPr>
+              <w:t xml:space="preserve">Qinlock_EOL.xlsx</w:t>
+            </w:r>
+          </w:p>
+        </w:tc>
+        <w:tc>
+          <w:tcPr/>
+          <w:p>
+            <w:pPr>
+              <w:pStyle w:val="Compact"/>
+              <w:jc w:val="left"/>
+            </w:pPr>
+            <w:r>
+              <w:t xml:space="preserve">국내 말기 비용(Park 2018 위암 proxy) 및 모델 EOL 구조 분석</w:t>
+            </w:r>
+          </w:p>
+        </w:tc>
+        <w:tc>
+          <w:tcPr/>
+          <w:p>
+            <w:pPr>
+              <w:pStyle w:val="Compact"/>
+              <w:jc w:val="left"/>
+            </w:pPr>
+            <w:r>
+              <w:t xml:space="preserve">✅ 반영 완료(2026.9.22.)</w:t>
+            </w:r>
+          </w:p>
+        </w:tc>
+      </w:tr>
     </w:tbl>
     <w:bookmarkEnd w:id="20"/>
     <w:bookmarkStart w:id="21" w:name="로컬리제이션-확정값-요약-연구진-결정사항"/>
@@ -926,19 +1020,19 @@
               <w:jc w:val="left"/>
             </w:pPr>
             <w:r>
-              <w:t xml:space="preserve">국내 수가·청구자료로 업데이트 예정</w:t>
-            </w:r>
-          </w:p>
-        </w:tc>
-        <w:tc>
-          <w:tcPr/>
-          <w:p>
-            <w:pPr>
-              <w:pStyle w:val="Compact"/>
-              <w:jc w:val="left"/>
-            </w:pPr>
-            <w:r>
-              <w:t xml:space="preserve">⬜ 대기 — 이용률 등은 청구자료 확정 전 영국값 유지</w:t>
+              <w:t xml:space="preserve">국내 수가·청구자료로 업데이트</w:t>
+            </w:r>
+          </w:p>
+        </w:tc>
+        <w:tc>
+          <w:tcPr/>
+          <w:p>
+            <w:pPr>
+              <w:pStyle w:val="Compact"/>
+              <w:jc w:val="left"/>
+            </w:pPr>
+            <w:r>
+              <w:t xml:space="preserve">✅ 1차 반영(2026.9.22.) — 모니터링·고식적 처치·BSC 약제·AE·EOL 국내값 입력. 이용률(빈도)은 국내 자문 기반이며 청구자료 분석 후 갱신, AE 발생률·고식적 처치 시행비율은 영국값 유지</w:t>
             </w:r>
           </w:p>
         </w:tc>
@@ -1101,7 +1195,7 @@
               <w:jc w:val="left"/>
             </w:pPr>
             <w:r>
-              <w:t xml:space="preserve">v0.5 (쉘)</w:t>
+              <w:t xml:space="preserve">v0.6 (쉘)</w:t>
             </w:r>
           </w:p>
         </w:tc>
@@ -4623,7 +4717,107 @@
         <w:pStyle w:val="Compact"/>
       </w:pPr>
       <w:r>
-        <w:t xml:space="preserve">⬜ [국내 진료 패턴(시행 비율)·수가(건당 비용)로 대체]</w:t>
+        <w:t xml:space="preserve">✅</w:t>
+      </w:r>
+      <w:r>
+        <w:t xml:space="preserve"> </w:t>
+      </w:r>
+      <w:r>
+        <w:rPr>
+          <w:bCs/>
+          <w:b/>
+        </w:rPr>
+        <w:t xml:space="preserve">국내값 반영(2026.9.22.)</w:t>
+      </w:r>
+      <w:r>
+        <w:t xml:space="preserve"> </w:t>
+      </w:r>
+      <w:r>
+        <w:t xml:space="preserve">[출처: 연구진 국내 비용 검토]:</w:t>
+      </w:r>
+    </w:p>
+    <w:p>
+      <w:pPr>
+        <w:numPr>
+          <w:ilvl w:val="1"/>
+          <w:numId w:val="1024"/>
+        </w:numPr>
+        <w:pStyle w:val="Compact"/>
+      </w:pPr>
+      <w:r>
+        <w:t xml:space="preserve">고식적 절제술:</w:t>
+      </w:r>
+      <w:r>
+        <w:t xml:space="preserve"> </w:t>
+      </w:r>
+      <w:r>
+        <w:rPr>
+          <w:bCs/>
+          <w:b/>
+        </w:rPr>
+        <w:t xml:space="preserve">1,650,833원/건</w:t>
+      </w:r>
+      <w:r>
+        <w:t xml:space="preserve"> </w:t>
+      </w:r>
+      <w:r>
+        <w:t xml:space="preserve">— 위전절제·위아전절제·소장절제 등 후보 16개 수가의 단순평균(KSU 자문 선정)</w:t>
+      </w:r>
+    </w:p>
+    <w:p>
+      <w:pPr>
+        <w:numPr>
+          <w:ilvl w:val="1"/>
+          <w:numId w:val="1024"/>
+        </w:numPr>
+        <w:pStyle w:val="Compact"/>
+      </w:pPr>
+      <w:r>
+        <w:t xml:space="preserve">고식적 방사선치료:</w:t>
+      </w:r>
+      <w:r>
+        <w:t xml:space="preserve"> </w:t>
+      </w:r>
+      <w:r>
+        <w:rPr>
+          <w:bCs/>
+          <w:b/>
+        </w:rPr>
+        <w:t xml:space="preserve">289,839원/fraction</w:t>
+      </w:r>
+      <w:r>
+        <w:t xml:space="preserve"> </w:t>
+      </w:r>
+      <w:r>
+        <w:t xml:space="preserve">— 2D·3D-CRT·IMRT 3개 기법 평균</w:t>
+      </w:r>
+    </w:p>
+    <w:p>
+      <w:pPr>
+        <w:numPr>
+          <w:ilvl w:val="1"/>
+          <w:numId w:val="1024"/>
+        </w:numPr>
+        <w:pStyle w:val="Compact"/>
+      </w:pPr>
+      <w:r>
+        <w:t xml:space="preserve">시행 비율은 국내값 부재로</w:t>
+      </w:r>
+      <w:r>
+        <w:t xml:space="preserve"> </w:t>
+      </w:r>
+      <w:r>
+        <w:rPr>
+          <w:bCs/>
+          <w:b/>
+        </w:rPr>
+        <w:t xml:space="preserve">원모델 10%/20% 유지</w:t>
+      </w:r>
+      <w:r>
+        <w:t xml:space="preserve"> </w:t>
+      </w:r>
+      <w:r>
+        <w:t xml:space="preserve">— ⬜ [청구자료 분석 후 시행률·기법 분포 갱신]</w:t>
       </w:r>
     </w:p>
     <w:bookmarkEnd w:id="46"/>
@@ -4640,7 +4834,7 @@
       <w:pPr>
         <w:numPr>
           <w:ilvl w:val="0"/>
-          <w:numId w:val="1024"/>
+          <w:numId w:val="1025"/>
         </w:numPr>
         <w:pStyle w:val="Compact"/>
       </w:pPr>
@@ -4652,7 +4846,7 @@
       <w:pPr>
         <w:numPr>
           <w:ilvl w:val="0"/>
-          <w:numId w:val="1024"/>
+          <w:numId w:val="1025"/>
         </w:numPr>
         <w:pStyle w:val="Compact"/>
       </w:pPr>
@@ -5008,7 +5202,7 @@
       <w:pPr>
         <w:numPr>
           <w:ilvl w:val="0"/>
-          <w:numId w:val="1025"/>
+          <w:numId w:val="1026"/>
         </w:numPr>
         <w:pStyle w:val="Compact"/>
       </w:pPr>
@@ -5031,7 +5225,7 @@
       <w:pPr>
         <w:numPr>
           <w:ilvl w:val="0"/>
-          <w:numId w:val="1026"/>
+          <w:numId w:val="1027"/>
         </w:numPr>
         <w:pStyle w:val="Compact"/>
       </w:pPr>
@@ -5059,7 +5253,7 @@
       <w:pPr>
         <w:numPr>
           <w:ilvl w:val="0"/>
-          <w:numId w:val="1026"/>
+          <w:numId w:val="1027"/>
         </w:numPr>
         <w:pStyle w:val="Compact"/>
       </w:pPr>
@@ -5097,7 +5291,7 @@
       <w:pPr>
         <w:numPr>
           <w:ilvl w:val="0"/>
-          <w:numId w:val="1026"/>
+          <w:numId w:val="1027"/>
         </w:numPr>
         <w:pStyle w:val="Compact"/>
       </w:pPr>
@@ -5132,7 +5326,7 @@
       <w:pPr>
         <w:numPr>
           <w:ilvl w:val="0"/>
-          <w:numId w:val="1026"/>
+          <w:numId w:val="1027"/>
         </w:numPr>
         <w:pStyle w:val="Compact"/>
       </w:pPr>
@@ -5461,7 +5655,7 @@
       <w:pPr>
         <w:numPr>
           <w:ilvl w:val="0"/>
-          <w:numId w:val="1027"/>
+          <w:numId w:val="1028"/>
         </w:numPr>
         <w:pStyle w:val="Compact"/>
       </w:pPr>
@@ -5855,7 +6049,7 @@
       <w:pPr>
         <w:numPr>
           <w:ilvl w:val="0"/>
-          <w:numId w:val="1028"/>
+          <w:numId w:val="1029"/>
         </w:numPr>
         <w:pStyle w:val="Compact"/>
       </w:pPr>
@@ -5867,7 +6061,7 @@
       <w:pPr>
         <w:numPr>
           <w:ilvl w:val="0"/>
-          <w:numId w:val="1028"/>
+          <w:numId w:val="1029"/>
         </w:numPr>
         <w:pStyle w:val="Compact"/>
       </w:pPr>
@@ -5908,280 +6102,12 @@
       <w:pPr>
         <w:numPr>
           <w:ilvl w:val="0"/>
-          <w:numId w:val="1028"/>
-        </w:numPr>
-        <w:pStyle w:val="Compact"/>
-      </w:pPr>
-      <w:r>
-        <w:t xml:space="preserve">✅ 정기 모니터링(주기별 CT, 혈액검사, 외래 등) 및 일회성 검사 자원은 TA730/TA488 기반 — 2013년 영국 임상의 15인 조사, 2016년 재검증 [출처: ID6496 §3.5.2, Table 46–47]</w:t>
-      </w:r>
-    </w:p>
-    <w:p>
-      <w:pPr>
-        <w:numPr>
-          <w:ilvl w:val="0"/>
-          <w:numId w:val="1028"/>
-        </w:numPr>
-        <w:pStyle w:val="Compact"/>
-      </w:pPr>
-      <w:r>
-        <w:t xml:space="preserve">✅ 주요 단가(영국, NHS reference costs 2023/24) [출처: ID6496 Table 46–47]:</w:t>
-      </w:r>
-    </w:p>
-    <w:tbl>
-      <w:tblPr>
-        <w:tblStyle w:val="Table"/>
-        <w:tblW w:type="auto" w:w="0"/>
-        <w:tblLook w:firstRow="1" w:lastRow="0" w:firstColumn="0" w:lastColumn="0" w:noHBand="0" w:noVBand="0" w:val="0020"/>
-        <w:jc w:val="start"/>
-      </w:tblPr>
-      <w:tblGrid>
-        <w:gridCol w:w="2640"/>
-        <w:gridCol w:w="2640"/>
-        <w:gridCol w:w="2640"/>
-      </w:tblGrid>
-      <w:tr>
-        <w:trPr>
-          <w:tblHeader w:val="true"/>
-        </w:trPr>
-        <w:tc>
-          <w:tcPr/>
-          <w:p>
-            <w:pPr>
-              <w:pStyle w:val="Compact"/>
-              <w:jc w:val="left"/>
-            </w:pPr>
-            <w:r>
-              <w:t xml:space="preserve">자원 항목</w:t>
-            </w:r>
-          </w:p>
-        </w:tc>
-        <w:tc>
-          <w:tcPr/>
-          <w:p>
-            <w:pPr>
-              <w:pStyle w:val="Compact"/>
-              <w:jc w:val="left"/>
-            </w:pPr>
-            <w:r>
-              <w:t xml:space="preserve">영국 단가</w:t>
-            </w:r>
-          </w:p>
-        </w:tc>
-        <w:tc>
-          <w:tcPr/>
-          <w:p>
-            <w:pPr>
-              <w:pStyle w:val="Compact"/>
-              <w:jc w:val="left"/>
-            </w:pPr>
-            <w:r>
-              <w:t xml:space="preserve">국내 단가(수가)</w:t>
-            </w:r>
-          </w:p>
-        </w:tc>
-      </w:tr>
-      <w:tr>
-        <w:tc>
-          <w:tcPr/>
-          <w:p>
-            <w:pPr>
-              <w:pStyle w:val="Compact"/>
-              <w:jc w:val="left"/>
-            </w:pPr>
-            <w:r>
-              <w:t xml:space="preserve">CT 촬영</w:t>
-            </w:r>
-          </w:p>
-        </w:tc>
-        <w:tc>
-          <w:tcPr/>
-          <w:p>
-            <w:pPr>
-              <w:pStyle w:val="Compact"/>
-              <w:jc w:val="left"/>
-            </w:pPr>
-            <w:r>
-              <w:t xml:space="preserve">✅ £123.25</w:t>
-            </w:r>
-          </w:p>
-        </w:tc>
-        <w:tc>
-          <w:tcPr/>
-          <w:p>
-            <w:pPr>
-              <w:pStyle w:val="Compact"/>
-              <w:jc w:val="left"/>
-            </w:pPr>
-            <w:r>
-              <w:t xml:space="preserve">⬜</w:t>
-            </w:r>
-          </w:p>
-        </w:tc>
-      </w:tr>
-      <w:tr>
-        <w:tc>
-          <w:tcPr/>
-          <w:p>
-            <w:pPr>
-              <w:pStyle w:val="Compact"/>
-              <w:jc w:val="left"/>
-            </w:pPr>
-            <w:r>
-              <w:t xml:space="preserve">MRI 촬영</w:t>
-            </w:r>
-          </w:p>
-        </w:tc>
-        <w:tc>
-          <w:tcPr/>
-          <w:p>
-            <w:pPr>
-              <w:pStyle w:val="Compact"/>
-              <w:jc w:val="left"/>
-            </w:pPr>
-            <w:r>
-              <w:t xml:space="preserve">✅ £171.05</w:t>
-            </w:r>
-          </w:p>
-        </w:tc>
-        <w:tc>
-          <w:tcPr/>
-          <w:p>
-            <w:pPr>
-              <w:pStyle w:val="Compact"/>
-              <w:jc w:val="left"/>
-            </w:pPr>
-            <w:r>
-              <w:t xml:space="preserve">⬜</w:t>
-            </w:r>
-          </w:p>
-        </w:tc>
-      </w:tr>
-      <w:tr>
-        <w:tc>
-          <w:tcPr/>
-          <w:p>
-            <w:pPr>
-              <w:pStyle w:val="Compact"/>
-              <w:jc w:val="left"/>
-            </w:pPr>
-            <w:r>
-              <w:t xml:space="preserve">전혈구검사(FBC)</w:t>
-            </w:r>
-          </w:p>
-        </w:tc>
-        <w:tc>
-          <w:tcPr/>
-          <w:p>
-            <w:pPr>
-              <w:pStyle w:val="Compact"/>
-              <w:jc w:val="left"/>
-            </w:pPr>
-            <w:r>
-              <w:t xml:space="preserve">✅ £3.09</w:t>
-            </w:r>
-          </w:p>
-        </w:tc>
-        <w:tc>
-          <w:tcPr/>
-          <w:p>
-            <w:pPr>
-              <w:pStyle w:val="Compact"/>
-              <w:jc w:val="left"/>
-            </w:pPr>
-            <w:r>
-              <w:t xml:space="preserve">⬜</w:t>
-            </w:r>
-          </w:p>
-        </w:tc>
-      </w:tr>
-      <w:tr>
-        <w:tc>
-          <w:tcPr/>
-          <w:p>
-            <w:pPr>
-              <w:pStyle w:val="Compact"/>
-              <w:jc w:val="left"/>
-            </w:pPr>
-            <w:r>
-              <w:t xml:space="preserve">간기능검사(LFT)</w:t>
-            </w:r>
-          </w:p>
-        </w:tc>
-        <w:tc>
-          <w:tcPr/>
-          <w:p>
-            <w:pPr>
-              <w:pStyle w:val="Compact"/>
-              <w:jc w:val="left"/>
-            </w:pPr>
-            <w:r>
-              <w:t xml:space="preserve">✅ £1.95</w:t>
-            </w:r>
-          </w:p>
-        </w:tc>
-        <w:tc>
-          <w:tcPr/>
-          <w:p>
-            <w:pPr>
-              <w:pStyle w:val="Compact"/>
-              <w:jc w:val="left"/>
-            </w:pPr>
-            <w:r>
-              <w:t xml:space="preserve">⬜</w:t>
-            </w:r>
-          </w:p>
-        </w:tc>
-      </w:tr>
-      <w:tr>
-        <w:tc>
-          <w:tcPr/>
-          <w:p>
-            <w:pPr>
-              <w:pStyle w:val="Compact"/>
-              <w:jc w:val="left"/>
-            </w:pPr>
-            <w:r>
-              <w:t xml:space="preserve">외래 진료(추적)</w:t>
-            </w:r>
-          </w:p>
-        </w:tc>
-        <w:tc>
-          <w:tcPr/>
-          <w:p>
-            <w:pPr>
-              <w:pStyle w:val="Compact"/>
-              <w:jc w:val="left"/>
-            </w:pPr>
-            <w:r>
-              <w:t xml:space="preserve">✅ £193.00</w:t>
-            </w:r>
-          </w:p>
-        </w:tc>
-        <w:tc>
-          <w:tcPr/>
-          <w:p>
-            <w:pPr>
-              <w:pStyle w:val="Compact"/>
-              <w:jc w:val="left"/>
-            </w:pPr>
-            <w:r>
-              <w:t xml:space="preserve">⬜</w:t>
-            </w:r>
-          </w:p>
-        </w:tc>
-      </w:tr>
-    </w:tbl>
-    <w:p>
-      <w:pPr>
-        <w:numPr>
-          <w:ilvl w:val="0"/>
           <w:numId w:val="1029"/>
         </w:numPr>
         <w:pStyle w:val="Compact"/>
       </w:pPr>
       <w:r>
-        <w:t xml:space="preserve">⬜ [국내화: 자원 항목별</w:t>
+        <w:t xml:space="preserve">✅</w:t>
       </w:r>
       <w:r>
         <w:t xml:space="preserve"> </w:t>
@@ -6191,10 +6117,10 @@
           <w:bCs/>
           <w:b/>
         </w:rPr>
-        <w:t xml:space="preserve">단가</w:t>
-      </w:r>
-      <w:r>
-        <w:t xml:space="preserve">는 건강보험 수가로 교체,</w:t>
+        <w:t xml:space="preserve">국내 BSC 약제비(2026.9.22. 반영)</w:t>
+      </w:r>
+      <w:r>
+        <w:t xml:space="preserve">: 무진행</w:t>
       </w:r>
       <w:r>
         <w:t xml:space="preserve"> </w:t>
@@ -6204,271 +6130,10 @@
           <w:bCs/>
           <w:b/>
         </w:rPr>
-        <w:t xml:space="preserve">이용률(빈도)</w:t>
-      </w:r>
-      <w:r>
-        <w:t xml:space="preserve"> </w:t>
-      </w:r>
-      <w:r>
-        <w:t xml:space="preserve">은 청구자료 분석 확정 시 교체(확정 전 영국값 유지). BSC 약제 구성은 국내 자문 반영]</w:t>
-      </w:r>
-    </w:p>
-    <w:bookmarkEnd w:id="51"/>
-    <w:bookmarkStart w:id="52" w:name="Xe8b03b2e95eb64e27a8f2881a97538629d5e69b"/>
-    <w:p>
-      <w:pPr>
-        <w:pStyle w:val="Heading3"/>
-      </w:pPr>
-      <w:r>
-        <w:t xml:space="preserve">2.10.3 진행 후 상태 비용 (투여 중/중단 구분)</w:t>
-      </w:r>
-    </w:p>
-    <w:p>
-      <w:pPr>
-        <w:numPr>
-          <w:ilvl w:val="0"/>
-          <w:numId w:val="1030"/>
-        </w:numPr>
-        <w:pStyle w:val="Compact"/>
-      </w:pPr>
-      <w:r>
-        <w:t xml:space="preserve">✅ 원모델: 상태별(PF/PDOn/PDOff) 자원 이용 빈도 차등 + 완화적 수술·방사선 등 일회성 자원 포함 [출처: ID6496 §3.5.2, Table 46]</w:t>
-      </w:r>
-    </w:p>
-    <w:p>
-      <w:pPr>
-        <w:numPr>
-          <w:ilvl w:val="0"/>
-          <w:numId w:val="1030"/>
-        </w:numPr>
-        <w:pStyle w:val="Compact"/>
-      </w:pPr>
-      <w:r>
-        <w:t xml:space="preserve">⬜ [국내 수가·진료 패턴으로 대체 — 2.10.2와 동일 원칙]</w:t>
-      </w:r>
-    </w:p>
-    <w:bookmarkEnd w:id="52"/>
-    <w:bookmarkStart w:id="53" w:name="Xde55ce1703a7a3e68f0aed1df25a6f35644a81b"/>
-    <w:p>
-      <w:pPr>
-        <w:pStyle w:val="Heading3"/>
-      </w:pPr>
-      <w:r>
-        <w:t xml:space="preserve">2.10.4 이상반응 관리 비용</w:t>
-      </w:r>
-    </w:p>
-    <w:p>
-      <w:pPr>
-        <w:numPr>
-          <w:ilvl w:val="0"/>
-          <w:numId w:val="1031"/>
-        </w:numPr>
-        <w:pStyle w:val="Compact"/>
-      </w:pPr>
-      <w:r>
-        <w:t xml:space="preserve">✅ 원모델: 3–4등급 빈혈·복통·고혈압의 건당 처치 비용 — NHS total HRG 가중평균 [출처: ID6496 §3.5.3, Table 48]:</w:t>
-      </w:r>
-    </w:p>
-    <w:tbl>
-      <w:tblPr>
-        <w:tblStyle w:val="Table"/>
-        <w:tblW w:type="auto" w:w="0"/>
-        <w:tblLook w:firstRow="1" w:lastRow="0" w:firstColumn="0" w:lastColumn="0" w:noHBand="0" w:noVBand="0" w:val="0020"/>
-        <w:jc w:val="start"/>
-      </w:tblPr>
-      <w:tblGrid>
-        <w:gridCol w:w="2640"/>
-        <w:gridCol w:w="2640"/>
-        <w:gridCol w:w="2640"/>
-      </w:tblGrid>
-      <w:tr>
-        <w:trPr>
-          <w:tblHeader w:val="true"/>
-        </w:trPr>
-        <w:tc>
-          <w:tcPr/>
-          <w:p>
-            <w:pPr>
-              <w:pStyle w:val="Compact"/>
-              <w:jc w:val="left"/>
-            </w:pPr>
-            <w:r>
-              <w:t xml:space="preserve">이상반응(3–4등급)</w:t>
-            </w:r>
-          </w:p>
-        </w:tc>
-        <w:tc>
-          <w:tcPr/>
-          <w:p>
-            <w:pPr>
-              <w:pStyle w:val="Compact"/>
-              <w:jc w:val="left"/>
-            </w:pPr>
-            <w:r>
-              <w:t xml:space="preserve">영국 건당 비용</w:t>
-            </w:r>
-          </w:p>
-        </w:tc>
-        <w:tc>
-          <w:tcPr/>
-          <w:p>
-            <w:pPr>
-              <w:pStyle w:val="Compact"/>
-              <w:jc w:val="left"/>
-            </w:pPr>
-            <w:r>
-              <w:t xml:space="preserve">국내 건당 비용</w:t>
-            </w:r>
-          </w:p>
-        </w:tc>
-      </w:tr>
-      <w:tr>
-        <w:tc>
-          <w:tcPr/>
-          <w:p>
-            <w:pPr>
-              <w:pStyle w:val="Compact"/>
-              <w:jc w:val="left"/>
-            </w:pPr>
-            <w:r>
-              <w:t xml:space="preserve">빈혈</w:t>
-            </w:r>
-          </w:p>
-        </w:tc>
-        <w:tc>
-          <w:tcPr/>
-          <w:p>
-            <w:pPr>
-              <w:pStyle w:val="Compact"/>
-              <w:jc w:val="left"/>
-            </w:pPr>
-            <w:r>
-              <w:t xml:space="preserve">✅ £989.48</w:t>
-            </w:r>
-          </w:p>
-        </w:tc>
-        <w:tc>
-          <w:tcPr/>
-          <w:p>
-            <w:pPr>
-              <w:pStyle w:val="Compact"/>
-              <w:jc w:val="left"/>
-            </w:pPr>
-            <w:r>
-              <w:t xml:space="preserve">⬜</w:t>
-            </w:r>
-          </w:p>
-        </w:tc>
-      </w:tr>
-      <w:tr>
-        <w:tc>
-          <w:tcPr/>
-          <w:p>
-            <w:pPr>
-              <w:pStyle w:val="Compact"/>
-              <w:jc w:val="left"/>
-            </w:pPr>
-            <w:r>
-              <w:t xml:space="preserve">복통</w:t>
-            </w:r>
-          </w:p>
-        </w:tc>
-        <w:tc>
-          <w:tcPr/>
-          <w:p>
-            <w:pPr>
-              <w:pStyle w:val="Compact"/>
-              <w:jc w:val="left"/>
-            </w:pPr>
-            <w:r>
-              <w:t xml:space="preserve">✅ £679.32</w:t>
-            </w:r>
-          </w:p>
-        </w:tc>
-        <w:tc>
-          <w:tcPr/>
-          <w:p>
-            <w:pPr>
-              <w:pStyle w:val="Compact"/>
-              <w:jc w:val="left"/>
-            </w:pPr>
-            <w:r>
-              <w:t xml:space="preserve">⬜</w:t>
-            </w:r>
-          </w:p>
-        </w:tc>
-      </w:tr>
-      <w:tr>
-        <w:tc>
-          <w:tcPr/>
-          <w:p>
-            <w:pPr>
-              <w:pStyle w:val="Compact"/>
-              <w:jc w:val="left"/>
-            </w:pPr>
-            <w:r>
-              <w:t xml:space="preserve">고혈압</w:t>
-            </w:r>
-          </w:p>
-        </w:tc>
-        <w:tc>
-          <w:tcPr/>
-          <w:p>
-            <w:pPr>
-              <w:pStyle w:val="Compact"/>
-              <w:jc w:val="left"/>
-            </w:pPr>
-            <w:r>
-              <w:t xml:space="preserve">✅ £760.02</w:t>
-            </w:r>
-          </w:p>
-        </w:tc>
-        <w:tc>
-          <w:tcPr/>
-          <w:p>
-            <w:pPr>
-              <w:pStyle w:val="Compact"/>
-              <w:jc w:val="left"/>
-            </w:pPr>
-            <w:r>
-              <w:t xml:space="preserve">⬜</w:t>
-            </w:r>
-          </w:p>
-        </w:tc>
-      </w:tr>
-    </w:tbl>
-    <w:p>
-      <w:pPr>
-        <w:numPr>
-          <w:ilvl w:val="0"/>
-          <w:numId w:val="1032"/>
-        </w:numPr>
-        <w:pStyle w:val="Compact"/>
-      </w:pPr>
-      <w:r>
-        <w:t xml:space="preserve">⬜ [국내 수가 기반 건당 비용 산출]</w:t>
-      </w:r>
-    </w:p>
-    <w:bookmarkEnd w:id="53"/>
-    <w:bookmarkStart w:id="54" w:name="Xb8fc9e3fe4afd847ab57530905dcb93aed96375"/>
-    <w:p>
-      <w:pPr>
-        <w:pStyle w:val="Heading3"/>
-      </w:pPr>
-      <w:r>
-        <w:t xml:space="preserve">2.10.5 말기 관리 비용</w:t>
-      </w:r>
-    </w:p>
-    <w:p>
-      <w:pPr>
-        <w:numPr>
-          <w:ilvl w:val="0"/>
-          <w:numId w:val="1033"/>
-        </w:numPr>
-        <w:pStyle w:val="Compact"/>
-      </w:pPr>
-      <w:r>
-        <w:t xml:space="preserve">✅ 원모델: 사망 시 1회</w:t>
+        <w:t xml:space="preserve">51,005원/주기</w:t>
+      </w:r>
+      <w:r>
+        <w:t xml:space="preserve">, 진행</w:t>
       </w:r>
       <w:r>
         <w:t xml:space="preserve"> </w:t>
@@ -6478,64 +6143,37 @@
           <w:bCs/>
           <w:b/>
         </w:rPr>
-        <w:t xml:space="preserve">£10,926.76</w:t>
-      </w:r>
-      <w:r>
-        <w:t xml:space="preserve"> </w:t>
-      </w:r>
-      <w:r>
-        <w:t xml:space="preserve">— TA488 준거, Abel 등(2013) 호스피스 코호트 비용을 HCHS/NHSCII 지수로 2024년 가격 환산 [출처: ID6496 §3.5.4, Table 49]</w:t>
+        <w:t xml:space="preserve">63,872원/주기</w:t>
+      </w:r>
+      <w:r>
+        <w:t xml:space="preserve"> </w:t>
+      </w:r>
+      <w:r>
+        <w:t xml:space="preserve">— 원모델 약제 구성을 국내 대응 성분(타진 서방정, 아이알코돈, 트라마돌, 아세트아미노펜, 모르핀황산염, 덱사메타손)으로 대체, 2025년 의약품 주성분별 가중평균가격 및 국내 허가 용법 기준 재산출; 상태별 사용 비율(R/S)은 원모델값 유지 [출처: 연구진 국내 비용 검토]</w:t>
       </w:r>
     </w:p>
     <w:p>
       <w:pPr>
         <w:numPr>
           <w:ilvl w:val="0"/>
-          <w:numId w:val="1033"/>
-        </w:numPr>
-        <w:pStyle w:val="Compact"/>
-      </w:pPr>
-      <w:r>
-        <w:t xml:space="preserve">✅ 시나리오: Round 등(2015) 기반</w:t>
-      </w:r>
-      <w:r>
-        <w:t xml:space="preserve"> </w:t>
-      </w:r>
-      <w:r>
-        <w:rPr>
-          <w:bCs/>
-          <w:b/>
-        </w:rPr>
-        <w:t xml:space="preserve">£7,777.76</w:t>
-      </w:r>
-      <w:r>
-        <w:t xml:space="preserve"> </w:t>
-      </w:r>
-      <w:r>
-        <w:t xml:space="preserve">[출처: ID6496 Table 50]; 말기 비용 제외 시 ICER £28,939로 영향 미미 [출처: ID6496 시나리오 표]</w:t>
+          <w:numId w:val="1029"/>
+        </w:numPr>
+        <w:pStyle w:val="Compact"/>
+      </w:pPr>
+      <w:r>
+        <w:t xml:space="preserve">✅ 정기 모니터링(주기별 CT, 혈액검사, 외래 등) 및 일회성 검사 자원은 TA730/TA488 기반 — 2013년 영국 임상의 15인 조사, 2016년 재검증 [출처: ID6496 §3.5.2, Table 46–47]</w:t>
       </w:r>
     </w:p>
     <w:p>
       <w:pPr>
         <w:numPr>
           <w:ilvl w:val="0"/>
-          <w:numId w:val="1033"/>
-        </w:numPr>
-        <w:pStyle w:val="Compact"/>
-      </w:pPr>
-      <w:r>
-        <w:t xml:space="preserve">⬜ [국내 말기 관리 비용 자료로 대체]</w:t>
-      </w:r>
-    </w:p>
-    <w:bookmarkEnd w:id="54"/>
-    <w:bookmarkEnd w:id="55"/>
-    <w:bookmarkStart w:id="56" w:name="Xc7fe432f57d74484f7d5d31282a197276917bdc"/>
-    <w:p>
-      <w:pPr>
-        <w:pStyle w:val="Heading2"/>
-      </w:pPr>
-      <w:r>
-        <w:t xml:space="preserve">2.11 로컬리제이션 내역 요약</w:t>
+          <w:numId w:val="1029"/>
+        </w:numPr>
+        <w:pStyle w:val="Compact"/>
+      </w:pPr>
+      <w:r>
+        <w:t xml:space="preserve">✅ 단가·이용률 대조표 (국내값 2026.9.22. 모델 반영) [출처: ID6496 Table 46–47; 연구진 국내 비용 검토 — Open HIRA 수가]:</w:t>
       </w:r>
     </w:p>
     <w:tbl>
@@ -6563,675 +6201,308 @@
               <w:jc w:val="left"/>
             </w:pPr>
             <w:r>
-              <w:t xml:space="preserve">구분</w:t>
-            </w:r>
-          </w:p>
-        </w:tc>
-        <w:tc>
-          <w:tcPr/>
-          <w:p>
-            <w:pPr>
-              <w:pStyle w:val="Compact"/>
-              <w:jc w:val="left"/>
-            </w:pPr>
-            <w:r>
-              <w:t xml:space="preserve">NICE 원모델 (영국)</w:t>
-            </w:r>
-          </w:p>
-        </w:tc>
-        <w:tc>
-          <w:tcPr/>
-          <w:p>
-            <w:pPr>
-              <w:pStyle w:val="Compact"/>
-              <w:jc w:val="left"/>
-            </w:pPr>
-            <w:r>
-              <w:t xml:space="preserve">본 분석 (한국)</w:t>
-            </w:r>
-          </w:p>
-        </w:tc>
-        <w:tc>
-          <w:tcPr/>
-          <w:p>
-            <w:pPr>
-              <w:pStyle w:val="Compact"/>
-              <w:jc w:val="left"/>
-            </w:pPr>
-            <w:r>
-              <w:t xml:space="preserve">상태</w:t>
-            </w:r>
-          </w:p>
-        </w:tc>
-      </w:tr>
-      <w:tr>
-        <w:tc>
-          <w:tcPr/>
-          <w:p>
-            <w:pPr>
-              <w:pStyle w:val="Compact"/>
-              <w:jc w:val="left"/>
-            </w:pPr>
-            <w:r>
-              <w:t xml:space="preserve">할인율</w:t>
-            </w:r>
-          </w:p>
-        </w:tc>
-        <w:tc>
-          <w:tcPr/>
-          <w:p>
-            <w:pPr>
-              <w:pStyle w:val="Compact"/>
-              <w:jc w:val="left"/>
-            </w:pPr>
-            <w:r>
-              <w:t xml:space="preserve">3.5% ✅[ID6496]</w:t>
-            </w:r>
-          </w:p>
-        </w:tc>
-        <w:tc>
-          <w:tcPr/>
-          <w:p>
-            <w:pPr>
-              <w:pStyle w:val="Compact"/>
-              <w:jc w:val="left"/>
-            </w:pPr>
-            <w:r>
-              <w:rPr>
-                <w:bCs/>
-                <w:b/>
-              </w:rPr>
-              <w:t xml:space="preserve">4.5% (확정)</w:t>
-            </w:r>
-          </w:p>
-        </w:tc>
-        <w:tc>
-          <w:tcPr/>
-          <w:p>
-            <w:pPr>
-              <w:pStyle w:val="Compact"/>
-              <w:jc w:val="left"/>
-            </w:pPr>
-            <w:r>
-              <w:t xml:space="preserve">✅ 모델 반영 완료</w:t>
-            </w:r>
-          </w:p>
-        </w:tc>
-      </w:tr>
-      <w:tr>
-        <w:tc>
-          <w:tcPr/>
-          <w:p>
-            <w:pPr>
-              <w:pStyle w:val="Compact"/>
-              <w:jc w:val="left"/>
-            </w:pPr>
-            <w:r>
-              <w:t xml:space="preserve">관점</w:t>
-            </w:r>
-          </w:p>
-        </w:tc>
-        <w:tc>
-          <w:tcPr/>
-          <w:p>
-            <w:pPr>
-              <w:pStyle w:val="Compact"/>
-              <w:jc w:val="left"/>
-            </w:pPr>
-            <w:r>
-              <w:t xml:space="preserve">NHS/PSS</w:t>
-            </w:r>
-          </w:p>
-        </w:tc>
-        <w:tc>
-          <w:tcPr/>
-          <w:p>
-            <w:pPr>
-              <w:pStyle w:val="Compact"/>
-              <w:jc w:val="left"/>
-            </w:pPr>
-            <w:r>
-              <w:t xml:space="preserve">보험자(Payer/NHIS) — 모델 작업본 설정 ⬜[지침 관점 표기 확정]</w:t>
-            </w:r>
-          </w:p>
-        </w:tc>
-        <w:tc>
-          <w:tcPr/>
-          <w:p>
-            <w:pPr>
-              <w:pStyle w:val="Compact"/>
-              <w:jc w:val="left"/>
-            </w:pPr>
-            <w:r>
-              <w:t xml:space="preserve">부분 반영</w:t>
-            </w:r>
-          </w:p>
-        </w:tc>
-      </w:tr>
-      <w:tr>
-        <w:tc>
-          <w:tcPr/>
-          <w:p>
-            <w:pPr>
-              <w:pStyle w:val="Compact"/>
-              <w:jc w:val="left"/>
-            </w:pPr>
-            <w:r>
-              <w:t xml:space="preserve">통화</w:t>
-            </w:r>
-          </w:p>
-        </w:tc>
-        <w:tc>
-          <w:tcPr/>
-          <w:p>
-            <w:pPr>
-              <w:pStyle w:val="Compact"/>
-              <w:jc w:val="left"/>
-            </w:pPr>
-            <w:r>
-              <w:t xml:space="preserve">£</w:t>
-            </w:r>
-          </w:p>
-        </w:tc>
-        <w:tc>
-          <w:tcPr/>
-          <w:p>
-            <w:pPr>
-              <w:pStyle w:val="Compact"/>
-              <w:jc w:val="left"/>
-            </w:pPr>
-            <w:r>
-              <w:t xml:space="preserve">원(Won) — 모델 작업본 설정</w:t>
-            </w:r>
-          </w:p>
-        </w:tc>
-        <w:tc>
-          <w:tcPr/>
-          <w:p>
-            <w:pPr>
-              <w:pStyle w:val="Compact"/>
-              <w:jc w:val="left"/>
-            </w:pPr>
-            <w:r>
-              <w:t xml:space="preserve">✅ 반영</w:t>
-            </w:r>
-          </w:p>
-        </w:tc>
-      </w:tr>
-      <w:tr>
-        <w:tc>
-          <w:tcPr/>
-          <w:p>
-            <w:pPr>
-              <w:pStyle w:val="Compact"/>
-              <w:jc w:val="left"/>
-            </w:pPr>
-            <w:r>
-              <w:t xml:space="preserve">약제 가격</w:t>
-            </w:r>
-          </w:p>
-        </w:tc>
-        <w:tc>
-          <w:tcPr/>
-          <w:p>
-            <w:pPr>
-              <w:pStyle w:val="Compact"/>
-              <w:jc w:val="left"/>
-            </w:pPr>
-            <w:r>
-              <w:t xml:space="preserve">£18,400/30일(표시가) ✅[§2.3], PAS 할인 비공개</w:t>
-            </w:r>
-          </w:p>
-        </w:tc>
-        <w:tc>
-          <w:tcPr/>
-          <w:p>
-            <w:pPr>
-              <w:pStyle w:val="Compact"/>
-              <w:jc w:val="left"/>
-            </w:pPr>
-            <w:r>
-              <w:rPr>
-                <w:bCs/>
-                <w:b/>
-              </w:rPr>
-              <w:t xml:space="preserve">212,865원/정 (확정)</w:t>
-            </w:r>
-            <w:r>
-              <w:t xml:space="preserve">, PAS 미정</w:t>
-            </w:r>
-          </w:p>
-        </w:tc>
-        <w:tc>
-          <w:tcPr/>
-          <w:p>
-            <w:pPr>
-              <w:pStyle w:val="Compact"/>
-              <w:jc w:val="left"/>
-            </w:pPr>
-            <w:r>
-              <w:t xml:space="preserve">⬜ 모델 입력 대기</w:t>
-            </w:r>
-          </w:p>
-        </w:tc>
-      </w:tr>
-      <w:tr>
-        <w:tc>
-          <w:tcPr/>
-          <w:p>
-            <w:pPr>
-              <w:pStyle w:val="Compact"/>
-              <w:jc w:val="left"/>
-            </w:pPr>
-            <w:r>
-              <w:t xml:space="preserve">중증도 가중</w:t>
-            </w:r>
-          </w:p>
-        </w:tc>
-        <w:tc>
-          <w:tcPr/>
-          <w:p>
-            <w:pPr>
-              <w:pStyle w:val="Compact"/>
-              <w:jc w:val="left"/>
-            </w:pPr>
-            <w:r>
-              <w:t xml:space="preserve">1.7배 ✅[§3.13]</w:t>
-            </w:r>
-          </w:p>
-        </w:tc>
-        <w:tc>
-          <w:tcPr/>
-          <w:p>
-            <w:pPr>
-              <w:pStyle w:val="Compact"/>
-              <w:jc w:val="left"/>
-            </w:pPr>
-            <w:r>
-              <w:rPr>
-                <w:bCs/>
-                <w:b/>
-              </w:rPr>
-              <w:t xml:space="preserve">1.0 (미적용, 확정)</w:t>
-            </w:r>
-          </w:p>
-        </w:tc>
-        <w:tc>
-          <w:tcPr/>
-          <w:p>
-            <w:pPr>
-              <w:pStyle w:val="Compact"/>
-              <w:jc w:val="left"/>
-            </w:pPr>
-            <w:r>
-              <w:t xml:space="preserve">⬜ 모델 입력 대기(현재 1.7)</w:t>
-            </w:r>
-          </w:p>
-        </w:tc>
-      </w:tr>
-      <w:tr>
-        <w:tc>
-          <w:tcPr/>
-          <w:p>
-            <w:pPr>
-              <w:pStyle w:val="Compact"/>
-              <w:jc w:val="left"/>
-            </w:pPr>
-            <w:r>
-              <w:t xml:space="preserve">효용</w:t>
-            </w:r>
-          </w:p>
-        </w:tc>
-        <w:tc>
-          <w:tcPr/>
-          <w:p>
-            <w:pPr>
-              <w:pStyle w:val="Compact"/>
-              <w:jc w:val="left"/>
-            </w:pPr>
-            <w:r>
-              <w:t xml:space="preserve">INVICTUS EQ-5D-5L→3L 매핑(영국) ✅[ID6496 §3.4]</w:t>
-            </w:r>
-          </w:p>
-        </w:tc>
-        <w:tc>
-          <w:tcPr/>
-          <w:p>
-            <w:pPr>
-              <w:pStyle w:val="Compact"/>
-              <w:jc w:val="left"/>
-            </w:pPr>
-            <w:r>
-              <w:t xml:space="preserve">INVICTUS EQ-5D-5L →</w:t>
-            </w:r>
-            <w:r>
-              <w:t xml:space="preserve"> </w:t>
-            </w:r>
-            <w:r>
-              <w:rPr>
-                <w:bCs/>
-                <w:b/>
-              </w:rPr>
-              <w:t xml:space="preserve">한국 tariff 재산출 (확정 방침)</w:t>
-            </w:r>
-          </w:p>
-        </w:tc>
-        <w:tc>
-          <w:tcPr/>
-          <w:p>
-            <w:pPr>
-              <w:pStyle w:val="Compact"/>
-              <w:jc w:val="left"/>
-            </w:pPr>
-            <w:r>
-              <w:t xml:space="preserve">⬜ 개발사 회신 대기</w:t>
-            </w:r>
-          </w:p>
-        </w:tc>
-      </w:tr>
-      <w:tr>
-        <w:tc>
-          <w:tcPr/>
-          <w:p>
-            <w:pPr>
-              <w:pStyle w:val="Compact"/>
-              <w:jc w:val="left"/>
-            </w:pPr>
-            <w:r>
-              <w:t xml:space="preserve">의료 수가·자원</w:t>
-            </w:r>
-          </w:p>
-        </w:tc>
-        <w:tc>
-          <w:tcPr/>
-          <w:p>
-            <w:pPr>
-              <w:pStyle w:val="Compact"/>
-              <w:jc w:val="left"/>
-            </w:pPr>
-            <w:r>
-              <w:t xml:space="preserve">NHS 단가(BNF 2025.1, TA488/TA730 자원) ✅[ID6496 §3.5]</w:t>
-            </w:r>
-          </w:p>
-        </w:tc>
-        <w:tc>
-          <w:tcPr/>
-          <w:p>
-            <w:pPr>
-              <w:pStyle w:val="Compact"/>
-              <w:jc w:val="left"/>
-            </w:pPr>
-            <w:r>
-              <w:t xml:space="preserve">건강보험 수가(단가) + 청구자료(이용률)</w:t>
-            </w:r>
-          </w:p>
-        </w:tc>
-        <w:tc>
-          <w:tcPr/>
-          <w:p>
-            <w:pPr>
-              <w:pStyle w:val="Compact"/>
-              <w:jc w:val="left"/>
-            </w:pPr>
-            <w:r>
-              <w:t xml:space="preserve">⬜ 업데이트 예정</w:t>
-            </w:r>
-          </w:p>
-        </w:tc>
-      </w:tr>
-      <w:tr>
-        <w:tc>
-          <w:tcPr/>
-          <w:p>
-            <w:pPr>
-              <w:pStyle w:val="Compact"/>
-              <w:jc w:val="left"/>
-            </w:pPr>
-            <w:r>
-              <w:t xml:space="preserve">AE 발생률</w:t>
-            </w:r>
-          </w:p>
-        </w:tc>
-        <w:tc>
-          <w:tcPr/>
-          <w:p>
-            <w:pPr>
-              <w:pStyle w:val="Compact"/>
-              <w:jc w:val="left"/>
-            </w:pPr>
-            <w:r>
-              <w:t xml:space="preserve">INVICTUS ✅[ID6496 Table 41–42]</w:t>
-            </w:r>
-          </w:p>
-        </w:tc>
-        <w:tc>
-          <w:tcPr/>
-          <w:p>
-            <w:pPr>
-              <w:pStyle w:val="Compact"/>
-              <w:jc w:val="left"/>
-            </w:pPr>
-            <w:r>
-              <w:t xml:space="preserve">청구자료 확정 전 INVICTUS값 유지</w:t>
-            </w:r>
-          </w:p>
-        </w:tc>
-        <w:tc>
-          <w:tcPr/>
-          <w:p>
-            <w:pPr>
-              <w:pStyle w:val="Compact"/>
-              <w:jc w:val="left"/>
-            </w:pPr>
-            <w:r>
-              <w:t xml:space="preserve">⬜ 대기</w:t>
-            </w:r>
-          </w:p>
-        </w:tc>
-      </w:tr>
-      <w:tr>
-        <w:tc>
-          <w:tcPr/>
-          <w:p>
-            <w:pPr>
-              <w:pStyle w:val="Compact"/>
-              <w:jc w:val="left"/>
-            </w:pPr>
-            <w:r>
-              <w:t xml:space="preserve">일반 사망률</w:t>
-            </w:r>
-          </w:p>
-        </w:tc>
-        <w:tc>
-          <w:tcPr/>
-          <w:p>
-            <w:pPr>
-              <w:pStyle w:val="Compact"/>
-              <w:jc w:val="left"/>
-            </w:pPr>
-            <w:r>
-              <w:t xml:space="preserve">영국 ONS 생명표</w:t>
-            </w:r>
-          </w:p>
-        </w:tc>
-        <w:tc>
-          <w:tcPr/>
-          <w:p>
-            <w:pPr>
-              <w:pStyle w:val="Compact"/>
-              <w:jc w:val="left"/>
-            </w:pPr>
-            <w:r>
-              <w:t xml:space="preserve">통계청 완전생명표 ⬜[연도]</w:t>
-            </w:r>
-          </w:p>
-        </w:tc>
-        <w:tc>
-          <w:tcPr/>
-          <w:p>
-            <w:pPr>
-              <w:pStyle w:val="Compact"/>
-              <w:jc w:val="left"/>
-            </w:pPr>
-            <w:r>
-              <w:t xml:space="preserve">⬜ 교체 예정</w:t>
-            </w:r>
-          </w:p>
-        </w:tc>
-      </w:tr>
-      <w:tr>
-        <w:tc>
-          <w:tcPr/>
-          <w:p>
-            <w:pPr>
-              <w:pStyle w:val="Compact"/>
-              <w:jc w:val="left"/>
-            </w:pPr>
-            <w:r>
-              <w:t xml:space="preserve">진행 후 처치 패턴</w:t>
-            </w:r>
-          </w:p>
-        </w:tc>
-        <w:tc>
-          <w:tcPr/>
-          <w:p>
-            <w:pPr>
-              <w:pStyle w:val="Compact"/>
-              <w:jc w:val="left"/>
-            </w:pPr>
-            <w:r>
-              <w:t xml:space="preserve">수술·방사선 등 양군 반영 ✅[§3.11]</w:t>
-            </w:r>
-          </w:p>
-        </w:tc>
-        <w:tc>
-          <w:tcPr/>
-          <w:p>
-            <w:pPr>
-              <w:pStyle w:val="Compact"/>
-              <w:jc w:val="left"/>
-            </w:pPr>
-            <w:r>
-              <w:t xml:space="preserve">국내 진료 패턴·수가</w:t>
-            </w:r>
-          </w:p>
-        </w:tc>
-        <w:tc>
-          <w:tcPr/>
-          <w:p>
-            <w:pPr>
-              <w:pStyle w:val="Compact"/>
-              <w:jc w:val="left"/>
-            </w:pPr>
-            <w:r>
-              <w:t xml:space="preserve">⬜</w:t>
-            </w:r>
-          </w:p>
-        </w:tc>
-      </w:tr>
-      <w:tr>
-        <w:tc>
-          <w:tcPr/>
-          <w:p>
-            <w:pPr>
-              <w:pStyle w:val="Compact"/>
-              <w:jc w:val="left"/>
-            </w:pPr>
-            <w:r>
-              <w:t xml:space="preserve">수용 임계값</w:t>
-            </w:r>
-          </w:p>
-        </w:tc>
-        <w:tc>
-          <w:tcPr/>
-          <w:p>
-            <w:pPr>
-              <w:pStyle w:val="Compact"/>
-              <w:jc w:val="left"/>
-            </w:pPr>
-            <w:r>
-              <w:t xml:space="preserve">£25,000–35,000/QALY 중간대 ✅[§3.14]</w:t>
-            </w:r>
-          </w:p>
-        </w:tc>
-        <w:tc>
-          <w:tcPr/>
-          <w:p>
-            <w:pPr>
-              <w:pStyle w:val="Compact"/>
-              <w:jc w:val="left"/>
-            </w:pPr>
-            <w:r>
-              <w:t xml:space="preserve">⬜ [국내 명시적 임계값 부재 — 고찰에서 논의]</w:t>
-            </w:r>
-          </w:p>
-        </w:tc>
-        <w:tc>
-          <w:tcPr/>
-          <w:p>
-            <w:pPr>
-              <w:pStyle w:val="Compact"/>
-              <w:jc w:val="left"/>
-            </w:pPr>
-            <w:r>
-              <w:t xml:space="preserve">—</w:t>
+              <w:t xml:space="preserve">자원 항목</w:t>
+            </w:r>
+          </w:p>
+        </w:tc>
+        <w:tc>
+          <w:tcPr/>
+          <w:p>
+            <w:pPr>
+              <w:pStyle w:val="Compact"/>
+              <w:jc w:val="left"/>
+            </w:pPr>
+            <w:r>
+              <w:t xml:space="preserve">영국 단가</w:t>
+            </w:r>
+          </w:p>
+        </w:tc>
+        <w:tc>
+          <w:tcPr/>
+          <w:p>
+            <w:pPr>
+              <w:pStyle w:val="Compact"/>
+              <w:jc w:val="left"/>
+            </w:pPr>
+            <w:r>
+              <w:t xml:space="preserve">국내 단가(수가)</w:t>
+            </w:r>
+          </w:p>
+        </w:tc>
+        <w:tc>
+          <w:tcPr/>
+          <w:p>
+            <w:pPr>
+              <w:pStyle w:val="Compact"/>
+              <w:jc w:val="left"/>
+            </w:pPr>
+            <w:r>
+              <w:t xml:space="preserve">국내 이용률(자문 기반)</w:t>
+            </w:r>
+          </w:p>
+        </w:tc>
+      </w:tr>
+      <w:tr>
+        <w:tc>
+          <w:tcPr/>
+          <w:p>
+            <w:pPr>
+              <w:pStyle w:val="Compact"/>
+              <w:jc w:val="left"/>
+            </w:pPr>
+            <w:r>
+              <w:t xml:space="preserve">CT 촬영</w:t>
+            </w:r>
+          </w:p>
+        </w:tc>
+        <w:tc>
+          <w:tcPr/>
+          <w:p>
+            <w:pPr>
+              <w:pStyle w:val="Compact"/>
+              <w:jc w:val="left"/>
+            </w:pPr>
+            <w:r>
+              <w:t xml:space="preserve">✅ £123.34</w:t>
+            </w:r>
+          </w:p>
+        </w:tc>
+        <w:tc>
+          <w:tcPr/>
+          <w:p>
+            <w:pPr>
+              <w:pStyle w:val="Compact"/>
+              <w:jc w:val="left"/>
+            </w:pPr>
+            <w:r>
+              <w:t xml:space="preserve">✅ 265,840원 (흉부+복부 조영, HA464/HA465)</w:t>
+            </w:r>
+          </w:p>
+        </w:tc>
+        <w:tc>
+          <w:tcPr/>
+          <w:p>
+            <w:pPr>
+              <w:pStyle w:val="Compact"/>
+              <w:jc w:val="left"/>
+            </w:pPr>
+            <w:r>
+              <w:t xml:space="preserve">0.437회/주기 (2개월 1회 중 CT 95%)</w:t>
+            </w:r>
+          </w:p>
+        </w:tc>
+      </w:tr>
+      <w:tr>
+        <w:tc>
+          <w:tcPr/>
+          <w:p>
+            <w:pPr>
+              <w:pStyle w:val="Compact"/>
+              <w:jc w:val="left"/>
+            </w:pPr>
+            <w:r>
+              <w:t xml:space="preserve">MRI 촬영</w:t>
+            </w:r>
+          </w:p>
+        </w:tc>
+        <w:tc>
+          <w:tcPr/>
+          <w:p>
+            <w:pPr>
+              <w:pStyle w:val="Compact"/>
+              <w:jc w:val="left"/>
+            </w:pPr>
+            <w:r>
+              <w:t xml:space="preserve">✅ £171.08</w:t>
+            </w:r>
+          </w:p>
+        </w:tc>
+        <w:tc>
+          <w:tcPr/>
+          <w:p>
+            <w:pPr>
+              <w:pStyle w:val="Compact"/>
+              <w:jc w:val="left"/>
+            </w:pPr>
+            <w:r>
+              <w:t xml:space="preserve">✅ 354,990원 (복부/골반 조영, HI227+HJ227 등)</w:t>
+            </w:r>
+          </w:p>
+        </w:tc>
+        <w:tc>
+          <w:tcPr/>
+          <w:p>
+            <w:pPr>
+              <w:pStyle w:val="Compact"/>
+              <w:jc w:val="left"/>
+            </w:pPr>
+            <w:r>
+              <w:t xml:space="preserve">0.023회/주기 (MRI 5%)</w:t>
+            </w:r>
+          </w:p>
+        </w:tc>
+      </w:tr>
+      <w:tr>
+        <w:tc>
+          <w:tcPr/>
+          <w:p>
+            <w:pPr>
+              <w:pStyle w:val="Compact"/>
+              <w:jc w:val="left"/>
+            </w:pPr>
+            <w:r>
+              <w:t xml:space="preserve">전혈구검사(CBC)</w:t>
+            </w:r>
+          </w:p>
+        </w:tc>
+        <w:tc>
+          <w:tcPr/>
+          <w:p>
+            <w:pPr>
+              <w:pStyle w:val="Compact"/>
+              <w:jc w:val="left"/>
+            </w:pPr>
+            <w:r>
+              <w:t xml:space="preserve">✅ £3.10</w:t>
+            </w:r>
+          </w:p>
+        </w:tc>
+        <w:tc>
+          <w:tcPr/>
+          <w:p>
+            <w:pPr>
+              <w:pStyle w:val="Compact"/>
+              <w:jc w:val="left"/>
+            </w:pPr>
+            <w:r>
+              <w:t xml:space="preserve">✅ 5,350원 (CBC 5종)</w:t>
+            </w:r>
+          </w:p>
+        </w:tc>
+        <w:tc>
+          <w:tcPr/>
+          <w:p>
+            <w:pPr>
+              <w:pStyle w:val="Compact"/>
+              <w:jc w:val="left"/>
+            </w:pPr>
+            <w:r>
+              <w:t xml:space="preserve">0.920회/주기 (월 1회)</w:t>
+            </w:r>
+          </w:p>
+        </w:tc>
+      </w:tr>
+      <w:tr>
+        <w:tc>
+          <w:tcPr/>
+          <w:p>
+            <w:pPr>
+              <w:pStyle w:val="Compact"/>
+              <w:jc w:val="left"/>
+            </w:pPr>
+            <w:r>
+              <w:t xml:space="preserve">간기능검사(LFT)</w:t>
+            </w:r>
+          </w:p>
+        </w:tc>
+        <w:tc>
+          <w:tcPr/>
+          <w:p>
+            <w:pPr>
+              <w:pStyle w:val="Compact"/>
+              <w:jc w:val="left"/>
+            </w:pPr>
+            <w:r>
+              <w:t xml:space="preserve">✅ £1.53</w:t>
+            </w:r>
+          </w:p>
+        </w:tc>
+        <w:tc>
+          <w:tcPr/>
+          <w:p>
+            <w:pPr>
+              <w:pStyle w:val="Compact"/>
+              <w:jc w:val="left"/>
+            </w:pPr>
+            <w:r>
+              <w:t xml:space="preserve">✅ 8,340원 (5항목)</w:t>
+            </w:r>
+          </w:p>
+        </w:tc>
+        <w:tc>
+          <w:tcPr/>
+          <w:p>
+            <w:pPr>
+              <w:pStyle w:val="Compact"/>
+              <w:jc w:val="left"/>
+            </w:pPr>
+            <w:r>
+              <w:t xml:space="preserve">0.920회/주기 (월 1회)</w:t>
+            </w:r>
+          </w:p>
+        </w:tc>
+      </w:tr>
+      <w:tr>
+        <w:tc>
+          <w:tcPr/>
+          <w:p>
+            <w:pPr>
+              <w:pStyle w:val="Compact"/>
+              <w:jc w:val="left"/>
+            </w:pPr>
+            <w:r>
+              <w:t xml:space="preserve">외래 진료(재진)</w:t>
+            </w:r>
+          </w:p>
+        </w:tc>
+        <w:tc>
+          <w:tcPr/>
+          <w:p>
+            <w:pPr>
+              <w:pStyle w:val="Compact"/>
+              <w:jc w:val="left"/>
+            </w:pPr>
+            <w:r>
+              <w:t xml:space="preserve">✅ £193.39</w:t>
+            </w:r>
+          </w:p>
+        </w:tc>
+        <w:tc>
+          <w:tcPr/>
+          <w:p>
+            <w:pPr>
+              <w:pStyle w:val="Compact"/>
+              <w:jc w:val="left"/>
+            </w:pPr>
+            <w:r>
+              <w:t xml:space="preserve">✅ 16,620원 (AA257 상급종합병원 100% 가정)</w:t>
+            </w:r>
+          </w:p>
+        </w:tc>
+        <w:tc>
+          <w:tcPr/>
+          <w:p>
+            <w:pPr>
+              <w:pStyle w:val="Compact"/>
+              <w:jc w:val="left"/>
+            </w:pPr>
+            <w:r>
+              <w:t xml:space="preserve">0.920회/주기 (월 1회)</w:t>
             </w:r>
           </w:p>
         </w:tc>
       </w:tr>
     </w:tbl>
-    <w:bookmarkEnd w:id="56"/>
-    <w:bookmarkStart w:id="57" w:name="X122e62205bb32397ee32fa5574b510d0f5b30f4"/>
-    <w:p>
-      <w:pPr>
-        <w:pStyle w:val="Heading2"/>
-      </w:pPr>
-      <w:r>
-        <w:t xml:space="preserve">2.12 모형 검증</w:t>
-      </w:r>
-    </w:p>
     <w:p>
       <w:pPr>
         <w:numPr>
           <w:ilvl w:val="0"/>
-          <w:numId w:val="1034"/>
-        </w:numPr>
-        <w:pStyle w:val="Compact"/>
-      </w:pPr>
-      <w:r>
-        <w:t xml:space="preserve">⬜ [내적 검증: 투입 반영 후 trace 정합성(PFS ≤ TTD ≤ OS 관계) 확인 — 로컬리제이션 작업 계획에 포함됨]</w:t>
-      </w:r>
-    </w:p>
-    <w:p>
-      <w:pPr>
-        <w:numPr>
-          <w:ilvl w:val="0"/>
-          <w:numId w:val="1034"/>
-        </w:numPr>
-        <w:pStyle w:val="Compact"/>
-      </w:pPr>
-      <w:r>
-        <w:t xml:space="preserve">⬜ [외적 검증: 10년 OS의 임상적 타당성 준거로 원평가의 전문가 추정 범위(1~8%, 4~6%; ✅ TA1146 §3.10) 및 국내 전문가 자문 활용]</w:t>
-      </w:r>
-    </w:p>
-    <w:p>
-      <w:pPr>
-        <w:numPr>
-          <w:ilvl w:val="0"/>
-          <w:numId w:val="1034"/>
-        </w:numPr>
-        <w:pStyle w:val="Compact"/>
-      </w:pPr>
-      <w:r>
-        <w:t xml:space="preserve">⬜ [원모델 재현 검증 — 아래 공개 ICER 경과표(모두 결정론적, PAS·1.7 가중 포함)와 대조. 단 PAS 할인율이 비공개이므로 완전 재현은 불가하며, 입수한 모델 작업본(표시가·PAS 0 상태)의 산출값 재현으로 갈음]</w:t>
-      </w:r>
-    </w:p>
-    <w:p>
-      <w:pPr>
-        <w:pStyle w:val="FirstParagraph"/>
-      </w:pPr>
-      <w:r>
-        <w:t xml:space="preserve">✅</w:t>
+          <w:numId w:val="1030"/>
+        </w:numPr>
+        <w:pStyle w:val="Compact"/>
+      </w:pPr>
+      <w:r>
+        <w:t xml:space="preserve">국내 이용률은</w:t>
       </w:r>
       <w:r>
         <w:t xml:space="preserve"> </w:t>
@@ -7241,10 +6512,106 @@
           <w:bCs/>
           <w:b/>
         </w:rPr>
-        <w:t xml:space="preserve">공개 ICER 경과표(재현 검증 참고 목표값)</w:t>
-      </w:r>
-      <w:r>
-        <w:t xml:space="preserve">:</w:t>
+        <w:t xml:space="preserve">모든 상태(PF/PDOn/PDOff)·양군 동일</w:t>
+      </w:r>
+      <w:r>
+        <w:t xml:space="preserve"> </w:t>
+      </w:r>
+      <w:r>
+        <w:t xml:space="preserve">적용(국내 자문 기반 기본분석 가정). 원모델의 치료 전 일회성 검사(pre-treatment) 비율(리프레티닙군 CT 85%·MRI 12%·CBC 92%·LFT 92%; BSC군 24%/1%/56%/49%)은 유지하고 단가만 국내값으로 교체 → 1인당 일회성 검사비 리프레티닙군 281,158원, BSC군 74,434원</w:t>
+      </w:r>
+    </w:p>
+    <w:p>
+      <w:pPr>
+        <w:numPr>
+          <w:ilvl w:val="0"/>
+          <w:numId w:val="1030"/>
+        </w:numPr>
+        <w:pStyle w:val="Compact"/>
+      </w:pPr>
+      <w:r>
+        <w:t xml:space="preserve">⬜ [청구자료 분석 후 이용률(빈도)·의료기관 종별 분포 갱신 예정 (현재는 자문 기반 가정)]</w:t>
+      </w:r>
+    </w:p>
+    <w:bookmarkEnd w:id="51"/>
+    <w:bookmarkStart w:id="52" w:name="Xe8b03b2e95eb64e27a8f2881a97538629d5e69b"/>
+    <w:p>
+      <w:pPr>
+        <w:pStyle w:val="Heading3"/>
+      </w:pPr>
+      <w:r>
+        <w:t xml:space="preserve">2.10.3 진행 후 상태 비용 (투여 중/중단 구분)</w:t>
+      </w:r>
+    </w:p>
+    <w:p>
+      <w:pPr>
+        <w:numPr>
+          <w:ilvl w:val="0"/>
+          <w:numId w:val="1031"/>
+        </w:numPr>
+        <w:pStyle w:val="Compact"/>
+      </w:pPr>
+      <w:r>
+        <w:t xml:space="preserve">✅ 원모델: 상태별(PF/PDOn/PDOff) 자원 이용 빈도 차등 + 완화적 수술·방사선 등 일회성 자원 포함 [출처: ID6496 §3.5.2, Table 46]</w:t>
+      </w:r>
+    </w:p>
+    <w:p>
+      <w:pPr>
+        <w:numPr>
+          <w:ilvl w:val="0"/>
+          <w:numId w:val="1031"/>
+        </w:numPr>
+        <w:pStyle w:val="Compact"/>
+      </w:pPr>
+      <w:r>
+        <w:t xml:space="preserve">⬜ [국내 수가·진료 패턴으로 대체 — 2.10.2와 동일 원칙]</w:t>
+      </w:r>
+    </w:p>
+    <w:bookmarkEnd w:id="52"/>
+    <w:bookmarkStart w:id="53" w:name="Xde55ce1703a7a3e68f0aed1df25a6f35644a81b"/>
+    <w:p>
+      <w:pPr>
+        <w:pStyle w:val="Heading3"/>
+      </w:pPr>
+      <w:r>
+        <w:t xml:space="preserve">2.10.4 이상반응 관리 비용</w:t>
+      </w:r>
+    </w:p>
+    <w:p>
+      <w:pPr>
+        <w:numPr>
+          <w:ilvl w:val="0"/>
+          <w:numId w:val="1032"/>
+        </w:numPr>
+        <w:pStyle w:val="Compact"/>
+      </w:pPr>
+      <w:r>
+        <w:t xml:space="preserve">✅ 원모델: 3–4등급 AE의 건당 처치 비용 — NHS total HRG 가중평균, 1주기(0주기) 1회 반영. 이중눈가림기 3종 + 공개표지기 5종(OpenLabelAECosts 옵션 ON이 기본) [출처: ID6496 §3.5.3, Table 48; 모델 Cost Inputs]</w:t>
+      </w:r>
+    </w:p>
+    <w:p>
+      <w:pPr>
+        <w:numPr>
+          <w:ilvl w:val="0"/>
+          <w:numId w:val="1032"/>
+        </w:numPr>
+        <w:pStyle w:val="Compact"/>
+      </w:pPr>
+      <w:r>
+        <w:t xml:space="preserve">✅</w:t>
+      </w:r>
+      <w:r>
+        <w:t xml:space="preserve"> </w:t>
+      </w:r>
+      <w:r>
+        <w:rPr>
+          <w:bCs/>
+          <w:b/>
+        </w:rPr>
+        <w:t xml:space="preserve">국내 건당 비용(2026.9.22. 반영)</w:t>
+      </w:r>
+      <w:r>
+        <w:t xml:space="preserve">: Open HIRA 상병별 요양급여비용총액 ÷ 전체 환자수(2025년) [출처: 연구진 국내 비용 검토]:</w:t>
       </w:r>
     </w:p>
     <w:tbl>
@@ -7272,483 +6639,523 @@
               <w:jc w:val="left"/>
             </w:pPr>
             <w:r>
-              <w:t xml:space="preserve">단계</w:t>
-            </w:r>
-          </w:p>
-        </w:tc>
-        <w:tc>
-          <w:tcPr/>
-          <w:p>
-            <w:pPr>
-              <w:pStyle w:val="Compact"/>
-              <w:jc w:val="left"/>
-            </w:pPr>
-            <w:r>
-              <w:t xml:space="preserve">분석</w:t>
-            </w:r>
-          </w:p>
-        </w:tc>
-        <w:tc>
-          <w:tcPr/>
-          <w:p>
-            <w:pPr>
-              <w:pStyle w:val="Compact"/>
-              <w:jc w:val="left"/>
-            </w:pPr>
-            <w:r>
-              <w:t xml:space="preserve">ICER(£/QALY)</w:t>
-            </w:r>
-          </w:p>
-        </w:tc>
-        <w:tc>
-          <w:tcPr/>
-          <w:p>
-            <w:pPr>
-              <w:pStyle w:val="Compact"/>
-              <w:jc w:val="left"/>
-            </w:pPr>
-            <w:r>
-              <w:t xml:space="preserve">출처</w:t>
-            </w:r>
-          </w:p>
-        </w:tc>
-      </w:tr>
-      <w:tr>
-        <w:tc>
-          <w:tcPr/>
-          <w:p>
-            <w:pPr>
-              <w:pStyle w:val="Compact"/>
-              <w:jc w:val="left"/>
-            </w:pPr>
-            <w:r>
-              <w:t xml:space="preserve">원제출(2025.5., 구 PAS)</w:t>
-            </w:r>
-          </w:p>
-        </w:tc>
-        <w:tc>
-          <w:tcPr/>
-          <w:p>
-            <w:pPr>
-              <w:pStyle w:val="Compact"/>
-              <w:jc w:val="left"/>
-            </w:pPr>
-            <w:r>
-              <w:t xml:space="preserve">회사 기본분석 — 증분비용 £85,414, 증분 QALY 2.962</w:t>
-            </w:r>
-          </w:p>
-        </w:tc>
-        <w:tc>
-          <w:tcPr/>
-          <w:p>
-            <w:pPr>
-              <w:pStyle w:val="Compact"/>
-              <w:jc w:val="left"/>
-            </w:pPr>
-            <w:r>
-              <w:t xml:space="preserve">28,836</w:t>
-            </w:r>
-          </w:p>
-        </w:tc>
-        <w:tc>
-          <w:tcPr/>
-          <w:p>
-            <w:pPr>
-              <w:pStyle w:val="Compact"/>
-              <w:jc w:val="left"/>
-            </w:pPr>
-            <w:r>
-              <w:t xml:space="preserve">ID6496 §3.6</w:t>
-            </w:r>
-          </w:p>
-        </w:tc>
-      </w:tr>
-      <w:tr>
-        <w:tc>
-          <w:tcPr/>
-          <w:p>
-            <w:pPr>
-              <w:pStyle w:val="Compact"/>
-              <w:jc w:val="left"/>
-            </w:pPr>
-            <w:r>
-              <w:t xml:space="preserve">상동</w:t>
-            </w:r>
-          </w:p>
-        </w:tc>
-        <w:tc>
-          <w:tcPr/>
-          <w:p>
-            <w:pPr>
-              <w:pStyle w:val="Compact"/>
-              <w:jc w:val="left"/>
-            </w:pPr>
-            <w:r>
-              <w:t xml:space="preserve">PSA(확률론적) — 결정론적과 차이 £757, £30,000 기준 비용-효과적일 확률 57.2%</w:t>
-            </w:r>
-          </w:p>
-        </w:tc>
-        <w:tc>
-          <w:tcPr/>
-          <w:p>
-            <w:pPr>
-              <w:pStyle w:val="Compact"/>
-              <w:jc w:val="left"/>
-            </w:pPr>
-            <w:r>
-              <w:t xml:space="preserve">29,593</w:t>
-            </w:r>
-          </w:p>
-        </w:tc>
-        <w:tc>
-          <w:tcPr/>
-          <w:p>
-            <w:pPr>
-              <w:pStyle w:val="Compact"/>
-              <w:jc w:val="left"/>
-            </w:pPr>
-            <w:r>
-              <w:t xml:space="preserve">ID6496 §3.7</w:t>
-            </w:r>
-          </w:p>
-        </w:tc>
-      </w:tr>
-      <w:tr>
-        <w:tc>
-          <w:tcPr/>
-          <w:p>
-            <w:pPr>
-              <w:pStyle w:val="Compact"/>
-              <w:jc w:val="left"/>
-            </w:pPr>
-            <w:r>
-              <w:t xml:space="preserve">ACM1 시점</w:t>
-            </w:r>
-          </w:p>
-        </w:tc>
-        <w:tc>
-          <w:tcPr/>
-          <w:p>
-            <w:pPr>
-              <w:pStyle w:val="Compact"/>
-              <w:jc w:val="left"/>
-            </w:pPr>
-            <w:r>
-              <w:t xml:space="preserve">EAG·위원회 선호 분석(재검열+로그로지스틱)</w:t>
-            </w:r>
-          </w:p>
-        </w:tc>
-        <w:tc>
-          <w:tcPr/>
-          <w:p>
-            <w:pPr>
-              <w:pStyle w:val="Compact"/>
-              <w:jc w:val="left"/>
-            </w:pPr>
-            <w:r>
-              <w:t xml:space="preserve">44,964 (1차 PAS 인상 반영)</w:t>
-            </w:r>
-          </w:p>
-        </w:tc>
-        <w:tc>
-          <w:tcPr/>
-          <w:p>
-            <w:pPr>
-              <w:pStyle w:val="Compact"/>
-              <w:jc w:val="left"/>
-            </w:pPr>
-            <w:r>
-              <w:t xml:space="preserve">EAG critique of DG response §1</w:t>
-            </w:r>
-          </w:p>
-        </w:tc>
-      </w:tr>
-      <w:tr>
-        <w:tc>
-          <w:tcPr/>
-          <w:p>
-            <w:pPr>
-              <w:pStyle w:val="Compact"/>
-              <w:jc w:val="left"/>
-            </w:pPr>
-            <w:r>
-              <w:t xml:space="preserve">Draft guidance(2025.10.)</w:t>
-            </w:r>
-          </w:p>
-        </w:tc>
-        <w:tc>
-          <w:tcPr/>
-          <w:p>
-            <w:pPr>
-              <w:pStyle w:val="Compact"/>
-              <w:jc w:val="left"/>
-            </w:pPr>
-            <w:r>
-              <w:rPr>
-                <w:bCs/>
-                <w:b/>
-              </w:rPr>
-              <w:t xml:space="preserve">비권고</w:t>
-            </w:r>
-            <w:r>
-              <w:t xml:space="preserve"> </w:t>
-            </w:r>
-            <w:r>
-              <w:t xml:space="preserve">— 상기 EAG 선호 ICER가 구 임계값(£20,000–30,000) 상회</w:t>
-            </w:r>
-          </w:p>
-        </w:tc>
-        <w:tc>
-          <w:tcPr/>
-          <w:p>
-            <w:pPr>
-              <w:pStyle w:val="Compact"/>
-              <w:jc w:val="left"/>
-            </w:pPr>
-            <w:r>
-              <w:t xml:space="preserve">—</w:t>
-            </w:r>
-          </w:p>
-        </w:tc>
-        <w:tc>
-          <w:tcPr/>
-          <w:p>
-            <w:pPr>
-              <w:pStyle w:val="Compact"/>
-              <w:jc w:val="left"/>
-            </w:pPr>
-            <w:r>
-              <w:t xml:space="preserve">EAG critique of DG response §1</w:t>
-            </w:r>
-          </w:p>
-        </w:tc>
-      </w:tr>
-      <w:tr>
-        <w:tc>
-          <w:tcPr/>
-          <w:p>
-            <w:pPr>
-              <w:pStyle w:val="Compact"/>
-              <w:jc w:val="left"/>
-            </w:pPr>
-            <w:r>
-              <w:t xml:space="preserve">DG 대응(2025.12., 2차 PAS 인상, 2021컷)</w:t>
-            </w:r>
-          </w:p>
-        </w:tc>
-        <w:tc>
-          <w:tcPr/>
-          <w:p>
-            <w:pPr>
-              <w:pStyle w:val="Compact"/>
-              <w:jc w:val="left"/>
-            </w:pPr>
-            <w:r>
-              <w:t xml:space="preserve">회사 기본분석 26,877 / EAG·위원회 선호 41,035 / TSE-IPCW 29,282</w:t>
-            </w:r>
-          </w:p>
-        </w:tc>
-        <w:tc>
-          <w:tcPr/>
-          <w:p>
-            <w:pPr>
-              <w:pStyle w:val="Compact"/>
-              <w:jc w:val="left"/>
-            </w:pPr>
-            <w:r>
-              <w:t xml:space="preserve">좌동</w:t>
-            </w:r>
-          </w:p>
-        </w:tc>
-        <w:tc>
-          <w:tcPr/>
-          <w:p>
-            <w:pPr>
-              <w:pStyle w:val="Compact"/>
-              <w:jc w:val="left"/>
-            </w:pPr>
-            <w:r>
-              <w:t xml:space="preserve">EAG critique Table 1–2; 회사 DG Addendum</w:t>
-            </w:r>
-          </w:p>
-        </w:tc>
-      </w:tr>
-      <w:tr>
-        <w:tc>
-          <w:tcPr/>
-          <w:p>
-            <w:pPr>
-              <w:pStyle w:val="Compact"/>
-              <w:jc w:val="left"/>
-            </w:pPr>
-            <w:r>
-              <w:t xml:space="preserve">DG 대응(2022컷)</w:t>
-            </w:r>
-          </w:p>
-        </w:tc>
-        <w:tc>
-          <w:tcPr/>
-          <w:p>
-            <w:pPr>
-              <w:pStyle w:val="Compact"/>
-              <w:jc w:val="left"/>
-            </w:pPr>
-            <w:r>
-              <w:t xml:space="preserve">회사 방식 31,371 / EAG 선호(로그로지스틱) 34,026 / TSE-IPCW 31,728</w:t>
-            </w:r>
-          </w:p>
-        </w:tc>
-        <w:tc>
-          <w:tcPr/>
-          <w:p>
-            <w:pPr>
-              <w:pStyle w:val="Compact"/>
-              <w:jc w:val="left"/>
-            </w:pPr>
-            <w:r>
-              <w:t xml:space="preserve">좌동</w:t>
-            </w:r>
-          </w:p>
-        </w:tc>
-        <w:tc>
-          <w:tcPr/>
-          <w:p>
-            <w:pPr>
-              <w:pStyle w:val="Compact"/>
-              <w:jc w:val="left"/>
-            </w:pPr>
-            <w:r>
-              <w:t xml:space="preserve">상동</w:t>
-            </w:r>
-          </w:p>
-        </w:tc>
-      </w:tr>
-      <w:tr>
-        <w:tc>
-          <w:tcPr/>
-          <w:p>
-            <w:pPr>
-              <w:pStyle w:val="Compact"/>
-              <w:jc w:val="left"/>
-            </w:pPr>
-            <w:r>
-              <w:t xml:space="preserve">EAG 최종 선호 범위(2022컷)</w:t>
-            </w:r>
-          </w:p>
-        </w:tc>
-        <w:tc>
-          <w:tcPr/>
-          <w:p>
-            <w:pPr>
-              <w:pStyle w:val="Compact"/>
-              <w:jc w:val="left"/>
-            </w:pPr>
-            <w:r>
-              <w:t xml:space="preserve">재검열 없음+일반화감마 31,437 ~ 재검열+로그정규 33,562</w:t>
-            </w:r>
-          </w:p>
-        </w:tc>
-        <w:tc>
-          <w:tcPr/>
-          <w:p>
-            <w:pPr>
-              <w:pStyle w:val="Compact"/>
-              <w:jc w:val="left"/>
-            </w:pPr>
-            <w:r>
-              <w:t xml:space="preserve">31,437–33,562</w:t>
-            </w:r>
-          </w:p>
-        </w:tc>
-        <w:tc>
-          <w:tcPr/>
-          <w:p>
-            <w:pPr>
-              <w:pStyle w:val="Compact"/>
-              <w:jc w:val="left"/>
-            </w:pPr>
-            <w:r>
-              <w:t xml:space="preserve">EAG critique of DG response</w:t>
-            </w:r>
-          </w:p>
-        </w:tc>
-      </w:tr>
-      <w:tr>
-        <w:tc>
-          <w:tcPr/>
-          <w:p>
-            <w:pPr>
-              <w:pStyle w:val="Compact"/>
-              <w:jc w:val="left"/>
-            </w:pPr>
-            <w:r>
-              <w:t xml:space="preserve">최종 guidance(2026.4.)</w:t>
-            </w:r>
-          </w:p>
-        </w:tc>
-        <w:tc>
-          <w:tcPr/>
-          <w:p>
-            <w:pPr>
-              <w:pStyle w:val="Compact"/>
-              <w:jc w:val="left"/>
-            </w:pPr>
-            <w:r>
-              <w:t xml:space="preserve">위원회 고려 범위(회사 기본 24,937 별도)</w:t>
-            </w:r>
-          </w:p>
-        </w:tc>
-        <w:tc>
-          <w:tcPr/>
-          <w:p>
-            <w:pPr>
-              <w:pStyle w:val="Compact"/>
-              <w:jc w:val="left"/>
-            </w:pPr>
-            <w:r>
-              <w:t xml:space="preserve">29,130–31,085</w:t>
-            </w:r>
-          </w:p>
-        </w:tc>
-        <w:tc>
-          <w:tcPr/>
-          <w:p>
-            <w:pPr>
-              <w:pStyle w:val="Compact"/>
-              <w:jc w:val="left"/>
-            </w:pPr>
-            <w:r>
-              <w:t xml:space="preserve">TA1146 §3.15</w:t>
+              <w:t xml:space="preserve">이상반응(3–4등급)</w:t>
+            </w:r>
+          </w:p>
+        </w:tc>
+        <w:tc>
+          <w:tcPr/>
+          <w:p>
+            <w:pPr>
+              <w:pStyle w:val="Compact"/>
+              <w:jc w:val="left"/>
+            </w:pPr>
+            <w:r>
+              <w:t xml:space="preserve">영국 건당 비용</w:t>
+            </w:r>
+          </w:p>
+        </w:tc>
+        <w:tc>
+          <w:tcPr/>
+          <w:p>
+            <w:pPr>
+              <w:pStyle w:val="Compact"/>
+              <w:jc w:val="left"/>
+            </w:pPr>
+            <w:r>
+              <w:t xml:space="preserve">국내 건당 비용</w:t>
+            </w:r>
+          </w:p>
+        </w:tc>
+        <w:tc>
+          <w:tcPr/>
+          <w:p>
+            <w:pPr>
+              <w:pStyle w:val="Compact"/>
+              <w:jc w:val="left"/>
+            </w:pPr>
+            <w:r>
+              <w:t xml:space="preserve">국내 상병(KCD)</w:t>
+            </w:r>
+          </w:p>
+        </w:tc>
+      </w:tr>
+      <w:tr>
+        <w:tc>
+          <w:tcPr/>
+          <w:p>
+            <w:pPr>
+              <w:pStyle w:val="Compact"/>
+              <w:jc w:val="left"/>
+            </w:pPr>
+            <w:r>
+              <w:t xml:space="preserve">빈혈</w:t>
+            </w:r>
+          </w:p>
+        </w:tc>
+        <w:tc>
+          <w:tcPr/>
+          <w:p>
+            <w:pPr>
+              <w:pStyle w:val="Compact"/>
+              <w:jc w:val="left"/>
+            </w:pPr>
+            <w:r>
+              <w:t xml:space="preserve">✅ £990.18</w:t>
+            </w:r>
+          </w:p>
+        </w:tc>
+        <w:tc>
+          <w:tcPr/>
+          <w:p>
+            <w:pPr>
+              <w:pStyle w:val="Compact"/>
+              <w:jc w:val="left"/>
+            </w:pPr>
+            <w:r>
+              <w:t xml:space="preserve">✅ 271,785원</w:t>
+            </w:r>
+          </w:p>
+        </w:tc>
+        <w:tc>
+          <w:tcPr/>
+          <w:p>
+            <w:pPr>
+              <w:pStyle w:val="Compact"/>
+              <w:jc w:val="left"/>
+            </w:pPr>
+            <w:r>
+              <w:t xml:space="preserve">D64 기타 빈혈</w:t>
+            </w:r>
+          </w:p>
+        </w:tc>
+      </w:tr>
+      <w:tr>
+        <w:tc>
+          <w:tcPr/>
+          <w:p>
+            <w:pPr>
+              <w:pStyle w:val="Compact"/>
+              <w:jc w:val="left"/>
+            </w:pPr>
+            <w:r>
+              <w:t xml:space="preserve">복통</w:t>
+            </w:r>
+          </w:p>
+        </w:tc>
+        <w:tc>
+          <w:tcPr/>
+          <w:p>
+            <w:pPr>
+              <w:pStyle w:val="Compact"/>
+              <w:jc w:val="left"/>
+            </w:pPr>
+            <w:r>
+              <w:t xml:space="preserve">✅ £728.41</w:t>
+            </w:r>
+          </w:p>
+        </w:tc>
+        <w:tc>
+          <w:tcPr/>
+          <w:p>
+            <w:pPr>
+              <w:pStyle w:val="Compact"/>
+              <w:jc w:val="left"/>
+            </w:pPr>
+            <w:r>
+              <w:t xml:space="preserve">✅ 183,542원</w:t>
+            </w:r>
+          </w:p>
+        </w:tc>
+        <w:tc>
+          <w:tcPr/>
+          <w:p>
+            <w:pPr>
+              <w:pStyle w:val="Compact"/>
+              <w:jc w:val="left"/>
+            </w:pPr>
+            <w:r>
+              <w:t xml:space="preserve">R10.4</w:t>
+            </w:r>
+          </w:p>
+        </w:tc>
+      </w:tr>
+      <w:tr>
+        <w:tc>
+          <w:tcPr/>
+          <w:p>
+            <w:pPr>
+              <w:pStyle w:val="Compact"/>
+              <w:jc w:val="left"/>
+            </w:pPr>
+            <w:r>
+              <w:t xml:space="preserve">고혈압</w:t>
+            </w:r>
+          </w:p>
+        </w:tc>
+        <w:tc>
+          <w:tcPr/>
+          <w:p>
+            <w:pPr>
+              <w:pStyle w:val="Compact"/>
+              <w:jc w:val="left"/>
+            </w:pPr>
+            <w:r>
+              <w:t xml:space="preserve">✅ £760.01</w:t>
+            </w:r>
+          </w:p>
+        </w:tc>
+        <w:tc>
+          <w:tcPr/>
+          <w:p>
+            <w:pPr>
+              <w:pStyle w:val="Compact"/>
+              <w:jc w:val="left"/>
+            </w:pPr>
+            <w:r>
+              <w:t xml:space="preserve">✅ 177,471원</w:t>
+            </w:r>
+          </w:p>
+        </w:tc>
+        <w:tc>
+          <w:tcPr/>
+          <w:p>
+            <w:pPr>
+              <w:pStyle w:val="Compact"/>
+              <w:jc w:val="left"/>
+            </w:pPr>
+            <w:r>
+              <w:t xml:space="preserve">I10</w:t>
+            </w:r>
+          </w:p>
+        </w:tc>
+      </w:tr>
+      <w:tr>
+        <w:tc>
+          <w:tcPr/>
+          <w:p>
+            <w:pPr>
+              <w:pStyle w:val="Compact"/>
+              <w:jc w:val="left"/>
+            </w:pPr>
+            <w:r>
+              <w:t xml:space="preserve">위장관 출혈(공개표지기)</w:t>
+            </w:r>
+          </w:p>
+        </w:tc>
+        <w:tc>
+          <w:tcPr/>
+          <w:p>
+            <w:pPr>
+              <w:pStyle w:val="Compact"/>
+              <w:jc w:val="left"/>
+            </w:pPr>
+            <w:r>
+              <w:t xml:space="preserve">✅ £2,490</w:t>
+            </w:r>
+          </w:p>
+        </w:tc>
+        <w:tc>
+          <w:tcPr/>
+          <w:p>
+            <w:pPr>
+              <w:pStyle w:val="Compact"/>
+              <w:jc w:val="left"/>
+            </w:pPr>
+            <w:r>
+              <w:t xml:space="preserve">✅ 1,518,785원</w:t>
+            </w:r>
+          </w:p>
+        </w:tc>
+        <w:tc>
+          <w:tcPr/>
+          <w:p>
+            <w:pPr>
+              <w:pStyle w:val="Compact"/>
+              <w:jc w:val="left"/>
+            </w:pPr>
+            <w:r>
+              <w:t xml:space="preserve">K92.2</w:t>
+            </w:r>
+          </w:p>
+        </w:tc>
+      </w:tr>
+      <w:tr>
+        <w:tc>
+          <w:tcPr/>
+          <w:p>
+            <w:pPr>
+              <w:pStyle w:val="Compact"/>
+              <w:jc w:val="left"/>
+            </w:pPr>
+            <w:r>
+              <w:t xml:space="preserve">급성 신손상(공개표지기)</w:t>
+            </w:r>
+          </w:p>
+        </w:tc>
+        <w:tc>
+          <w:tcPr/>
+          <w:p>
+            <w:pPr>
+              <w:pStyle w:val="Compact"/>
+              <w:jc w:val="left"/>
+            </w:pPr>
+            <w:r>
+              <w:t xml:space="preserve">✅ £1,295</w:t>
+            </w:r>
+          </w:p>
+        </w:tc>
+        <w:tc>
+          <w:tcPr/>
+          <w:p>
+            <w:pPr>
+              <w:pStyle w:val="Compact"/>
+              <w:jc w:val="left"/>
+            </w:pPr>
+            <w:r>
+              <w:t xml:space="preserve">✅ 3,003,536원</w:t>
+            </w:r>
+          </w:p>
+        </w:tc>
+        <w:tc>
+          <w:tcPr/>
+          <w:p>
+            <w:pPr>
+              <w:pStyle w:val="Compact"/>
+              <w:jc w:val="left"/>
+            </w:pPr>
+            <w:r>
+              <w:t xml:space="preserve">N17</w:t>
+            </w:r>
+          </w:p>
+        </w:tc>
+      </w:tr>
+      <w:tr>
+        <w:tc>
+          <w:tcPr/>
+          <w:p>
+            <w:pPr>
+              <w:pStyle w:val="Compact"/>
+              <w:jc w:val="left"/>
+            </w:pPr>
+            <w:r>
+              <w:t xml:space="preserve">피로(공개표지기)</w:t>
+            </w:r>
+          </w:p>
+        </w:tc>
+        <w:tc>
+          <w:tcPr/>
+          <w:p>
+            <w:pPr>
+              <w:pStyle w:val="Compact"/>
+              <w:jc w:val="left"/>
+            </w:pPr>
+            <w:r>
+              <w:t xml:space="preserve">✅ £1,076</w:t>
+            </w:r>
+          </w:p>
+        </w:tc>
+        <w:tc>
+          <w:tcPr/>
+          <w:p>
+            <w:pPr>
+              <w:pStyle w:val="Compact"/>
+              <w:jc w:val="left"/>
+            </w:pPr>
+            <w:r>
+              <w:t xml:space="preserve">✅ 102,349원</w:t>
+            </w:r>
+          </w:p>
+        </w:tc>
+        <w:tc>
+          <w:tcPr/>
+          <w:p>
+            <w:pPr>
+              <w:pStyle w:val="Compact"/>
+              <w:jc w:val="left"/>
+            </w:pPr>
+            <w:r>
+              <w:t xml:space="preserve">R53</w:t>
             </w:r>
           </w:p>
         </w:tc>
       </w:tr>
     </w:tbl>
     <w:p>
-      <w:r>
-        <w:pict>
-          <v:rect style="width:0;height:1.5pt" o:hralign="center" o:hrstd="t" o:hr="t"/>
-        </w:pict>
-      </w:r>
-    </w:p>
-    <w:bookmarkEnd w:id="57"/>
-    <w:bookmarkEnd w:id="58"/>
-    <w:bookmarkStart w:id="63" w:name="X98c66a15d0e4b55af4db350ea1ecae419275cfd"/>
-    <w:p>
-      <w:pPr>
-        <w:pStyle w:val="Heading1"/>
-      </w:pPr>
-      <w:r>
-        <w:t xml:space="preserve">3. 분석 결과</w:t>
-      </w:r>
-    </w:p>
-    <w:bookmarkStart w:id="59" w:name="Xfab695b4f4b0bd5697e74c84b623e2ddc61613f"/>
+      <w:pPr>
+        <w:numPr>
+          <w:ilvl w:val="0"/>
+          <w:numId w:val="1033"/>
+        </w:numPr>
+        <w:pStyle w:val="Compact"/>
+      </w:pPr>
+      <w:r>
+        <w:t xml:space="preserve">AE</w:t>
+      </w:r>
+      <w:r>
+        <w:t xml:space="preserve"> </w:t>
+      </w:r>
+      <w:r>
+        <w:rPr>
+          <w:bCs/>
+          <w:b/>
+        </w:rPr>
+        <w:t xml:space="preserve">발생률은 INVICTUS 원모델값 유지</w:t>
+      </w:r>
+      <w:r>
+        <w:t xml:space="preserve">(국내 발생률은 청구자료 분석 후 검토) — ⬜</w:t>
+      </w:r>
+    </w:p>
+    <w:bookmarkEnd w:id="53"/>
+    <w:bookmarkStart w:id="54" w:name="Xb8fc9e3fe4afd847ab57530905dcb93aed96375"/>
+    <w:p>
+      <w:pPr>
+        <w:pStyle w:val="Heading3"/>
+      </w:pPr>
+      <w:r>
+        <w:t xml:space="preserve">2.10.5 말기 관리 비용</w:t>
+      </w:r>
+    </w:p>
+    <w:p>
+      <w:pPr>
+        <w:numPr>
+          <w:ilvl w:val="0"/>
+          <w:numId w:val="1034"/>
+        </w:numPr>
+        <w:pStyle w:val="Compact"/>
+      </w:pPr>
+      <w:r>
+        <w:t xml:space="preserve">✅ 원모델: 사망 시 1회</w:t>
+      </w:r>
+      <w:r>
+        <w:t xml:space="preserve"> </w:t>
+      </w:r>
+      <w:r>
+        <w:rPr>
+          <w:bCs/>
+          <w:b/>
+        </w:rPr>
+        <w:t xml:space="preserve">£10,926.76</w:t>
+      </w:r>
+      <w:r>
+        <w:t xml:space="preserve"> </w:t>
+      </w:r>
+      <w:r>
+        <w:t xml:space="preserve">— TA488 준거, Abel 등(2013) 호스피스 코호트 비용(병원 사망 £14,856.09 × 16.3% + 병원 외 사망 £10,163.52 × 83.7%, 사망 전 12개월) [출처: ID6496 §3.5.4, Table 49; 모델 Data Store]</w:t>
+      </w:r>
+    </w:p>
+    <w:p>
+      <w:pPr>
+        <w:numPr>
+          <w:ilvl w:val="0"/>
+          <w:numId w:val="1034"/>
+        </w:numPr>
+        <w:pStyle w:val="Compact"/>
+      </w:pPr>
+      <w:r>
+        <w:t xml:space="preserve">✅ 시나리오: Round 등(2015) 기반</w:t>
+      </w:r>
+      <w:r>
+        <w:t xml:space="preserve"> </w:t>
+      </w:r>
+      <w:r>
+        <w:rPr>
+          <w:bCs/>
+          <w:b/>
+        </w:rPr>
+        <w:t xml:space="preserve">£7,777.76</w:t>
+      </w:r>
+      <w:r>
+        <w:t xml:space="preserve"> </w:t>
+      </w:r>
+      <w:r>
+        <w:t xml:space="preserve">[출처: ID6496 Table 50]; 말기 비용 제외 시 ICER £28,939로 영향 미미 [출처: ID6496 시나리오 표]</w:t>
+      </w:r>
+    </w:p>
+    <w:p>
+      <w:pPr>
+        <w:numPr>
+          <w:ilvl w:val="0"/>
+          <w:numId w:val="1034"/>
+        </w:numPr>
+        <w:pStyle w:val="Compact"/>
+      </w:pPr>
+      <w:r>
+        <w:t xml:space="preserve">✅</w:t>
+      </w:r>
+      <w:r>
+        <w:t xml:space="preserve"> </w:t>
+      </w:r>
+      <w:r>
+        <w:rPr>
+          <w:bCs/>
+          <w:b/>
+        </w:rPr>
+        <w:t xml:space="preserve">국내값 반영(2026.9.22.)</w:t>
+      </w:r>
+      <w:r>
+        <w:t xml:space="preserve">:</w:t>
+      </w:r>
+      <w:r>
+        <w:t xml:space="preserve"> </w:t>
+      </w:r>
+      <w:r>
+        <w:rPr>
+          <w:bCs/>
+          <w:b/>
+        </w:rPr>
+        <w:t xml:space="preserve">30,563,500원/인</w:t>
+      </w:r>
+      <w:r>
+        <w:t xml:space="preserve"> </w:t>
+      </w:r>
+      <w:r>
+        <w:t xml:space="preserve">— Park 등(2018) 위암(proxy) 사망 전 12개월 입원(inpatient) 누적비용, 1 USD = 1,100원 환산 [출처: 연구진 EOL 비용 검토 — 우선 적용 후보]</w:t>
+      </w:r>
+    </w:p>
+    <w:p>
+      <w:pPr>
+        <w:numPr>
+          <w:ilvl w:val="1"/>
+          <w:numId w:val="1035"/>
+        </w:numPr>
+        <w:pStyle w:val="Compact"/>
+      </w:pPr>
+      <w:r>
+        <w:t xml:space="preserve">대안값(시나리오): 입원+외래 합산</w:t>
+      </w:r>
+      <w:r>
+        <w:t xml:space="preserve"> </w:t>
+      </w:r>
+      <w:r>
+        <w:rPr>
+          <w:bCs/>
+          <w:b/>
+        </w:rPr>
+        <w:t xml:space="preserve">34,608,200원/인</w:t>
+      </w:r>
+    </w:p>
+    <w:p>
+      <w:pPr>
+        <w:numPr>
+          <w:ilvl w:val="1"/>
+          <w:numId w:val="1035"/>
+        </w:numPr>
+        <w:pStyle w:val="Compact"/>
+      </w:pPr>
+      <w:r>
+        <w:t xml:space="preserve">⬜ [최종 비용범위(입원 vs 입원+외래) 및 비용연도 보정 여부 팀 확정]</w:t>
+      </w:r>
+    </w:p>
+    <w:bookmarkEnd w:id="54"/>
+    <w:bookmarkEnd w:id="55"/>
+    <w:bookmarkStart w:id="56" w:name="Xc7fe432f57d74484f7d5d31282a197276917bdc"/>
     <w:p>
       <w:pPr>
         <w:pStyle w:val="Heading2"/>
       </w:pPr>
       <w:r>
-        <w:t xml:space="preserve">3.1 기본분석(Base-case)</w:t>
+        <w:t xml:space="preserve">2.11 로컬리제이션 내역 요약</w:t>
       </w:r>
     </w:p>
     <w:tbl>
@@ -7788,6 +7195,1369 @@
               <w:jc w:val="left"/>
             </w:pPr>
             <w:r>
+              <w:t xml:space="preserve">NICE 원모델 (영국)</w:t>
+            </w:r>
+          </w:p>
+        </w:tc>
+        <w:tc>
+          <w:tcPr/>
+          <w:p>
+            <w:pPr>
+              <w:pStyle w:val="Compact"/>
+              <w:jc w:val="left"/>
+            </w:pPr>
+            <w:r>
+              <w:t xml:space="preserve">본 분석 (한국)</w:t>
+            </w:r>
+          </w:p>
+        </w:tc>
+        <w:tc>
+          <w:tcPr/>
+          <w:p>
+            <w:pPr>
+              <w:pStyle w:val="Compact"/>
+              <w:jc w:val="left"/>
+            </w:pPr>
+            <w:r>
+              <w:t xml:space="preserve">상태</w:t>
+            </w:r>
+          </w:p>
+        </w:tc>
+      </w:tr>
+      <w:tr>
+        <w:tc>
+          <w:tcPr/>
+          <w:p>
+            <w:pPr>
+              <w:pStyle w:val="Compact"/>
+              <w:jc w:val="left"/>
+            </w:pPr>
+            <w:r>
+              <w:t xml:space="preserve">할인율</w:t>
+            </w:r>
+          </w:p>
+        </w:tc>
+        <w:tc>
+          <w:tcPr/>
+          <w:p>
+            <w:pPr>
+              <w:pStyle w:val="Compact"/>
+              <w:jc w:val="left"/>
+            </w:pPr>
+            <w:r>
+              <w:t xml:space="preserve">3.5% ✅[ID6496]</w:t>
+            </w:r>
+          </w:p>
+        </w:tc>
+        <w:tc>
+          <w:tcPr/>
+          <w:p>
+            <w:pPr>
+              <w:pStyle w:val="Compact"/>
+              <w:jc w:val="left"/>
+            </w:pPr>
+            <w:r>
+              <w:rPr>
+                <w:bCs/>
+                <w:b/>
+              </w:rPr>
+              <w:t xml:space="preserve">4.5% (확정)</w:t>
+            </w:r>
+          </w:p>
+        </w:tc>
+        <w:tc>
+          <w:tcPr/>
+          <w:p>
+            <w:pPr>
+              <w:pStyle w:val="Compact"/>
+              <w:jc w:val="left"/>
+            </w:pPr>
+            <w:r>
+              <w:t xml:space="preserve">✅ 모델 반영 완료</w:t>
+            </w:r>
+          </w:p>
+        </w:tc>
+      </w:tr>
+      <w:tr>
+        <w:tc>
+          <w:tcPr/>
+          <w:p>
+            <w:pPr>
+              <w:pStyle w:val="Compact"/>
+              <w:jc w:val="left"/>
+            </w:pPr>
+            <w:r>
+              <w:t xml:space="preserve">관점</w:t>
+            </w:r>
+          </w:p>
+        </w:tc>
+        <w:tc>
+          <w:tcPr/>
+          <w:p>
+            <w:pPr>
+              <w:pStyle w:val="Compact"/>
+              <w:jc w:val="left"/>
+            </w:pPr>
+            <w:r>
+              <w:t xml:space="preserve">NHS/PSS</w:t>
+            </w:r>
+          </w:p>
+        </w:tc>
+        <w:tc>
+          <w:tcPr/>
+          <w:p>
+            <w:pPr>
+              <w:pStyle w:val="Compact"/>
+              <w:jc w:val="left"/>
+            </w:pPr>
+            <w:r>
+              <w:t xml:space="preserve">보험자(Payer/NHIS) — 모델 작업본 설정 ⬜[지침 관점 표기 확정]</w:t>
+            </w:r>
+          </w:p>
+        </w:tc>
+        <w:tc>
+          <w:tcPr/>
+          <w:p>
+            <w:pPr>
+              <w:pStyle w:val="Compact"/>
+              <w:jc w:val="left"/>
+            </w:pPr>
+            <w:r>
+              <w:t xml:space="preserve">부분 반영</w:t>
+            </w:r>
+          </w:p>
+        </w:tc>
+      </w:tr>
+      <w:tr>
+        <w:tc>
+          <w:tcPr/>
+          <w:p>
+            <w:pPr>
+              <w:pStyle w:val="Compact"/>
+              <w:jc w:val="left"/>
+            </w:pPr>
+            <w:r>
+              <w:t xml:space="preserve">통화</w:t>
+            </w:r>
+          </w:p>
+        </w:tc>
+        <w:tc>
+          <w:tcPr/>
+          <w:p>
+            <w:pPr>
+              <w:pStyle w:val="Compact"/>
+              <w:jc w:val="left"/>
+            </w:pPr>
+            <w:r>
+              <w:t xml:space="preserve">£</w:t>
+            </w:r>
+          </w:p>
+        </w:tc>
+        <w:tc>
+          <w:tcPr/>
+          <w:p>
+            <w:pPr>
+              <w:pStyle w:val="Compact"/>
+              <w:jc w:val="left"/>
+            </w:pPr>
+            <w:r>
+              <w:t xml:space="preserve">원(Won) — 모델 작업본 설정</w:t>
+            </w:r>
+          </w:p>
+        </w:tc>
+        <w:tc>
+          <w:tcPr/>
+          <w:p>
+            <w:pPr>
+              <w:pStyle w:val="Compact"/>
+              <w:jc w:val="left"/>
+            </w:pPr>
+            <w:r>
+              <w:t xml:space="preserve">✅ 반영</w:t>
+            </w:r>
+          </w:p>
+        </w:tc>
+      </w:tr>
+      <w:tr>
+        <w:tc>
+          <w:tcPr/>
+          <w:p>
+            <w:pPr>
+              <w:pStyle w:val="Compact"/>
+              <w:jc w:val="left"/>
+            </w:pPr>
+            <w:r>
+              <w:t xml:space="preserve">약제 가격</w:t>
+            </w:r>
+          </w:p>
+        </w:tc>
+        <w:tc>
+          <w:tcPr/>
+          <w:p>
+            <w:pPr>
+              <w:pStyle w:val="Compact"/>
+              <w:jc w:val="left"/>
+            </w:pPr>
+            <w:r>
+              <w:t xml:space="preserve">£18,400/30일(표시가) ✅[§2.3], PAS 할인 비공개</w:t>
+            </w:r>
+          </w:p>
+        </w:tc>
+        <w:tc>
+          <w:tcPr/>
+          <w:p>
+            <w:pPr>
+              <w:pStyle w:val="Compact"/>
+              <w:jc w:val="left"/>
+            </w:pPr>
+            <w:r>
+              <w:rPr>
+                <w:bCs/>
+                <w:b/>
+              </w:rPr>
+              <w:t xml:space="preserve">212,865원/정 (확정)</w:t>
+            </w:r>
+            <w:r>
+              <w:t xml:space="preserve">, PAS 미정</w:t>
+            </w:r>
+          </w:p>
+        </w:tc>
+        <w:tc>
+          <w:tcPr/>
+          <w:p>
+            <w:pPr>
+              <w:pStyle w:val="Compact"/>
+              <w:jc w:val="left"/>
+            </w:pPr>
+            <w:r>
+              <w:t xml:space="preserve">⬜ 모델 입력 대기</w:t>
+            </w:r>
+          </w:p>
+        </w:tc>
+      </w:tr>
+      <w:tr>
+        <w:tc>
+          <w:tcPr/>
+          <w:p>
+            <w:pPr>
+              <w:pStyle w:val="Compact"/>
+              <w:jc w:val="left"/>
+            </w:pPr>
+            <w:r>
+              <w:t xml:space="preserve">중증도 가중</w:t>
+            </w:r>
+          </w:p>
+        </w:tc>
+        <w:tc>
+          <w:tcPr/>
+          <w:p>
+            <w:pPr>
+              <w:pStyle w:val="Compact"/>
+              <w:jc w:val="left"/>
+            </w:pPr>
+            <w:r>
+              <w:t xml:space="preserve">1.7배 ✅[§3.13]</w:t>
+            </w:r>
+          </w:p>
+        </w:tc>
+        <w:tc>
+          <w:tcPr/>
+          <w:p>
+            <w:pPr>
+              <w:pStyle w:val="Compact"/>
+              <w:jc w:val="left"/>
+            </w:pPr>
+            <w:r>
+              <w:rPr>
+                <w:bCs/>
+                <w:b/>
+              </w:rPr>
+              <w:t xml:space="preserve">1.0 (미적용, 확정)</w:t>
+            </w:r>
+          </w:p>
+        </w:tc>
+        <w:tc>
+          <w:tcPr/>
+          <w:p>
+            <w:pPr>
+              <w:pStyle w:val="Compact"/>
+              <w:jc w:val="left"/>
+            </w:pPr>
+            <w:r>
+              <w:t xml:space="preserve">⬜ 모델 입력 대기(현재 1.7)</w:t>
+            </w:r>
+          </w:p>
+        </w:tc>
+      </w:tr>
+      <w:tr>
+        <w:tc>
+          <w:tcPr/>
+          <w:p>
+            <w:pPr>
+              <w:pStyle w:val="Compact"/>
+              <w:jc w:val="left"/>
+            </w:pPr>
+            <w:r>
+              <w:t xml:space="preserve">효용</w:t>
+            </w:r>
+          </w:p>
+        </w:tc>
+        <w:tc>
+          <w:tcPr/>
+          <w:p>
+            <w:pPr>
+              <w:pStyle w:val="Compact"/>
+              <w:jc w:val="left"/>
+            </w:pPr>
+            <w:r>
+              <w:t xml:space="preserve">INVICTUS EQ-5D-5L→3L 매핑(영국) ✅[ID6496 §3.4]</w:t>
+            </w:r>
+          </w:p>
+        </w:tc>
+        <w:tc>
+          <w:tcPr/>
+          <w:p>
+            <w:pPr>
+              <w:pStyle w:val="Compact"/>
+              <w:jc w:val="left"/>
+            </w:pPr>
+            <w:r>
+              <w:t xml:space="preserve">INVICTUS EQ-5D-5L →</w:t>
+            </w:r>
+            <w:r>
+              <w:t xml:space="preserve"> </w:t>
+            </w:r>
+            <w:r>
+              <w:rPr>
+                <w:bCs/>
+                <w:b/>
+              </w:rPr>
+              <w:t xml:space="preserve">한국 tariff 재산출 (확정 방침)</w:t>
+            </w:r>
+          </w:p>
+        </w:tc>
+        <w:tc>
+          <w:tcPr/>
+          <w:p>
+            <w:pPr>
+              <w:pStyle w:val="Compact"/>
+              <w:jc w:val="left"/>
+            </w:pPr>
+            <w:r>
+              <w:t xml:space="preserve">⬜ 개발사 회신 대기</w:t>
+            </w:r>
+          </w:p>
+        </w:tc>
+      </w:tr>
+      <w:tr>
+        <w:tc>
+          <w:tcPr/>
+          <w:p>
+            <w:pPr>
+              <w:pStyle w:val="Compact"/>
+              <w:jc w:val="left"/>
+            </w:pPr>
+            <w:r>
+              <w:t xml:space="preserve">의료 수가·자원</w:t>
+            </w:r>
+          </w:p>
+        </w:tc>
+        <w:tc>
+          <w:tcPr/>
+          <w:p>
+            <w:pPr>
+              <w:pStyle w:val="Compact"/>
+              <w:jc w:val="left"/>
+            </w:pPr>
+            <w:r>
+              <w:t xml:space="preserve">NHS 단가(BNF 2025.1, TA488/TA730 자원) ✅[ID6496 §3.5]</w:t>
+            </w:r>
+          </w:p>
+        </w:tc>
+        <w:tc>
+          <w:tcPr/>
+          <w:p>
+            <w:pPr>
+              <w:pStyle w:val="Compact"/>
+              <w:jc w:val="left"/>
+            </w:pPr>
+            <w:r>
+              <w:t xml:space="preserve">건강보험 수가(단가 ✅ 반영) + 이용률(자문 기반 ✅, 청구자료로 갱신 ⬜)</w:t>
+            </w:r>
+          </w:p>
+        </w:tc>
+        <w:tc>
+          <w:tcPr/>
+          <w:p>
+            <w:pPr>
+              <w:pStyle w:val="Compact"/>
+              <w:jc w:val="left"/>
+            </w:pPr>
+            <w:r>
+              <w:t xml:space="preserve">✅ 1차 반영(2026.9.22.)</w:t>
+            </w:r>
+          </w:p>
+        </w:tc>
+      </w:tr>
+      <w:tr>
+        <w:tc>
+          <w:tcPr/>
+          <w:p>
+            <w:pPr>
+              <w:pStyle w:val="Compact"/>
+              <w:jc w:val="left"/>
+            </w:pPr>
+            <w:r>
+              <w:t xml:space="preserve">BSC 약제</w:t>
+            </w:r>
+          </w:p>
+        </w:tc>
+        <w:tc>
+          <w:tcPr/>
+          <w:p>
+            <w:pPr>
+              <w:pStyle w:val="Compact"/>
+              <w:jc w:val="left"/>
+            </w:pPr>
+            <w:r>
+              <w:t xml:space="preserve">TA488 구성, BNF 단가 ✅</w:t>
+            </w:r>
+          </w:p>
+        </w:tc>
+        <w:tc>
+          <w:tcPr/>
+          <w:p>
+            <w:pPr>
+              <w:pStyle w:val="Compact"/>
+              <w:jc w:val="left"/>
+            </w:pPr>
+            <w:r>
+              <w:t xml:space="preserve">국내 대응 성분, 2025 가중평균가 — PF 51,005원/PD 63,872원</w:t>
+            </w:r>
+          </w:p>
+        </w:tc>
+        <w:tc>
+          <w:tcPr/>
+          <w:p>
+            <w:pPr>
+              <w:pStyle w:val="Compact"/>
+              <w:jc w:val="left"/>
+            </w:pPr>
+            <w:r>
+              <w:t xml:space="preserve">✅ 반영</w:t>
+            </w:r>
+          </w:p>
+        </w:tc>
+      </w:tr>
+      <w:tr>
+        <w:tc>
+          <w:tcPr/>
+          <w:p>
+            <w:pPr>
+              <w:pStyle w:val="Compact"/>
+              <w:jc w:val="left"/>
+            </w:pPr>
+            <w:r>
+              <w:t xml:space="preserve">말기(EOL) 비용</w:t>
+            </w:r>
+          </w:p>
+        </w:tc>
+        <w:tc>
+          <w:tcPr/>
+          <w:p>
+            <w:pPr>
+              <w:pStyle w:val="Compact"/>
+              <w:jc w:val="left"/>
+            </w:pPr>
+            <w:r>
+              <w:t xml:space="preserve">Abel 2013 £10,926.76 ✅</w:t>
+            </w:r>
+          </w:p>
+        </w:tc>
+        <w:tc>
+          <w:tcPr/>
+          <w:p>
+            <w:pPr>
+              <w:pStyle w:val="Compact"/>
+              <w:jc w:val="left"/>
+            </w:pPr>
+            <w:r>
+              <w:t xml:space="preserve">Park 2018 위암 proxy 30,563,500원</w:t>
+            </w:r>
+          </w:p>
+        </w:tc>
+        <w:tc>
+          <w:tcPr/>
+          <w:p>
+            <w:pPr>
+              <w:pStyle w:val="Compact"/>
+              <w:jc w:val="left"/>
+            </w:pPr>
+            <w:r>
+              <w:t xml:space="preserve">✅ 반영(대안 34,608,200원)</w:t>
+            </w:r>
+          </w:p>
+        </w:tc>
+      </w:tr>
+      <w:tr>
+        <w:tc>
+          <w:tcPr/>
+          <w:p>
+            <w:pPr>
+              <w:pStyle w:val="Compact"/>
+              <w:jc w:val="left"/>
+            </w:pPr>
+            <w:r>
+              <w:t xml:space="preserve">AE 처치 비용</w:t>
+            </w:r>
+          </w:p>
+        </w:tc>
+        <w:tc>
+          <w:tcPr/>
+          <w:p>
+            <w:pPr>
+              <w:pStyle w:val="Compact"/>
+              <w:jc w:val="left"/>
+            </w:pPr>
+            <w:r>
+              <w:t xml:space="preserve">NHS HRG ✅</w:t>
+            </w:r>
+          </w:p>
+        </w:tc>
+        <w:tc>
+          <w:tcPr/>
+          <w:p>
+            <w:pPr>
+              <w:pStyle w:val="Compact"/>
+              <w:jc w:val="left"/>
+            </w:pPr>
+            <w:r>
+              <w:t xml:space="preserve">Open HIRA 상병별 건당 비용</w:t>
+            </w:r>
+          </w:p>
+        </w:tc>
+        <w:tc>
+          <w:tcPr/>
+          <w:p>
+            <w:pPr>
+              <w:pStyle w:val="Compact"/>
+              <w:jc w:val="left"/>
+            </w:pPr>
+            <w:r>
+              <w:t xml:space="preserve">✅ 반영</w:t>
+            </w:r>
+          </w:p>
+        </w:tc>
+      </w:tr>
+      <w:tr>
+        <w:tc>
+          <w:tcPr/>
+          <w:p>
+            <w:pPr>
+              <w:pStyle w:val="Compact"/>
+              <w:jc w:val="left"/>
+            </w:pPr>
+            <w:r>
+              <w:t xml:space="preserve">AE 발생률</w:t>
+            </w:r>
+          </w:p>
+        </w:tc>
+        <w:tc>
+          <w:tcPr/>
+          <w:p>
+            <w:pPr>
+              <w:pStyle w:val="Compact"/>
+              <w:jc w:val="left"/>
+            </w:pPr>
+            <w:r>
+              <w:t xml:space="preserve">INVICTUS ✅[ID6496 Table 41–42]</w:t>
+            </w:r>
+          </w:p>
+        </w:tc>
+        <w:tc>
+          <w:tcPr/>
+          <w:p>
+            <w:pPr>
+              <w:pStyle w:val="Compact"/>
+              <w:jc w:val="left"/>
+            </w:pPr>
+            <w:r>
+              <w:t xml:space="preserve">청구자료 확정 전 INVICTUS값 유지</w:t>
+            </w:r>
+          </w:p>
+        </w:tc>
+        <w:tc>
+          <w:tcPr/>
+          <w:p>
+            <w:pPr>
+              <w:pStyle w:val="Compact"/>
+              <w:jc w:val="left"/>
+            </w:pPr>
+            <w:r>
+              <w:t xml:space="preserve">⬜ 대기</w:t>
+            </w:r>
+          </w:p>
+        </w:tc>
+      </w:tr>
+      <w:tr>
+        <w:tc>
+          <w:tcPr/>
+          <w:p>
+            <w:pPr>
+              <w:pStyle w:val="Compact"/>
+              <w:jc w:val="left"/>
+            </w:pPr>
+            <w:r>
+              <w:t xml:space="preserve">일반 사망률</w:t>
+            </w:r>
+          </w:p>
+        </w:tc>
+        <w:tc>
+          <w:tcPr/>
+          <w:p>
+            <w:pPr>
+              <w:pStyle w:val="Compact"/>
+              <w:jc w:val="left"/>
+            </w:pPr>
+            <w:r>
+              <w:t xml:space="preserve">영국 ONS 생명표</w:t>
+            </w:r>
+          </w:p>
+        </w:tc>
+        <w:tc>
+          <w:tcPr/>
+          <w:p>
+            <w:pPr>
+              <w:pStyle w:val="Compact"/>
+              <w:jc w:val="left"/>
+            </w:pPr>
+            <w:r>
+              <w:t xml:space="preserve">통계청 완전생명표 ⬜[연도]</w:t>
+            </w:r>
+          </w:p>
+        </w:tc>
+        <w:tc>
+          <w:tcPr/>
+          <w:p>
+            <w:pPr>
+              <w:pStyle w:val="Compact"/>
+              <w:jc w:val="left"/>
+            </w:pPr>
+            <w:r>
+              <w:t xml:space="preserve">⬜ 교체 예정</w:t>
+            </w:r>
+          </w:p>
+        </w:tc>
+      </w:tr>
+      <w:tr>
+        <w:tc>
+          <w:tcPr/>
+          <w:p>
+            <w:pPr>
+              <w:pStyle w:val="Compact"/>
+              <w:jc w:val="left"/>
+            </w:pPr>
+            <w:r>
+              <w:t xml:space="preserve">진행 후 처치 패턴</w:t>
+            </w:r>
+          </w:p>
+        </w:tc>
+        <w:tc>
+          <w:tcPr/>
+          <w:p>
+            <w:pPr>
+              <w:pStyle w:val="Compact"/>
+              <w:jc w:val="left"/>
+            </w:pPr>
+            <w:r>
+              <w:t xml:space="preserve">수술·방사선 등 양군 반영 ✅[§3.11]</w:t>
+            </w:r>
+          </w:p>
+        </w:tc>
+        <w:tc>
+          <w:tcPr/>
+          <w:p>
+            <w:pPr>
+              <w:pStyle w:val="Compact"/>
+              <w:jc w:val="left"/>
+            </w:pPr>
+            <w:r>
+              <w:t xml:space="preserve">국내 진료 패턴·수가</w:t>
+            </w:r>
+          </w:p>
+        </w:tc>
+        <w:tc>
+          <w:tcPr/>
+          <w:p>
+            <w:pPr>
+              <w:pStyle w:val="Compact"/>
+              <w:jc w:val="left"/>
+            </w:pPr>
+            <w:r>
+              <w:t xml:space="preserve">⬜</w:t>
+            </w:r>
+          </w:p>
+        </w:tc>
+      </w:tr>
+      <w:tr>
+        <w:tc>
+          <w:tcPr/>
+          <w:p>
+            <w:pPr>
+              <w:pStyle w:val="Compact"/>
+              <w:jc w:val="left"/>
+            </w:pPr>
+            <w:r>
+              <w:t xml:space="preserve">수용 임계값</w:t>
+            </w:r>
+          </w:p>
+        </w:tc>
+        <w:tc>
+          <w:tcPr/>
+          <w:p>
+            <w:pPr>
+              <w:pStyle w:val="Compact"/>
+              <w:jc w:val="left"/>
+            </w:pPr>
+            <w:r>
+              <w:t xml:space="preserve">£25,000–35,000/QALY 중간대 ✅[§3.14]</w:t>
+            </w:r>
+          </w:p>
+        </w:tc>
+        <w:tc>
+          <w:tcPr/>
+          <w:p>
+            <w:pPr>
+              <w:pStyle w:val="Compact"/>
+              <w:jc w:val="left"/>
+            </w:pPr>
+            <w:r>
+              <w:t xml:space="preserve">⬜ [국내 명시적 임계값 부재 — 고찰에서 논의]</w:t>
+            </w:r>
+          </w:p>
+        </w:tc>
+        <w:tc>
+          <w:tcPr/>
+          <w:p>
+            <w:pPr>
+              <w:pStyle w:val="Compact"/>
+              <w:jc w:val="left"/>
+            </w:pPr>
+            <w:r>
+              <w:t xml:space="preserve">—</w:t>
+            </w:r>
+          </w:p>
+        </w:tc>
+      </w:tr>
+    </w:tbl>
+    <w:bookmarkEnd w:id="56"/>
+    <w:bookmarkStart w:id="57" w:name="X122e62205bb32397ee32fa5574b510d0f5b30f4"/>
+    <w:p>
+      <w:pPr>
+        <w:pStyle w:val="Heading2"/>
+      </w:pPr>
+      <w:r>
+        <w:t xml:space="preserve">2.12 모형 검증</w:t>
+      </w:r>
+    </w:p>
+    <w:p>
+      <w:pPr>
+        <w:numPr>
+          <w:ilvl w:val="0"/>
+          <w:numId w:val="1036"/>
+        </w:numPr>
+        <w:pStyle w:val="Compact"/>
+      </w:pPr>
+      <w:r>
+        <w:t xml:space="preserve">⬜ [내적 검증: 투입 반영 후 trace 정합성(PFS ≤ TTD ≤ OS 관계) 확인 — 로컬리제이션 작업 계획에 포함됨]</w:t>
+      </w:r>
+    </w:p>
+    <w:p>
+      <w:pPr>
+        <w:numPr>
+          <w:ilvl w:val="0"/>
+          <w:numId w:val="1036"/>
+        </w:numPr>
+        <w:pStyle w:val="Compact"/>
+      </w:pPr>
+      <w:r>
+        <w:t xml:space="preserve">⬜ [외적 검증: 10년 OS의 임상적 타당성 준거로 원평가의 전문가 추정 범위(1~8%, 4~6%; ✅ TA1146 §3.10) 및 국내 전문가 자문 활용]</w:t>
+      </w:r>
+    </w:p>
+    <w:p>
+      <w:pPr>
+        <w:numPr>
+          <w:ilvl w:val="0"/>
+          <w:numId w:val="1036"/>
+        </w:numPr>
+        <w:pStyle w:val="Compact"/>
+      </w:pPr>
+      <w:r>
+        <w:t xml:space="preserve">⬜ [원모델 재현 검증 — 아래 공개 ICER 경과표(모두 결정론적, PAS·1.7 가중 포함)와 대조. 단 PAS 할인율이 비공개이므로 완전 재현은 불가하며, 입수한 모델 작업본(표시가·PAS 0 상태)의 산출값 재현으로 갈음]</w:t>
+      </w:r>
+    </w:p>
+    <w:p>
+      <w:pPr>
+        <w:pStyle w:val="FirstParagraph"/>
+      </w:pPr>
+      <w:r>
+        <w:t xml:space="preserve">✅</w:t>
+      </w:r>
+      <w:r>
+        <w:t xml:space="preserve"> </w:t>
+      </w:r>
+      <w:r>
+        <w:rPr>
+          <w:bCs/>
+          <w:b/>
+        </w:rPr>
+        <w:t xml:space="preserve">공개 ICER 경과표(재현 검증 참고 목표값)</w:t>
+      </w:r>
+      <w:r>
+        <w:t xml:space="preserve">:</w:t>
+      </w:r>
+    </w:p>
+    <w:tbl>
+      <w:tblPr>
+        <w:tblStyle w:val="Table"/>
+        <w:tblW w:type="auto" w:w="0"/>
+        <w:tblLook w:firstRow="1" w:lastRow="0" w:firstColumn="0" w:lastColumn="0" w:noHBand="0" w:noVBand="0" w:val="0020"/>
+        <w:jc w:val="start"/>
+      </w:tblPr>
+      <w:tblGrid>
+        <w:gridCol w:w="1980"/>
+        <w:gridCol w:w="1980"/>
+        <w:gridCol w:w="1980"/>
+        <w:gridCol w:w="1980"/>
+      </w:tblGrid>
+      <w:tr>
+        <w:trPr>
+          <w:tblHeader w:val="true"/>
+        </w:trPr>
+        <w:tc>
+          <w:tcPr/>
+          <w:p>
+            <w:pPr>
+              <w:pStyle w:val="Compact"/>
+              <w:jc w:val="left"/>
+            </w:pPr>
+            <w:r>
+              <w:t xml:space="preserve">단계</w:t>
+            </w:r>
+          </w:p>
+        </w:tc>
+        <w:tc>
+          <w:tcPr/>
+          <w:p>
+            <w:pPr>
+              <w:pStyle w:val="Compact"/>
+              <w:jc w:val="left"/>
+            </w:pPr>
+            <w:r>
+              <w:t xml:space="preserve">분석</w:t>
+            </w:r>
+          </w:p>
+        </w:tc>
+        <w:tc>
+          <w:tcPr/>
+          <w:p>
+            <w:pPr>
+              <w:pStyle w:val="Compact"/>
+              <w:jc w:val="left"/>
+            </w:pPr>
+            <w:r>
+              <w:t xml:space="preserve">ICER(£/QALY)</w:t>
+            </w:r>
+          </w:p>
+        </w:tc>
+        <w:tc>
+          <w:tcPr/>
+          <w:p>
+            <w:pPr>
+              <w:pStyle w:val="Compact"/>
+              <w:jc w:val="left"/>
+            </w:pPr>
+            <w:r>
+              <w:t xml:space="preserve">출처</w:t>
+            </w:r>
+          </w:p>
+        </w:tc>
+      </w:tr>
+      <w:tr>
+        <w:tc>
+          <w:tcPr/>
+          <w:p>
+            <w:pPr>
+              <w:pStyle w:val="Compact"/>
+              <w:jc w:val="left"/>
+            </w:pPr>
+            <w:r>
+              <w:t xml:space="preserve">원제출(2025.5., 구 PAS)</w:t>
+            </w:r>
+          </w:p>
+        </w:tc>
+        <w:tc>
+          <w:tcPr/>
+          <w:p>
+            <w:pPr>
+              <w:pStyle w:val="Compact"/>
+              <w:jc w:val="left"/>
+            </w:pPr>
+            <w:r>
+              <w:t xml:space="preserve">회사 기본분석 — 증분비용 £85,414, 증분 QALY 2.962</w:t>
+            </w:r>
+          </w:p>
+        </w:tc>
+        <w:tc>
+          <w:tcPr/>
+          <w:p>
+            <w:pPr>
+              <w:pStyle w:val="Compact"/>
+              <w:jc w:val="left"/>
+            </w:pPr>
+            <w:r>
+              <w:t xml:space="preserve">28,836</w:t>
+            </w:r>
+          </w:p>
+        </w:tc>
+        <w:tc>
+          <w:tcPr/>
+          <w:p>
+            <w:pPr>
+              <w:pStyle w:val="Compact"/>
+              <w:jc w:val="left"/>
+            </w:pPr>
+            <w:r>
+              <w:t xml:space="preserve">ID6496 §3.6</w:t>
+            </w:r>
+          </w:p>
+        </w:tc>
+      </w:tr>
+      <w:tr>
+        <w:tc>
+          <w:tcPr/>
+          <w:p>
+            <w:pPr>
+              <w:pStyle w:val="Compact"/>
+              <w:jc w:val="left"/>
+            </w:pPr>
+            <w:r>
+              <w:t xml:space="preserve">상동</w:t>
+            </w:r>
+          </w:p>
+        </w:tc>
+        <w:tc>
+          <w:tcPr/>
+          <w:p>
+            <w:pPr>
+              <w:pStyle w:val="Compact"/>
+              <w:jc w:val="left"/>
+            </w:pPr>
+            <w:r>
+              <w:t xml:space="preserve">PSA(확률론적) — 결정론적과 차이 £757, £30,000 기준 비용-효과적일 확률 57.2%</w:t>
+            </w:r>
+          </w:p>
+        </w:tc>
+        <w:tc>
+          <w:tcPr/>
+          <w:p>
+            <w:pPr>
+              <w:pStyle w:val="Compact"/>
+              <w:jc w:val="left"/>
+            </w:pPr>
+            <w:r>
+              <w:t xml:space="preserve">29,593</w:t>
+            </w:r>
+          </w:p>
+        </w:tc>
+        <w:tc>
+          <w:tcPr/>
+          <w:p>
+            <w:pPr>
+              <w:pStyle w:val="Compact"/>
+              <w:jc w:val="left"/>
+            </w:pPr>
+            <w:r>
+              <w:t xml:space="preserve">ID6496 §3.7</w:t>
+            </w:r>
+          </w:p>
+        </w:tc>
+      </w:tr>
+      <w:tr>
+        <w:tc>
+          <w:tcPr/>
+          <w:p>
+            <w:pPr>
+              <w:pStyle w:val="Compact"/>
+              <w:jc w:val="left"/>
+            </w:pPr>
+            <w:r>
+              <w:t xml:space="preserve">ACM1 시점</w:t>
+            </w:r>
+          </w:p>
+        </w:tc>
+        <w:tc>
+          <w:tcPr/>
+          <w:p>
+            <w:pPr>
+              <w:pStyle w:val="Compact"/>
+              <w:jc w:val="left"/>
+            </w:pPr>
+            <w:r>
+              <w:t xml:space="preserve">EAG·위원회 선호 분석(재검열+로그로지스틱)</w:t>
+            </w:r>
+          </w:p>
+        </w:tc>
+        <w:tc>
+          <w:tcPr/>
+          <w:p>
+            <w:pPr>
+              <w:pStyle w:val="Compact"/>
+              <w:jc w:val="left"/>
+            </w:pPr>
+            <w:r>
+              <w:t xml:space="preserve">44,964 (1차 PAS 인상 반영)</w:t>
+            </w:r>
+          </w:p>
+        </w:tc>
+        <w:tc>
+          <w:tcPr/>
+          <w:p>
+            <w:pPr>
+              <w:pStyle w:val="Compact"/>
+              <w:jc w:val="left"/>
+            </w:pPr>
+            <w:r>
+              <w:t xml:space="preserve">EAG critique of DG response §1</w:t>
+            </w:r>
+          </w:p>
+        </w:tc>
+      </w:tr>
+      <w:tr>
+        <w:tc>
+          <w:tcPr/>
+          <w:p>
+            <w:pPr>
+              <w:pStyle w:val="Compact"/>
+              <w:jc w:val="left"/>
+            </w:pPr>
+            <w:r>
+              <w:t xml:space="preserve">Draft guidance(2025.10.)</w:t>
+            </w:r>
+          </w:p>
+        </w:tc>
+        <w:tc>
+          <w:tcPr/>
+          <w:p>
+            <w:pPr>
+              <w:pStyle w:val="Compact"/>
+              <w:jc w:val="left"/>
+            </w:pPr>
+            <w:r>
+              <w:rPr>
+                <w:bCs/>
+                <w:b/>
+              </w:rPr>
+              <w:t xml:space="preserve">비권고</w:t>
+            </w:r>
+            <w:r>
+              <w:t xml:space="preserve"> </w:t>
+            </w:r>
+            <w:r>
+              <w:t xml:space="preserve">— 상기 EAG 선호 ICER가 구 임계값(£20,000–30,000) 상회</w:t>
+            </w:r>
+          </w:p>
+        </w:tc>
+        <w:tc>
+          <w:tcPr/>
+          <w:p>
+            <w:pPr>
+              <w:pStyle w:val="Compact"/>
+              <w:jc w:val="left"/>
+            </w:pPr>
+            <w:r>
+              <w:t xml:space="preserve">—</w:t>
+            </w:r>
+          </w:p>
+        </w:tc>
+        <w:tc>
+          <w:tcPr/>
+          <w:p>
+            <w:pPr>
+              <w:pStyle w:val="Compact"/>
+              <w:jc w:val="left"/>
+            </w:pPr>
+            <w:r>
+              <w:t xml:space="preserve">EAG critique of DG response §1</w:t>
+            </w:r>
+          </w:p>
+        </w:tc>
+      </w:tr>
+      <w:tr>
+        <w:tc>
+          <w:tcPr/>
+          <w:p>
+            <w:pPr>
+              <w:pStyle w:val="Compact"/>
+              <w:jc w:val="left"/>
+            </w:pPr>
+            <w:r>
+              <w:t xml:space="preserve">DG 대응(2025.12., 2차 PAS 인상, 2021컷)</w:t>
+            </w:r>
+          </w:p>
+        </w:tc>
+        <w:tc>
+          <w:tcPr/>
+          <w:p>
+            <w:pPr>
+              <w:pStyle w:val="Compact"/>
+              <w:jc w:val="left"/>
+            </w:pPr>
+            <w:r>
+              <w:t xml:space="preserve">회사 기본분석 26,877 / EAG·위원회 선호 41,035 / TSE-IPCW 29,282</w:t>
+            </w:r>
+          </w:p>
+        </w:tc>
+        <w:tc>
+          <w:tcPr/>
+          <w:p>
+            <w:pPr>
+              <w:pStyle w:val="Compact"/>
+              <w:jc w:val="left"/>
+            </w:pPr>
+            <w:r>
+              <w:t xml:space="preserve">좌동</w:t>
+            </w:r>
+          </w:p>
+        </w:tc>
+        <w:tc>
+          <w:tcPr/>
+          <w:p>
+            <w:pPr>
+              <w:pStyle w:val="Compact"/>
+              <w:jc w:val="left"/>
+            </w:pPr>
+            <w:r>
+              <w:t xml:space="preserve">EAG critique Table 1–2; 회사 DG Addendum</w:t>
+            </w:r>
+          </w:p>
+        </w:tc>
+      </w:tr>
+      <w:tr>
+        <w:tc>
+          <w:tcPr/>
+          <w:p>
+            <w:pPr>
+              <w:pStyle w:val="Compact"/>
+              <w:jc w:val="left"/>
+            </w:pPr>
+            <w:r>
+              <w:t xml:space="preserve">DG 대응(2022컷)</w:t>
+            </w:r>
+          </w:p>
+        </w:tc>
+        <w:tc>
+          <w:tcPr/>
+          <w:p>
+            <w:pPr>
+              <w:pStyle w:val="Compact"/>
+              <w:jc w:val="left"/>
+            </w:pPr>
+            <w:r>
+              <w:t xml:space="preserve">회사 방식 31,371 / EAG 선호(로그로지스틱) 34,026 / TSE-IPCW 31,728</w:t>
+            </w:r>
+          </w:p>
+        </w:tc>
+        <w:tc>
+          <w:tcPr/>
+          <w:p>
+            <w:pPr>
+              <w:pStyle w:val="Compact"/>
+              <w:jc w:val="left"/>
+            </w:pPr>
+            <w:r>
+              <w:t xml:space="preserve">좌동</w:t>
+            </w:r>
+          </w:p>
+        </w:tc>
+        <w:tc>
+          <w:tcPr/>
+          <w:p>
+            <w:pPr>
+              <w:pStyle w:val="Compact"/>
+              <w:jc w:val="left"/>
+            </w:pPr>
+            <w:r>
+              <w:t xml:space="preserve">상동</w:t>
+            </w:r>
+          </w:p>
+        </w:tc>
+      </w:tr>
+      <w:tr>
+        <w:tc>
+          <w:tcPr/>
+          <w:p>
+            <w:pPr>
+              <w:pStyle w:val="Compact"/>
+              <w:jc w:val="left"/>
+            </w:pPr>
+            <w:r>
+              <w:t xml:space="preserve">EAG 최종 선호 범위(2022컷)</w:t>
+            </w:r>
+          </w:p>
+        </w:tc>
+        <w:tc>
+          <w:tcPr/>
+          <w:p>
+            <w:pPr>
+              <w:pStyle w:val="Compact"/>
+              <w:jc w:val="left"/>
+            </w:pPr>
+            <w:r>
+              <w:t xml:space="preserve">재검열 없음+일반화감마 31,437 ~ 재검열+로그정규 33,562</w:t>
+            </w:r>
+          </w:p>
+        </w:tc>
+        <w:tc>
+          <w:tcPr/>
+          <w:p>
+            <w:pPr>
+              <w:pStyle w:val="Compact"/>
+              <w:jc w:val="left"/>
+            </w:pPr>
+            <w:r>
+              <w:t xml:space="preserve">31,437–33,562</w:t>
+            </w:r>
+          </w:p>
+        </w:tc>
+        <w:tc>
+          <w:tcPr/>
+          <w:p>
+            <w:pPr>
+              <w:pStyle w:val="Compact"/>
+              <w:jc w:val="left"/>
+            </w:pPr>
+            <w:r>
+              <w:t xml:space="preserve">EAG critique of DG response</w:t>
+            </w:r>
+          </w:p>
+        </w:tc>
+      </w:tr>
+      <w:tr>
+        <w:tc>
+          <w:tcPr/>
+          <w:p>
+            <w:pPr>
+              <w:pStyle w:val="Compact"/>
+              <w:jc w:val="left"/>
+            </w:pPr>
+            <w:r>
+              <w:t xml:space="preserve">최종 guidance(2026.4.)</w:t>
+            </w:r>
+          </w:p>
+        </w:tc>
+        <w:tc>
+          <w:tcPr/>
+          <w:p>
+            <w:pPr>
+              <w:pStyle w:val="Compact"/>
+              <w:jc w:val="left"/>
+            </w:pPr>
+            <w:r>
+              <w:t xml:space="preserve">위원회 고려 범위(회사 기본 24,937 별도)</w:t>
+            </w:r>
+          </w:p>
+        </w:tc>
+        <w:tc>
+          <w:tcPr/>
+          <w:p>
+            <w:pPr>
+              <w:pStyle w:val="Compact"/>
+              <w:jc w:val="left"/>
+            </w:pPr>
+            <w:r>
+              <w:t xml:space="preserve">29,130–31,085</w:t>
+            </w:r>
+          </w:p>
+        </w:tc>
+        <w:tc>
+          <w:tcPr/>
+          <w:p>
+            <w:pPr>
+              <w:pStyle w:val="Compact"/>
+              <w:jc w:val="left"/>
+            </w:pPr>
+            <w:r>
+              <w:t xml:space="preserve">TA1146 §3.15</w:t>
+            </w:r>
+          </w:p>
+        </w:tc>
+      </w:tr>
+    </w:tbl>
+    <w:p>
+      <w:r>
+        <w:pict>
+          <v:rect style="width:0;height:1.5pt" o:hralign="center" o:hrstd="t" o:hr="t"/>
+        </w:pict>
+      </w:r>
+    </w:p>
+    <w:bookmarkEnd w:id="57"/>
+    <w:bookmarkEnd w:id="58"/>
+    <w:bookmarkStart w:id="63" w:name="X98c66a15d0e4b55af4db350ea1ecae419275cfd"/>
+    <w:p>
+      <w:pPr>
+        <w:pStyle w:val="Heading1"/>
+      </w:pPr>
+      <w:r>
+        <w:t xml:space="preserve">3. 분석 결과</w:t>
+      </w:r>
+    </w:p>
+    <w:bookmarkStart w:id="59" w:name="Xfab695b4f4b0bd5697e74c84b623e2ddc61613f"/>
+    <w:p>
+      <w:pPr>
+        <w:pStyle w:val="Heading2"/>
+      </w:pPr>
+      <w:r>
+        <w:t xml:space="preserve">3.1 기본분석(Base-case)</w:t>
+      </w:r>
+    </w:p>
+    <w:tbl>
+      <w:tblPr>
+        <w:tblStyle w:val="Table"/>
+        <w:tblW w:type="auto" w:w="0"/>
+        <w:tblLook w:firstRow="1" w:lastRow="0" w:firstColumn="0" w:lastColumn="0" w:noHBand="0" w:noVBand="0" w:val="0020"/>
+        <w:jc w:val="start"/>
+      </w:tblPr>
+      <w:tblGrid>
+        <w:gridCol w:w="1980"/>
+        <w:gridCol w:w="1980"/>
+        <w:gridCol w:w="1980"/>
+        <w:gridCol w:w="1980"/>
+      </w:tblGrid>
+      <w:tr>
+        <w:trPr>
+          <w:tblHeader w:val="true"/>
+        </w:trPr>
+        <w:tc>
+          <w:tcPr/>
+          <w:p>
+            <w:pPr>
+              <w:pStyle w:val="Compact"/>
+              <w:jc w:val="left"/>
+            </w:pPr>
+            <w:r>
+              <w:t xml:space="preserve">구분</w:t>
+            </w:r>
+          </w:p>
+        </w:tc>
+        <w:tc>
+          <w:tcPr/>
+          <w:p>
+            <w:pPr>
+              <w:pStyle w:val="Compact"/>
+              <w:jc w:val="left"/>
+            </w:pPr>
+            <w:r>
               <w:t xml:space="preserve">리프레티닙</w:t>
             </w:r>
           </w:p>
@@ -8024,6 +8794,271 @@
       </w:pPr>
       <w:r>
         <w:t xml:space="preserve">✅ 참고(영국 원제출 기본분석, PAS·1.7 가중 포함): 증분비용 £85,414, 증분 QALY 2.962, ICER £28,836/QALY [출처: ID6496 §3.6] — 개별 군별 총비용·총 QALY는 기업비밀로 비공개.</w:t>
+      </w:r>
+    </w:p>
+    <w:p>
+      <w:pPr>
+        <w:pStyle w:val="BodyText"/>
+      </w:pPr>
+      <w:r>
+        <w:t xml:space="preserve">✅</w:t>
+      </w:r>
+      <w:r>
+        <w:t xml:space="preserve"> </w:t>
+      </w:r>
+      <w:r>
+        <w:rPr>
+          <w:bCs/>
+          <w:b/>
+        </w:rPr>
+        <w:t xml:space="preserve">중간 산출(2026.9.22., 국내 비용 1차 통합)</w:t>
+      </w:r>
+      <w:r>
+        <w:t xml:space="preserve"> </w:t>
+      </w:r>
+      <w:r>
+        <w:t xml:space="preserve">— 약가 212,865원/정(PAS 0), QALY 가중 1.0, 할인 4.5%, 국내 모니터링·BSC 약제·AE·고식적 처치·EOL 비용 반영(이용률은 자문 기반), 효용은 영국값(한국 tariff 재산출 대기), 생존 설정은 회사 개정 기본분석(로그정규/일반화감마):</w:t>
+      </w:r>
+    </w:p>
+    <w:tbl>
+      <w:tblPr>
+        <w:tblStyle w:val="Table"/>
+        <w:tblW w:type="auto" w:w="0"/>
+        <w:tblLook w:firstRow="1" w:lastRow="0" w:firstColumn="0" w:lastColumn="0" w:noHBand="0" w:noVBand="0" w:val="0020"/>
+        <w:jc w:val="start"/>
+      </w:tblPr>
+      <w:tblGrid>
+        <w:gridCol w:w="1980"/>
+        <w:gridCol w:w="1980"/>
+        <w:gridCol w:w="1980"/>
+        <w:gridCol w:w="1980"/>
+      </w:tblGrid>
+      <w:tr>
+        <w:trPr>
+          <w:tblHeader w:val="true"/>
+        </w:trPr>
+        <w:tc>
+          <w:tcPr/>
+          <w:p>
+            <w:pPr>
+              <w:pStyle w:val="Compact"/>
+              <w:jc w:val="left"/>
+            </w:pPr>
+            <w:r>
+              <w:t xml:space="preserve">구분</w:t>
+            </w:r>
+          </w:p>
+        </w:tc>
+        <w:tc>
+          <w:tcPr/>
+          <w:p>
+            <w:pPr>
+              <w:pStyle w:val="Compact"/>
+              <w:jc w:val="left"/>
+            </w:pPr>
+            <w:r>
+              <w:t xml:space="preserve">리프레티닙</w:t>
+            </w:r>
+          </w:p>
+        </w:tc>
+        <w:tc>
+          <w:tcPr/>
+          <w:p>
+            <w:pPr>
+              <w:pStyle w:val="Compact"/>
+              <w:jc w:val="left"/>
+            </w:pPr>
+            <w:r>
+              <w:t xml:space="preserve">BSC</w:t>
+            </w:r>
+          </w:p>
+        </w:tc>
+        <w:tc>
+          <w:tcPr/>
+          <w:p>
+            <w:pPr>
+              <w:pStyle w:val="Compact"/>
+              <w:jc w:val="left"/>
+            </w:pPr>
+            <w:r>
+              <w:t xml:space="preserve">증분</w:t>
+            </w:r>
+          </w:p>
+        </w:tc>
+      </w:tr>
+      <w:tr>
+        <w:tc>
+          <w:tcPr/>
+          <w:p>
+            <w:pPr>
+              <w:pStyle w:val="Compact"/>
+              <w:jc w:val="left"/>
+            </w:pPr>
+            <w:r>
+              <w:t xml:space="preserve">총비용</w:t>
+            </w:r>
+          </w:p>
+        </w:tc>
+        <w:tc>
+          <w:tcPr/>
+          <w:p>
+            <w:pPr>
+              <w:pStyle w:val="Compact"/>
+              <w:jc w:val="left"/>
+            </w:pPr>
+            <w:r>
+              <w:t xml:space="preserve">283,079,670원</w:t>
+            </w:r>
+          </w:p>
+        </w:tc>
+        <w:tc>
+          <w:tcPr/>
+          <w:p>
+            <w:pPr>
+              <w:pStyle w:val="Compact"/>
+              <w:jc w:val="left"/>
+            </w:pPr>
+            <w:r>
+              <w:t xml:space="preserve">31,809,802원</w:t>
+            </w:r>
+          </w:p>
+        </w:tc>
+        <w:tc>
+          <w:tcPr/>
+          <w:p>
+            <w:pPr>
+              <w:pStyle w:val="Compact"/>
+              <w:jc w:val="left"/>
+            </w:pPr>
+            <w:r>
+              <w:t xml:space="preserve">251,269,869원</w:t>
+            </w:r>
+          </w:p>
+        </w:tc>
+      </w:tr>
+      <w:tr>
+        <w:tc>
+          <w:tcPr/>
+          <w:p>
+            <w:pPr>
+              <w:pStyle w:val="Compact"/>
+              <w:jc w:val="left"/>
+            </w:pPr>
+            <w:r>
+              <w:t xml:space="preserve">총 QALY (할인, 가중 1.0)</w:t>
+            </w:r>
+          </w:p>
+        </w:tc>
+        <w:tc>
+          <w:tcPr/>
+          <w:p>
+            <w:pPr>
+              <w:pStyle w:val="Compact"/>
+              <w:jc w:val="left"/>
+            </w:pPr>
+            <w:r>
+              <w:t xml:space="preserve">2.785</w:t>
+            </w:r>
+          </w:p>
+        </w:tc>
+        <w:tc>
+          <w:tcPr/>
+          <w:p>
+            <w:pPr>
+              <w:pStyle w:val="Compact"/>
+              <w:jc w:val="left"/>
+            </w:pPr>
+            <w:r>
+              <w:t xml:space="preserve">0.205</w:t>
+            </w:r>
+          </w:p>
+        </w:tc>
+        <w:tc>
+          <w:tcPr/>
+          <w:p>
+            <w:pPr>
+              <w:pStyle w:val="Compact"/>
+              <w:jc w:val="left"/>
+            </w:pPr>
+            <w:r>
+              <w:t xml:space="preserve">2.580</w:t>
+            </w:r>
+          </w:p>
+        </w:tc>
+      </w:tr>
+      <w:tr>
+        <w:tc>
+          <w:tcPr/>
+          <w:p>
+            <w:pPr>
+              <w:pStyle w:val="Compact"/>
+              <w:jc w:val="left"/>
+            </w:pPr>
+            <w:r>
+              <w:rPr>
+                <w:bCs/>
+                <w:b/>
+              </w:rPr>
+              <w:t xml:space="preserve">중간 ICER</w:t>
+            </w:r>
+          </w:p>
+        </w:tc>
+        <w:tc>
+          <w:tcPr/>
+          <w:p>
+            <w:pPr>
+              <w:pStyle w:val="Compact"/>
+            </w:pPr>
+          </w:p>
+        </w:tc>
+        <w:tc>
+          <w:tcPr/>
+          <w:p>
+            <w:pPr>
+              <w:pStyle w:val="Compact"/>
+            </w:pPr>
+          </w:p>
+        </w:tc>
+        <w:tc>
+          <w:tcPr/>
+          <w:p>
+            <w:pPr>
+              <w:pStyle w:val="Compact"/>
+              <w:jc w:val="left"/>
+            </w:pPr>
+            <w:r>
+              <w:rPr>
+                <w:bCs/>
+                <w:b/>
+              </w:rPr>
+              <w:t xml:space="preserve">약 9,741만 원/QALY</w:t>
+            </w:r>
+          </w:p>
+        </w:tc>
+      </w:tr>
+    </w:tbl>
+    <w:p>
+      <w:pPr>
+        <w:numPr>
+          <w:ilvl w:val="0"/>
+          <w:numId w:val="1037"/>
+        </w:numPr>
+        <w:pStyle w:val="Compact"/>
+      </w:pPr>
+      <w:r>
+        <w:t xml:space="preserve">EOL 대안값(34,608,200원/인) 적용 시 약 9,712만 원/QALY. 중증도 가중 1.7 유지 시 약 5,730만 원/QALY</w:t>
+      </w:r>
+    </w:p>
+    <w:p>
+      <w:pPr>
+        <w:numPr>
+          <w:ilvl w:val="0"/>
+          <w:numId w:val="1037"/>
+        </w:numPr>
+        <w:pStyle w:val="Compact"/>
+      </w:pPr>
+      <w:r>
+        <w:t xml:space="preserve">⬜ [효용(한국 tariff)·청구자료 이용률·약가(PAS/RSA) 확정 후 본 표를 최종 기본분석으로 대체]</w:t>
       </w:r>
     </w:p>
     <w:bookmarkEnd w:id="59"/>
@@ -8689,7 +9724,7 @@
       <w:pPr>
         <w:numPr>
           <w:ilvl w:val="0"/>
-          <w:numId w:val="1035"/>
+          <w:numId w:val="1038"/>
         </w:numPr>
         <w:pStyle w:val="Compact"/>
       </w:pPr>
@@ -8718,7 +9753,7 @@
       <w:pPr>
         <w:numPr>
           <w:ilvl w:val="0"/>
-          <w:numId w:val="1035"/>
+          <w:numId w:val="1038"/>
         </w:numPr>
         <w:pStyle w:val="Compact"/>
       </w:pPr>
@@ -8741,7 +9776,7 @@
       <w:pPr>
         <w:numPr>
           <w:ilvl w:val="0"/>
-          <w:numId w:val="1035"/>
+          <w:numId w:val="1038"/>
         </w:numPr>
         <w:pStyle w:val="Compact"/>
       </w:pPr>
@@ -8770,7 +9805,7 @@
       <w:pPr>
         <w:numPr>
           <w:ilvl w:val="0"/>
-          <w:numId w:val="1035"/>
+          <w:numId w:val="1038"/>
         </w:numPr>
         <w:pStyle w:val="Compact"/>
       </w:pPr>
@@ -8782,7 +9817,7 @@
       <w:pPr>
         <w:numPr>
           <w:ilvl w:val="0"/>
-          <w:numId w:val="1035"/>
+          <w:numId w:val="1038"/>
         </w:numPr>
         <w:pStyle w:val="Compact"/>
       </w:pPr>
@@ -8794,7 +9829,7 @@
       <w:pPr>
         <w:numPr>
           <w:ilvl w:val="0"/>
-          <w:numId w:val="1035"/>
+          <w:numId w:val="1038"/>
         </w:numPr>
         <w:pStyle w:val="Compact"/>
       </w:pPr>
@@ -8806,7 +9841,7 @@
       <w:pPr>
         <w:numPr>
           <w:ilvl w:val="0"/>
-          <w:numId w:val="1035"/>
+          <w:numId w:val="1038"/>
         </w:numPr>
         <w:pStyle w:val="Compact"/>
       </w:pPr>
@@ -8818,7 +9853,7 @@
       <w:pPr>
         <w:numPr>
           <w:ilvl w:val="0"/>
-          <w:numId w:val="1035"/>
+          <w:numId w:val="1038"/>
         </w:numPr>
         <w:pStyle w:val="Compact"/>
       </w:pPr>
@@ -8830,7 +9865,7 @@
       <w:pPr>
         <w:numPr>
           <w:ilvl w:val="0"/>
-          <w:numId w:val="1035"/>
+          <w:numId w:val="1038"/>
         </w:numPr>
         <w:pStyle w:val="Compact"/>
       </w:pPr>
@@ -8842,7 +9877,7 @@
       <w:pPr>
         <w:numPr>
           <w:ilvl w:val="0"/>
-          <w:numId w:val="1035"/>
+          <w:numId w:val="1038"/>
         </w:numPr>
         <w:pStyle w:val="Compact"/>
       </w:pPr>
@@ -8854,7 +9889,7 @@
       <w:pPr>
         <w:numPr>
           <w:ilvl w:val="0"/>
-          <w:numId w:val="1035"/>
+          <w:numId w:val="1038"/>
         </w:numPr>
         <w:pStyle w:val="Compact"/>
       </w:pPr>
@@ -8866,7 +9901,7 @@
       <w:pPr>
         <w:numPr>
           <w:ilvl w:val="0"/>
-          <w:numId w:val="1035"/>
+          <w:numId w:val="1038"/>
         </w:numPr>
         <w:pStyle w:val="Compact"/>
       </w:pPr>
@@ -9382,6 +10417,15 @@
     <w:abstractNumId w:val="991"/>
   </w:num>
   <w:num w:numId="1035">
+    <w:abstractNumId w:val="991"/>
+  </w:num>
+  <w:num w:numId="1036">
+    <w:abstractNumId w:val="991"/>
+  </w:num>
+  <w:num w:numId="1037">
+    <w:abstractNumId w:val="991"/>
+  </w:num>
+  <w:num w:numId="1038">
     <w:abstractNumId w:val="99411"/>
     <w:lvlOverride w:ilvl="0">
       <w:startOverride w:val="1"/>
